--- a/fuentes/Actividad_didactica_CF01_66210001.docx
+++ b/fuentes/Actividad_didactica_CF01_66210001.docx
@@ -1,12 +1,12 @@
 
 <file path=word/document.xml><?xml version="1.0" encoding="utf-8"?>
-<w:document xmlns:wpc="http://schemas.microsoft.com/office/word/2010/wordprocessingCanvas" xmlns:cx="http://schemas.microsoft.com/office/drawing/2014/chartex" xmlns:cx1="http://schemas.microsoft.com/office/drawing/2015/9/8/chartex" xmlns:cx2="http://schemas.microsoft.com/office/drawing/2015/10/21/chartex" xmlns:cx3="http://schemas.microsoft.com/office/drawing/2016/5/9/chartex" xmlns:cx4="http://schemas.microsoft.com/office/drawing/2016/5/10/chartex" xmlns:cx5="http://schemas.microsoft.com/office/drawing/2016/5/11/chartex" xmlns:cx6="http://schemas.microsoft.com/office/drawing/2016/5/12/chartex" xmlns:cx7="http://schemas.microsoft.com/office/drawing/2016/5/13/chartex" xmlns:cx8="http://schemas.microsoft.com/office/drawing/2016/5/14/chartex" xmlns:mc="http://schemas.openxmlformats.org/markup-compatibility/2006" xmlns:aink="http://schemas.microsoft.com/office/drawing/2016/ink" xmlns:am3d="http://schemas.microsoft.com/office/drawing/2017/model3d" xmlns:o="urn:schemas-microsoft-com:office:office" xmlns:oel="http://schemas.microsoft.com/office/2019/extlst" xmlns:r="http://schemas.openxmlformats.org/officeDocument/2006/relationships" xmlns:m="http://schemas.openxmlformats.org/officeDocument/2006/math" xmlns:v="urn:schemas-microsoft-com:vml" xmlns:wp14="http://schemas.microsoft.com/office/word/2010/wordprocessingDrawing" xmlns:wp="http://schemas.openxmlformats.org/drawingml/2006/wordprocessingDrawing" xmlns:w10="urn:schemas-microsoft-com:office:word" xmlns:w="http://schemas.openxmlformats.org/wordprocessingml/2006/main" xmlns:w14="http://schemas.microsoft.com/office/word/2010/wordml" xmlns:w15="http://schemas.microsoft.com/office/word/2012/wordml" xmlns:w16cex="http://schemas.microsoft.com/office/word/2018/wordml/cex" xmlns:w16cid="http://schemas.microsoft.com/office/word/2016/wordml/cid" xmlns:w16="http://schemas.microsoft.com/office/word/2018/wordml" xmlns:w16du="http://schemas.microsoft.com/office/word/2023/wordml/word16du" xmlns:w16sdtdh="http://schemas.microsoft.com/office/word/2020/wordml/sdtdatahash" xmlns:w16sdtfl="http://schemas.microsoft.com/office/word/2024/wordml/sdtformatlock" xmlns:w16se="http://schemas.microsoft.com/office/word/2015/wordml/symex" xmlns:wpg="http://schemas.microsoft.com/office/word/2010/wordprocessingGroup" xmlns:wpi="http://schemas.microsoft.com/office/word/2010/wordprocessingInk" xmlns:wne="http://schemas.microsoft.com/office/word/2006/wordml" xmlns:wps="http://schemas.microsoft.com/office/word/2010/wordprocessingShape" mc:Ignorable="w14 w15 w16se w16cid w16 w16cex w16sdtdh w16sdtfl w16du wp14">
+<w:document xmlns:wpc="http://schemas.microsoft.com/office/word/2010/wordprocessingCanvas" xmlns:cx="http://schemas.microsoft.com/office/drawing/2014/chartex" xmlns:cx1="http://schemas.microsoft.com/office/drawing/2015/9/8/chartex" xmlns:cx2="http://schemas.microsoft.com/office/drawing/2015/10/21/chartex" xmlns:cx3="http://schemas.microsoft.com/office/drawing/2016/5/9/chartex" xmlns:cx4="http://schemas.microsoft.com/office/drawing/2016/5/10/chartex" xmlns:cx5="http://schemas.microsoft.com/office/drawing/2016/5/11/chartex" xmlns:cx6="http://schemas.microsoft.com/office/drawing/2016/5/12/chartex" xmlns:cx7="http://schemas.microsoft.com/office/drawing/2016/5/13/chartex" xmlns:cx8="http://schemas.microsoft.com/office/drawing/2016/5/14/chartex" xmlns:mc="http://schemas.openxmlformats.org/markup-compatibility/2006" xmlns:aink="http://schemas.microsoft.com/office/drawing/2016/ink" xmlns:am3d="http://schemas.microsoft.com/office/drawing/2017/model3d" xmlns:o="urn:schemas-microsoft-com:office:office" xmlns:oel="http://schemas.microsoft.com/office/2019/extlst" xmlns:r="http://schemas.openxmlformats.org/officeDocument/2006/relationships" xmlns:m="http://schemas.openxmlformats.org/officeDocument/2006/math" xmlns:v="urn:schemas-microsoft-com:vml" xmlns:wp14="http://schemas.microsoft.com/office/word/2010/wordprocessingDrawing" xmlns:wp="http://schemas.openxmlformats.org/drawingml/2006/wordprocessingDrawing" xmlns:w10="urn:schemas-microsoft-com:office:word" xmlns:w="http://schemas.openxmlformats.org/wordprocessingml/2006/main" xmlns:w14="http://schemas.microsoft.com/office/word/2010/wordml" xmlns:w15="http://schemas.microsoft.com/office/word/2012/wordml" xmlns:w16cex="http://schemas.microsoft.com/office/word/2018/wordml/cex" xmlns:w16cid="http://schemas.microsoft.com/office/word/2016/wordml/cid" xmlns:w16="http://schemas.microsoft.com/office/word/2018/wordml" xmlns:w16du="http://schemas.microsoft.com/office/word/2023/wordml/word16du" xmlns:w16sdtdh="http://schemas.microsoft.com/office/word/2020/wordml/sdtdatahash" xmlns:w16sdtfl="http://schemas.microsoft.com/office/word/2024/wordml/sdtformatlock" xmlns:w16se="http://schemas.microsoft.com/office/word/2015/wordml/symex" xmlns:wpg="http://schemas.microsoft.com/office/word/2010/wordprocessingGroup" xmlns:wpi="http://schemas.microsoft.com/office/word/2010/wordprocessingInk" xmlns:wne="http://schemas.microsoft.com/office/word/2006/wordml" xmlns:wps="http://schemas.microsoft.com/office/word/2010/wordprocessingShape" xmlns:a="http://schemas.openxmlformats.org/drawingml/2006/main" xmlns:pic="http://schemas.openxmlformats.org/drawingml/2006/picture" mc:Ignorable="w14 w15 w16se w16cid w16 w16cex w16sdtdh w16sdtfl w16du wp14">
   <w:body>
     <w:p>
       <w:pPr>
         <w:spacing w:after="160" w:line="259" w:lineRule="auto"/>
         <w:rPr>
-          <w:rFonts w:ascii="Calibri" w:eastAsia="Calibri" w:hAnsi="Calibri" w:cs="Calibri"/>
+          <w:rFonts w:ascii="Calibri" w:hAnsi="Calibri" w:eastAsia="Calibri" w:cs="Calibri"/>
         </w:rPr>
       </w:pPr>
     </w:p>
@@ -16,12 +16,12 @@
         <w:tblW w:w="10154" w:type="dxa"/>
         <w:tblInd w:w="-680" w:type="dxa"/>
         <w:tblBorders>
-          <w:top w:val="single" w:sz="4" w:space="0" w:color="F4B083"/>
-          <w:left w:val="single" w:sz="4" w:space="0" w:color="F4B083"/>
-          <w:bottom w:val="single" w:sz="4" w:space="0" w:color="F4B083"/>
-          <w:right w:val="single" w:sz="4" w:space="0" w:color="F4B083"/>
-          <w:insideH w:val="single" w:sz="4" w:space="0" w:color="F4B083"/>
-          <w:insideV w:val="single" w:sz="4" w:space="0" w:color="F4B083"/>
+          <w:top w:val="single" w:color="F4B083" w:sz="4" w:space="0"/>
+          <w:left w:val="single" w:color="F4B083" w:sz="4" w:space="0"/>
+          <w:bottom w:val="single" w:color="F4B083" w:sz="4" w:space="0"/>
+          <w:right w:val="single" w:color="F4B083" w:sz="4" w:space="0"/>
+          <w:insideH w:val="single" w:color="F4B083" w:sz="4" w:space="0"/>
+          <w:insideV w:val="single" w:color="F4B083" w:sz="4" w:space="0"/>
         </w:tblBorders>
         <w:tblLayout w:type="fixed"/>
         <w:tblLook w:val="04A0" w:firstRow="1" w:lastRow="0" w:firstColumn="1" w:lastColumn="0" w:noHBand="0" w:noVBand="1"/>
@@ -46,7 +46,7 @@
             <w:pPr>
               <w:jc w:val="center"/>
               <w:rPr>
-                <w:rFonts w:ascii="Calibri" w:eastAsia="Calibri" w:hAnsi="Calibri" w:cs="Calibri"/>
+                <w:rFonts w:ascii="Calibri" w:hAnsi="Calibri" w:eastAsia="Calibri" w:cs="Calibri"/>
               </w:rPr>
             </w:pPr>
             <w:r>
@@ -75,7 +75,7 @@
                           <pic:cNvPicPr preferRelativeResize="0"/>
                         </pic:nvPicPr>
                         <pic:blipFill>
-                          <a:blip r:embed="rId7"/>
+                          <a:blip r:embed="rId10"/>
                           <a:srcRect r="78526" b="67202"/>
                           <a:stretch>
                             <a:fillRect/>
@@ -102,20 +102,20 @@
             <w:pPr>
               <w:jc w:val="center"/>
               <w:rPr>
-                <w:rFonts w:ascii="Calibri" w:eastAsia="Calibri" w:hAnsi="Calibri" w:cs="Calibri"/>
-              </w:rPr>
-            </w:pPr>
-          </w:p>
-          <w:p>
-            <w:pPr>
-              <w:rPr>
-                <w:rFonts w:ascii="Calibri" w:eastAsia="Calibri" w:hAnsi="Calibri" w:cs="Calibri"/>
+                <w:rFonts w:ascii="Calibri" w:hAnsi="Calibri" w:eastAsia="Calibri" w:cs="Calibri"/>
+              </w:rPr>
+            </w:pPr>
+          </w:p>
+          <w:p>
+            <w:pPr>
+              <w:rPr>
+                <w:rFonts w:ascii="Calibri" w:hAnsi="Calibri" w:eastAsia="Calibri" w:cs="Calibri"/>
                 <w:color w:val="ED7D31"/>
               </w:rPr>
             </w:pPr>
             <w:r>
               <w:rPr>
-                <w:rFonts w:ascii="Calibri" w:eastAsia="Calibri" w:hAnsi="Calibri" w:cs="Calibri"/>
+                <w:rFonts w:ascii="Calibri" w:hAnsi="Calibri" w:eastAsia="Calibri" w:cs="Calibri"/>
                 <w:color w:val="ED7D31"/>
               </w:rPr>
               <w:t>ACTIVIDAD DIDÁCTICA CUESTIONARIO</w:t>
@@ -125,7 +125,7 @@
             <w:pPr>
               <w:jc w:val="center"/>
               <w:rPr>
-                <w:rFonts w:ascii="Calibri" w:eastAsia="Calibri" w:hAnsi="Calibri" w:cs="Calibri"/>
+                <w:rFonts w:ascii="Calibri" w:hAnsi="Calibri" w:eastAsia="Calibri" w:cs="Calibri"/>
               </w:rPr>
             </w:pPr>
           </w:p>
@@ -145,7 +145,7 @@
             <w:pPr>
               <w:spacing w:after="160"/>
               <w:rPr>
-                <w:rFonts w:ascii="Calibri" w:eastAsia="Calibri" w:hAnsi="Calibri" w:cs="Calibri"/>
+                <w:rFonts w:ascii="Calibri" w:hAnsi="Calibri" w:eastAsia="Calibri" w:cs="Calibri"/>
                 <w:color w:val="595959"/>
                 <w:sz w:val="24"/>
                 <w:szCs w:val="24"/>
@@ -153,7 +153,7 @@
             </w:pPr>
             <w:r>
               <w:rPr>
-                <w:rFonts w:ascii="Calibri" w:eastAsia="Calibri" w:hAnsi="Calibri" w:cs="Calibri"/>
+                <w:rFonts w:ascii="Calibri" w:hAnsi="Calibri" w:eastAsia="Calibri" w:cs="Calibri"/>
                 <w:b w:val="0"/>
                 <w:bCs w:val="0"/>
                 <w:color w:val="595959"/>
@@ -185,7 +185,7 @@
             </w:pPr>
             <w:r>
               <w:rPr>
-                <w:rFonts w:ascii="Calibri" w:eastAsia="Calibri" w:hAnsi="Calibri" w:cs="Calibri"/>
+                <w:rFonts w:ascii="Calibri" w:hAnsi="Calibri" w:eastAsia="Calibri" w:cs="Calibri"/>
                 <w:b w:val="0"/>
                 <w:bCs w:val="0"/>
                 <w:color w:val="595959"/>
@@ -217,7 +217,7 @@
             </w:pPr>
             <w:r>
               <w:rPr>
-                <w:rFonts w:ascii="Calibri" w:eastAsia="Calibri" w:hAnsi="Calibri" w:cs="Calibri"/>
+                <w:rFonts w:ascii="Calibri" w:hAnsi="Calibri" w:eastAsia="Calibri" w:cs="Calibri"/>
                 <w:b w:val="0"/>
                 <w:bCs w:val="0"/>
                 <w:color w:val="595959"/>
@@ -249,7 +249,7 @@
             </w:pPr>
             <w:r>
               <w:rPr>
-                <w:rFonts w:ascii="Calibri" w:eastAsia="Calibri" w:hAnsi="Calibri" w:cs="Calibri"/>
+                <w:rFonts w:ascii="Calibri" w:hAnsi="Calibri" w:eastAsia="Calibri" w:cs="Calibri"/>
                 <w:b w:val="0"/>
                 <w:bCs w:val="0"/>
                 <w:color w:val="595959"/>
@@ -281,7 +281,7 @@
             </w:pPr>
             <w:r>
               <w:rPr>
-                <w:rFonts w:ascii="Calibri" w:eastAsia="Calibri" w:hAnsi="Calibri" w:cs="Calibri"/>
+                <w:rFonts w:ascii="Calibri" w:hAnsi="Calibri" w:eastAsia="Calibri" w:cs="Calibri"/>
                 <w:b w:val="0"/>
                 <w:bCs w:val="0"/>
                 <w:color w:val="595959"/>
@@ -313,7 +313,7 @@
             </w:pPr>
             <w:r>
               <w:rPr>
-                <w:rFonts w:ascii="Calibri" w:eastAsia="Calibri" w:hAnsi="Calibri" w:cs="Calibri"/>
+                <w:rFonts w:ascii="Calibri" w:hAnsi="Calibri" w:eastAsia="Calibri" w:cs="Calibri"/>
                 <w:b w:val="0"/>
                 <w:bCs w:val="0"/>
                 <w:color w:val="595959"/>
@@ -334,7 +334,7 @@
             </w:pPr>
             <w:r>
               <w:rPr>
-                <w:rFonts w:ascii="Calibri" w:eastAsia="Calibri" w:hAnsi="Calibri" w:cs="Calibri"/>
+                <w:rFonts w:ascii="Calibri" w:hAnsi="Calibri" w:eastAsia="Calibri" w:cs="Calibri"/>
                 <w:b w:val="0"/>
                 <w:bCs w:val="0"/>
                 <w:color w:val="595959"/>
@@ -356,13 +356,13 @@
           <w:p>
             <w:pPr>
               <w:rPr>
-                <w:rFonts w:ascii="Calibri" w:eastAsia="Calibri" w:hAnsi="Calibri" w:cs="Calibri"/>
-                <w:color w:val="595959"/>
-              </w:rPr>
-            </w:pPr>
-            <w:r>
-              <w:rPr>
-                <w:rFonts w:ascii="Calibri" w:eastAsia="Calibri" w:hAnsi="Calibri" w:cs="Calibri"/>
+                <w:rFonts w:ascii="Calibri" w:hAnsi="Calibri" w:eastAsia="Calibri" w:cs="Calibri"/>
+                <w:color w:val="595959"/>
+              </w:rPr>
+            </w:pPr>
+            <w:r>
+              <w:rPr>
+                <w:rFonts w:ascii="Calibri" w:hAnsi="Calibri" w:eastAsia="Calibri" w:cs="Calibri"/>
                 <w:color w:val="595959"/>
               </w:rPr>
               <w:t>Instrucciones para el aprendiz</w:t>
@@ -371,15 +371,15 @@
           <w:p>
             <w:pPr>
               <w:rPr>
-                <w:rFonts w:ascii="Calibri" w:eastAsia="Calibri" w:hAnsi="Calibri" w:cs="Calibri"/>
-                <w:color w:val="595959"/>
-              </w:rPr>
-            </w:pPr>
-          </w:p>
-          <w:p>
-            <w:pPr>
-              <w:rPr>
-                <w:rFonts w:ascii="Calibri" w:eastAsia="Calibri" w:hAnsi="Calibri" w:cs="Calibri"/>
+                <w:rFonts w:ascii="Calibri" w:hAnsi="Calibri" w:eastAsia="Calibri" w:cs="Calibri"/>
+                <w:color w:val="595959"/>
+              </w:rPr>
+            </w:pPr>
+          </w:p>
+          <w:p>
+            <w:pPr>
+              <w:rPr>
+                <w:rFonts w:ascii="Calibri" w:hAnsi="Calibri" w:eastAsia="Calibri" w:cs="Calibri"/>
                 <w:color w:val="595959"/>
               </w:rPr>
             </w:pPr>
@@ -394,7 +394,7 @@
             <w:pPr>
               <w:cnfStyle w:val="000000000000" w:firstRow="0" w:lastRow="0" w:firstColumn="0" w:lastColumn="0" w:oddVBand="0" w:evenVBand="0" w:oddHBand="0" w:evenHBand="0" w:firstRowFirstColumn="0" w:firstRowLastColumn="0" w:lastRowFirstColumn="0" w:lastRowLastColumn="0"/>
               <w:rPr>
-                <w:rFonts w:ascii="Calibri" w:eastAsia="Calibri" w:hAnsi="Calibri" w:cs="Calibri"/>
+                <w:rFonts w:ascii="Calibri" w:hAnsi="Calibri" w:eastAsia="Calibri" w:cs="Calibri"/>
                 <w:color w:val="AEAAAA"/>
               </w:rPr>
             </w:pPr>
@@ -403,20 +403,20 @@
             <w:pPr>
               <w:cnfStyle w:val="000000000000" w:firstRow="0" w:lastRow="0" w:firstColumn="0" w:lastColumn="0" w:oddVBand="0" w:evenVBand="0" w:oddHBand="0" w:evenHBand="0" w:firstRowFirstColumn="0" w:firstRowLastColumn="0" w:lastRowFirstColumn="0" w:lastRowLastColumn="0"/>
               <w:rPr>
-                <w:rFonts w:ascii="Calibri" w:eastAsia="Calibri" w:hAnsi="Calibri" w:cs="Calibri"/>
-                <w:color w:val="000000"/>
-              </w:rPr>
-            </w:pPr>
-            <w:r>
-              <w:rPr>
-                <w:rFonts w:ascii="Calibri" w:eastAsia="Calibri" w:hAnsi="Calibri" w:cs="Calibri"/>
+                <w:rFonts w:ascii="Calibri" w:hAnsi="Calibri" w:eastAsia="Calibri" w:cs="Calibri"/>
+                <w:color w:val="000000"/>
+              </w:rPr>
+            </w:pPr>
+            <w:r>
+              <w:rPr>
+                <w:rFonts w:ascii="Calibri" w:hAnsi="Calibri" w:eastAsia="Calibri" w:cs="Calibri"/>
                 <w:color w:val="000000"/>
               </w:rPr>
               <w:t>Esta actividad le permitirá determinar el grado de apropiación de los contenidos del componente formativo</w:t>
             </w:r>
             <w:r>
               <w:rPr>
-                <w:rFonts w:ascii="Calibri" w:eastAsia="Calibri" w:hAnsi="Calibri" w:cs="Calibri"/>
+                <w:rFonts w:ascii="Calibri" w:hAnsi="Calibri" w:eastAsia="Calibri" w:cs="Calibri"/>
                 <w:color w:val="000000"/>
               </w:rPr>
               <w:t xml:space="preserve"> </w:t>
@@ -468,7 +468,7 @@
             <w:pPr>
               <w:cnfStyle w:val="000000000000" w:firstRow="0" w:lastRow="0" w:firstColumn="0" w:lastColumn="0" w:oddVBand="0" w:evenVBand="0" w:oddHBand="0" w:evenHBand="0" w:firstRowFirstColumn="0" w:firstRowLastColumn="0" w:lastRowFirstColumn="0" w:lastRowLastColumn="0"/>
               <w:rPr>
-                <w:rFonts w:ascii="Calibri" w:eastAsia="Calibri" w:hAnsi="Calibri" w:cs="Calibri"/>
+                <w:rFonts w:ascii="Calibri" w:hAnsi="Calibri" w:eastAsia="Calibri" w:cs="Calibri"/>
                 <w:color w:val="000000"/>
               </w:rPr>
             </w:pPr>
@@ -477,13 +477,13 @@
             <w:pPr>
               <w:cnfStyle w:val="000000000000" w:firstRow="0" w:lastRow="0" w:firstColumn="0" w:lastColumn="0" w:oddVBand="0" w:evenVBand="0" w:oddHBand="0" w:evenHBand="0" w:firstRowFirstColumn="0" w:firstRowLastColumn="0" w:lastRowFirstColumn="0" w:lastRowLastColumn="0"/>
               <w:rPr>
-                <w:rFonts w:ascii="Calibri" w:eastAsia="Calibri" w:hAnsi="Calibri" w:cs="Calibri"/>
-                <w:color w:val="000000"/>
-              </w:rPr>
-            </w:pPr>
-            <w:r>
-              <w:rPr>
-                <w:rFonts w:ascii="Calibri" w:eastAsia="Calibri" w:hAnsi="Calibri" w:cs="Calibri"/>
+                <w:rFonts w:ascii="Calibri" w:hAnsi="Calibri" w:eastAsia="Calibri" w:cs="Calibri"/>
+                <w:color w:val="000000"/>
+              </w:rPr>
+            </w:pPr>
+            <w:r>
+              <w:rPr>
+                <w:rFonts w:ascii="Calibri" w:hAnsi="Calibri" w:eastAsia="Calibri" w:cs="Calibri"/>
                 <w:color w:val="000000"/>
               </w:rPr>
               <w:t>Antes de su realización, se recomienda la lectura del componente formativo mencionado. Es opcional (no es calificable), y puede realizarse todas las veces que se desee.</w:t>
@@ -493,7 +493,7 @@
             <w:pPr>
               <w:cnfStyle w:val="000000000000" w:firstRow="0" w:lastRow="0" w:firstColumn="0" w:lastColumn="0" w:oddVBand="0" w:evenVBand="0" w:oddHBand="0" w:evenHBand="0" w:firstRowFirstColumn="0" w:firstRowLastColumn="0" w:lastRowFirstColumn="0" w:lastRowLastColumn="0"/>
               <w:rPr>
-                <w:rFonts w:ascii="Calibri" w:eastAsia="Calibri" w:hAnsi="Calibri" w:cs="Calibri"/>
+                <w:rFonts w:ascii="Calibri" w:hAnsi="Calibri" w:eastAsia="Calibri" w:cs="Calibri"/>
                 <w:color w:val="000000"/>
               </w:rPr>
             </w:pPr>
@@ -502,13 +502,13 @@
             <w:pPr>
               <w:cnfStyle w:val="000000000000" w:firstRow="0" w:lastRow="0" w:firstColumn="0" w:lastColumn="0" w:oddVBand="0" w:evenVBand="0" w:oddHBand="0" w:evenHBand="0" w:firstRowFirstColumn="0" w:firstRowLastColumn="0" w:lastRowFirstColumn="0" w:lastRowLastColumn="0"/>
               <w:rPr>
-                <w:rFonts w:ascii="Calibri" w:eastAsia="Calibri" w:hAnsi="Calibri" w:cs="Calibri"/>
-                <w:color w:val="000000"/>
-              </w:rPr>
-            </w:pPr>
-            <w:r>
-              <w:rPr>
-                <w:rFonts w:ascii="Calibri" w:eastAsia="Calibri" w:hAnsi="Calibri" w:cs="Calibri"/>
+                <w:rFonts w:ascii="Calibri" w:hAnsi="Calibri" w:eastAsia="Calibri" w:cs="Calibri"/>
+                <w:color w:val="000000"/>
+              </w:rPr>
+            </w:pPr>
+            <w:r>
+              <w:rPr>
+                <w:rFonts w:ascii="Calibri" w:hAnsi="Calibri" w:eastAsia="Calibri" w:cs="Calibri"/>
                 <w:color w:val="000000"/>
               </w:rPr>
               <w:t>Lea la afirmación de cada ítem y luego señale verdadero o falso según corresponda.</w:t>
@@ -518,7 +518,7 @@
             <w:pPr>
               <w:cnfStyle w:val="000000000000" w:firstRow="0" w:lastRow="0" w:firstColumn="0" w:lastColumn="0" w:oddVBand="0" w:evenVBand="0" w:oddHBand="0" w:evenHBand="0" w:firstRowFirstColumn="0" w:firstRowLastColumn="0" w:lastRowFirstColumn="0" w:lastRowLastColumn="0"/>
               <w:rPr>
-                <w:rFonts w:ascii="Calibri" w:eastAsia="Calibri" w:hAnsi="Calibri" w:cs="Calibri"/>
+                <w:rFonts w:ascii="Calibri" w:hAnsi="Calibri" w:eastAsia="Calibri" w:cs="Calibri"/>
                 <w:color w:val="AEAAAA"/>
               </w:rPr>
             </w:pPr>
@@ -527,7 +527,7 @@
             <w:pPr>
               <w:cnfStyle w:val="000000000000" w:firstRow="0" w:lastRow="0" w:firstColumn="0" w:lastColumn="0" w:oddVBand="0" w:evenVBand="0" w:oddHBand="0" w:evenHBand="0" w:firstRowFirstColumn="0" w:firstRowLastColumn="0" w:lastRowFirstColumn="0" w:lastRowLastColumn="0"/>
               <w:rPr>
-                <w:rFonts w:ascii="Calibri" w:eastAsia="Calibri" w:hAnsi="Calibri" w:cs="Calibri"/>
+                <w:rFonts w:ascii="Calibri" w:hAnsi="Calibri" w:eastAsia="Calibri" w:cs="Calibri"/>
                 <w:color w:val="AEAAAA"/>
               </w:rPr>
             </w:pPr>
@@ -547,13 +547,13 @@
           <w:p>
             <w:pPr>
               <w:rPr>
-                <w:rFonts w:ascii="Calibri" w:eastAsia="Calibri" w:hAnsi="Calibri" w:cs="Calibri"/>
-                <w:color w:val="595959"/>
-              </w:rPr>
-            </w:pPr>
-            <w:r>
-              <w:rPr>
-                <w:rFonts w:ascii="Calibri" w:eastAsia="Calibri" w:hAnsi="Calibri" w:cs="Calibri"/>
+                <w:rFonts w:ascii="Calibri" w:hAnsi="Calibri" w:eastAsia="Calibri" w:cs="Calibri"/>
+                <w:color w:val="595959"/>
+              </w:rPr>
+            </w:pPr>
+            <w:r>
+              <w:rPr>
+                <w:rFonts w:ascii="Calibri" w:hAnsi="Calibri" w:eastAsia="Calibri" w:cs="Calibri"/>
                 <w:color w:val="595959"/>
               </w:rPr>
               <w:t>Nombre de la Actividad</w:t>
@@ -572,7 +572,7 @@
               <w:widowControl w:val="0"/>
               <w:cnfStyle w:val="000000100000" w:firstRow="0" w:lastRow="0" w:firstColumn="0" w:lastColumn="0" w:oddVBand="0" w:evenVBand="0" w:oddHBand="1" w:evenHBand="0" w:firstRowFirstColumn="0" w:firstRowLastColumn="0" w:lastRowFirstColumn="0" w:lastRowLastColumn="0"/>
               <w:rPr>
-                <w:rFonts w:asciiTheme="majorHAnsi" w:eastAsia="Calibri" w:hAnsiTheme="majorHAnsi" w:cstheme="majorHAnsi"/>
+                <w:rFonts w:eastAsia="Calibri" w:asciiTheme="majorHAnsi" w:hAnsiTheme="majorHAnsi" w:cstheme="majorHAnsi"/>
                 <w:color w:val="000000"/>
               </w:rPr>
             </w:pPr>
@@ -604,13 +604,13 @@
           <w:p>
             <w:pPr>
               <w:rPr>
-                <w:rFonts w:ascii="Calibri" w:eastAsia="Calibri" w:hAnsi="Calibri" w:cs="Calibri"/>
-                <w:color w:val="595959"/>
-              </w:rPr>
-            </w:pPr>
-            <w:r>
-              <w:rPr>
-                <w:rFonts w:ascii="Calibri" w:eastAsia="Calibri" w:hAnsi="Calibri" w:cs="Calibri"/>
+                <w:rFonts w:ascii="Calibri" w:hAnsi="Calibri" w:eastAsia="Calibri" w:cs="Calibri"/>
+                <w:color w:val="595959"/>
+              </w:rPr>
+            </w:pPr>
+            <w:r>
+              <w:rPr>
+                <w:rFonts w:ascii="Calibri" w:hAnsi="Calibri" w:eastAsia="Calibri" w:cs="Calibri"/>
                 <w:color w:val="595959"/>
               </w:rPr>
               <w:t>Objetivo de la actividad</w:t>
@@ -628,7 +628,7 @@
               <w:widowControl w:val="0"/>
               <w:cnfStyle w:val="000000000000" w:firstRow="0" w:lastRow="0" w:firstColumn="0" w:lastColumn="0" w:oddVBand="0" w:evenVBand="0" w:oddHBand="0" w:evenHBand="0" w:firstRowFirstColumn="0" w:firstRowLastColumn="0" w:lastRowFirstColumn="0" w:lastRowLastColumn="0"/>
               <w:rPr>
-                <w:rFonts w:asciiTheme="majorHAnsi" w:eastAsia="Calibri" w:hAnsiTheme="majorHAnsi" w:cstheme="majorHAnsi"/>
+                <w:rFonts w:eastAsia="Calibri" w:asciiTheme="majorHAnsi" w:hAnsiTheme="majorHAnsi" w:cstheme="majorHAnsi"/>
                 <w:color w:val="000000"/>
               </w:rPr>
             </w:pPr>
@@ -655,13 +655,13 @@
           <w:p>
             <w:pPr>
               <w:rPr>
-                <w:rFonts w:ascii="Calibri" w:eastAsia="Calibri" w:hAnsi="Calibri" w:cs="Calibri"/>
-                <w:color w:val="595959"/>
-              </w:rPr>
-            </w:pPr>
-            <w:r>
-              <w:rPr>
-                <w:rFonts w:ascii="Calibri" w:eastAsia="Calibri" w:hAnsi="Calibri" w:cs="Calibri"/>
+                <w:rFonts w:ascii="Calibri" w:hAnsi="Calibri" w:eastAsia="Calibri" w:cs="Calibri"/>
+                <w:color w:val="595959"/>
+              </w:rPr>
+            </w:pPr>
+            <w:r>
+              <w:rPr>
+                <w:rFonts w:ascii="Calibri" w:hAnsi="Calibri" w:eastAsia="Calibri" w:cs="Calibri"/>
                 <w:color w:val="595959"/>
               </w:rPr>
               <w:t>Texto descriptivo</w:t>
@@ -679,13 +679,13 @@
               <w:widowControl w:val="0"/>
               <w:cnfStyle w:val="000000100000" w:firstRow="0" w:lastRow="0" w:firstColumn="0" w:lastColumn="0" w:oddVBand="0" w:evenVBand="0" w:oddHBand="1" w:evenHBand="0" w:firstRowFirstColumn="0" w:firstRowLastColumn="0" w:lastRowFirstColumn="0" w:lastRowLastColumn="0"/>
               <w:rPr>
-                <w:rFonts w:ascii="Calibri" w:eastAsia="Calibri" w:hAnsi="Calibri" w:cs="Calibri"/>
-                <w:color w:val="000000"/>
-              </w:rPr>
-            </w:pPr>
-            <w:r>
-              <w:rPr>
-                <w:rFonts w:ascii="Calibri" w:eastAsia="Calibri" w:hAnsi="Calibri" w:cs="Calibri"/>
+                <w:rFonts w:ascii="Calibri" w:hAnsi="Calibri" w:eastAsia="Calibri" w:cs="Calibri"/>
+                <w:color w:val="000000"/>
+              </w:rPr>
+            </w:pPr>
+            <w:r>
+              <w:rPr>
+                <w:rFonts w:ascii="Calibri" w:hAnsi="Calibri" w:eastAsia="Calibri" w:cs="Calibri"/>
                 <w:color w:val="000000"/>
               </w:rPr>
               <w:t>Lea cada enunciado referente a los temas desarrollados en el componente formativo y elija entre verdadero y falso según corresponda.</w:t>
@@ -708,13 +708,13 @@
             <w:pPr>
               <w:jc w:val="center"/>
               <w:rPr>
-                <w:rFonts w:ascii="Calibri" w:eastAsia="Calibri" w:hAnsi="Calibri" w:cs="Calibri"/>
-                <w:color w:val="595959"/>
-              </w:rPr>
-            </w:pPr>
-            <w:r>
-              <w:rPr>
-                <w:rFonts w:ascii="Calibri" w:eastAsia="Calibri" w:hAnsi="Calibri" w:cs="Calibri"/>
+                <w:rFonts w:ascii="Calibri" w:hAnsi="Calibri" w:eastAsia="Calibri" w:cs="Calibri"/>
+                <w:color w:val="595959"/>
+              </w:rPr>
+            </w:pPr>
+            <w:r>
+              <w:rPr>
+                <w:rFonts w:ascii="Calibri" w:hAnsi="Calibri" w:eastAsia="Calibri" w:cs="Calibri"/>
                 <w:color w:val="595959"/>
               </w:rPr>
               <w:t>PREGUNTAS</w:t>
@@ -736,13 +736,13 @@
           <w:p>
             <w:pPr>
               <w:rPr>
-                <w:rFonts w:ascii="Calibri" w:eastAsia="Calibri" w:hAnsi="Calibri" w:cs="Calibri"/>
-                <w:color w:val="595959"/>
-              </w:rPr>
-            </w:pPr>
-            <w:r>
-              <w:rPr>
-                <w:rFonts w:ascii="Calibri" w:eastAsia="Calibri" w:hAnsi="Calibri" w:cs="Calibri"/>
+                <w:rFonts w:ascii="Calibri" w:hAnsi="Calibri" w:eastAsia="Calibri" w:cs="Calibri"/>
+                <w:color w:val="595959"/>
+              </w:rPr>
+            </w:pPr>
+            <w:r>
+              <w:rPr>
+                <w:rFonts w:ascii="Calibri" w:hAnsi="Calibri" w:eastAsia="Calibri" w:cs="Calibri"/>
                 <w:color w:val="595959"/>
               </w:rPr>
               <w:t>Pregunta 1</w:t>
@@ -779,7 +779,7 @@
             <w:pPr>
               <w:cnfStyle w:val="000000100000" w:firstRow="0" w:lastRow="0" w:firstColumn="0" w:lastColumn="0" w:oddVBand="0" w:evenVBand="0" w:oddHBand="1" w:evenHBand="0" w:firstRowFirstColumn="0" w:firstRowLastColumn="0" w:lastRowFirstColumn="0" w:lastRowLastColumn="0"/>
               <w:rPr>
-                <w:rFonts w:ascii="Calibri" w:eastAsia="Calibri" w:hAnsi="Calibri" w:cs="Calibri"/>
+                <w:rFonts w:ascii="Calibri" w:hAnsi="Calibri" w:eastAsia="Calibri" w:cs="Calibri"/>
                 <w:b/>
                 <w:bCs/>
                 <w:color w:val="000000"/>
@@ -798,27 +798,27 @@
               <w:widowControl w:val="0"/>
               <w:cnfStyle w:val="000000100000" w:firstRow="0" w:lastRow="0" w:firstColumn="0" w:lastColumn="0" w:oddVBand="0" w:evenVBand="0" w:oddHBand="1" w:evenHBand="0" w:firstRowFirstColumn="0" w:firstRowLastColumn="0" w:lastRowFirstColumn="0" w:lastRowLastColumn="0"/>
               <w:rPr>
-                <w:rFonts w:ascii="Calibri" w:eastAsia="Calibri" w:hAnsi="Calibri" w:cs="Calibri"/>
+                <w:rFonts w:ascii="Calibri" w:hAnsi="Calibri" w:eastAsia="Calibri" w:cs="Calibri"/>
                 <w:color w:val="AEAAAA"/>
               </w:rPr>
             </w:pPr>
             <w:r>
               <w:rPr>
-                <w:rFonts w:ascii="Calibri" w:eastAsia="Calibri" w:hAnsi="Calibri" w:cs="Calibri"/>
+                <w:rFonts w:ascii="Calibri" w:hAnsi="Calibri" w:eastAsia="Calibri" w:cs="Calibri"/>
                 <w:color w:val="AEAAAA"/>
               </w:rPr>
               <w:t>Rta</w:t>
             </w:r>
             <w:r>
               <w:rPr>
-                <w:rFonts w:ascii="Calibri" w:eastAsia="Calibri" w:hAnsi="Calibri" w:cs="Calibri"/>
+                <w:rFonts w:ascii="Calibri" w:hAnsi="Calibri" w:eastAsia="Calibri" w:cs="Calibri"/>
                 <w:color w:val="AEAAAA"/>
               </w:rPr>
               <w:t>.</w:t>
             </w:r>
             <w:r>
               <w:rPr>
-                <w:rFonts w:ascii="Calibri" w:eastAsia="Calibri" w:hAnsi="Calibri" w:cs="Calibri"/>
+                <w:rFonts w:ascii="Calibri" w:hAnsi="Calibri" w:eastAsia="Calibri" w:cs="Calibri"/>
                 <w:color w:val="AEAAAA"/>
               </w:rPr>
               <w:t>(s) correcta(s) (x)</w:t>
@@ -838,13 +838,13 @@
           <w:p>
             <w:pPr>
               <w:rPr>
-                <w:rFonts w:ascii="Calibri" w:eastAsia="Calibri" w:hAnsi="Calibri" w:cs="Calibri"/>
-                <w:color w:val="595959"/>
-              </w:rPr>
-            </w:pPr>
-            <w:r>
-              <w:rPr>
-                <w:rFonts w:ascii="Calibri" w:eastAsia="Calibri" w:hAnsi="Calibri" w:cs="Calibri"/>
+                <w:rFonts w:ascii="Calibri" w:hAnsi="Calibri" w:eastAsia="Calibri" w:cs="Calibri"/>
+                <w:color w:val="595959"/>
+              </w:rPr>
+            </w:pPr>
+            <w:r>
+              <w:rPr>
+                <w:rFonts w:ascii="Calibri" w:hAnsi="Calibri" w:eastAsia="Calibri" w:cs="Calibri"/>
                 <w:color w:val="595959"/>
               </w:rPr>
               <w:t>Opción a)</w:t>
@@ -855,13 +855,13 @@
           <w:tcPr>
             <w:tcW w:w="6727" w:type="dxa"/>
             <w:gridSpan w:val="2"/>
-            <w:shd w:val="clear" w:color="auto" w:fill="FFFFFF"/>
+            <w:shd w:val="clear" w:color="auto" w:fill="FFFFFF" w:themeFill="background1"/>
           </w:tcPr>
           <w:p>
             <w:pPr>
               <w:cnfStyle w:val="000000000000" w:firstRow="0" w:lastRow="0" w:firstColumn="0" w:lastColumn="0" w:oddVBand="0" w:evenVBand="0" w:oddHBand="0" w:evenHBand="0" w:firstRowFirstColumn="0" w:firstRowLastColumn="0" w:lastRowFirstColumn="0" w:lastRowLastColumn="0"/>
               <w:rPr>
-                <w:rFonts w:ascii="Calibri" w:eastAsia="Calibri" w:hAnsi="Calibri" w:cs="Calibri"/>
+                <w:rFonts w:ascii="Calibri" w:hAnsi="Calibri" w:eastAsia="Calibri" w:cs="Calibri"/>
                 <w:color w:val="000000"/>
                 <w:highlight w:val="yellow"/>
               </w:rPr>
@@ -869,7 +869,7 @@
             <w:commentRangeStart w:id="0"/>
             <w:r>
               <w:rPr>
-                <w:rFonts w:ascii="Calibri" w:eastAsia="Calibri" w:hAnsi="Calibri" w:cs="Calibri"/>
+                <w:rFonts w:ascii="Calibri" w:hAnsi="Calibri" w:eastAsia="Calibri" w:cs="Calibri"/>
                 <w:color w:val="000000"/>
               </w:rPr>
               <w:t>Verdadero</w:t>
@@ -878,7 +878,7 @@
             <w:r>
               <w:rPr>
                 <w:rStyle w:val="Refdecomentario"/>
-                <w:rFonts w:ascii="Calibri" w:eastAsia="Calibri" w:hAnsi="Calibri" w:cs="Calibri"/>
+                <w:rFonts w:ascii="Calibri" w:hAnsi="Calibri" w:eastAsia="Calibri" w:cs="Calibri"/>
                 <w:color w:val="000000"/>
                 <w:sz w:val="22"/>
                 <w:szCs w:val="22"/>
@@ -891,20 +891,20 @@
         <w:tc>
           <w:tcPr>
             <w:tcW w:w="2160" w:type="dxa"/>
-            <w:shd w:val="clear" w:color="auto" w:fill="FFFFFF"/>
+            <w:shd w:val="clear" w:color="auto" w:fill="FFFFFF" w:themeFill="background1"/>
           </w:tcPr>
           <w:p>
             <w:pPr>
               <w:widowControl w:val="0"/>
               <w:cnfStyle w:val="000000000000" w:firstRow="0" w:lastRow="0" w:firstColumn="0" w:lastColumn="0" w:oddVBand="0" w:evenVBand="0" w:oddHBand="0" w:evenHBand="0" w:firstRowFirstColumn="0" w:firstRowLastColumn="0" w:lastRowFirstColumn="0" w:lastRowLastColumn="0"/>
               <w:rPr>
-                <w:rFonts w:ascii="Calibri" w:eastAsia="Calibri" w:hAnsi="Calibri" w:cs="Calibri"/>
-                <w:color w:val="000000"/>
-              </w:rPr>
-            </w:pPr>
-            <w:r>
-              <w:rPr>
-                <w:rFonts w:ascii="Calibri" w:eastAsia="Calibri" w:hAnsi="Calibri" w:cs="Calibri"/>
+                <w:rFonts w:ascii="Calibri" w:hAnsi="Calibri" w:eastAsia="Calibri" w:cs="Calibri"/>
+                <w:color w:val="000000"/>
+              </w:rPr>
+            </w:pPr>
+            <w:r>
+              <w:rPr>
+                <w:rFonts w:ascii="Calibri" w:hAnsi="Calibri" w:eastAsia="Calibri" w:cs="Calibri"/>
                 <w:color w:val="000000"/>
               </w:rPr>
               <w:t>X</w:t>
@@ -926,13 +926,13 @@
           <w:p>
             <w:pPr>
               <w:rPr>
-                <w:rFonts w:ascii="Calibri" w:eastAsia="Calibri" w:hAnsi="Calibri" w:cs="Calibri"/>
-                <w:color w:val="595959"/>
-              </w:rPr>
-            </w:pPr>
-            <w:r>
-              <w:rPr>
-                <w:rFonts w:ascii="Calibri" w:eastAsia="Calibri" w:hAnsi="Calibri" w:cs="Calibri"/>
+                <w:rFonts w:ascii="Calibri" w:hAnsi="Calibri" w:eastAsia="Calibri" w:cs="Calibri"/>
+                <w:color w:val="595959"/>
+              </w:rPr>
+            </w:pPr>
+            <w:r>
+              <w:rPr>
+                <w:rFonts w:ascii="Calibri" w:hAnsi="Calibri" w:eastAsia="Calibri" w:cs="Calibri"/>
                 <w:color w:val="595959"/>
               </w:rPr>
               <w:t>Opción b)</w:t>
@@ -943,19 +943,19 @@
           <w:tcPr>
             <w:tcW w:w="6727" w:type="dxa"/>
             <w:gridSpan w:val="2"/>
-            <w:shd w:val="clear" w:color="auto" w:fill="FFFFFF"/>
+            <w:shd w:val="clear" w:color="auto" w:fill="FFFFFF" w:themeFill="background1"/>
           </w:tcPr>
           <w:p>
             <w:pPr>
               <w:cnfStyle w:val="000000100000" w:firstRow="0" w:lastRow="0" w:firstColumn="0" w:lastColumn="0" w:oddVBand="0" w:evenVBand="0" w:oddHBand="1" w:evenHBand="0" w:firstRowFirstColumn="0" w:firstRowLastColumn="0" w:lastRowFirstColumn="0" w:lastRowLastColumn="0"/>
               <w:rPr>
-                <w:rFonts w:ascii="Calibri" w:eastAsia="Calibri" w:hAnsi="Calibri" w:cs="Calibri"/>
-                <w:color w:val="000000"/>
-              </w:rPr>
-            </w:pPr>
-            <w:r>
-              <w:rPr>
-                <w:rFonts w:ascii="Calibri" w:eastAsia="Calibri" w:hAnsi="Calibri" w:cs="Calibri"/>
+                <w:rFonts w:ascii="Calibri" w:hAnsi="Calibri" w:eastAsia="Calibri" w:cs="Calibri"/>
+                <w:color w:val="000000"/>
+              </w:rPr>
+            </w:pPr>
+            <w:r>
+              <w:rPr>
+                <w:rFonts w:ascii="Calibri" w:hAnsi="Calibri" w:eastAsia="Calibri" w:cs="Calibri"/>
                 <w:color w:val="000000"/>
               </w:rPr>
               <w:t>Falso</w:t>
@@ -965,14 +965,14 @@
         <w:tc>
           <w:tcPr>
             <w:tcW w:w="2160" w:type="dxa"/>
-            <w:shd w:val="clear" w:color="auto" w:fill="FFFFFF"/>
+            <w:shd w:val="clear" w:color="auto" w:fill="FFFFFF" w:themeFill="background1"/>
           </w:tcPr>
           <w:p>
             <w:pPr>
               <w:widowControl w:val="0"/>
               <w:cnfStyle w:val="000000100000" w:firstRow="0" w:lastRow="0" w:firstColumn="0" w:lastColumn="0" w:oddVBand="0" w:evenVBand="0" w:oddHBand="1" w:evenHBand="0" w:firstRowFirstColumn="0" w:firstRowLastColumn="0" w:lastRowFirstColumn="0" w:lastRowLastColumn="0"/>
               <w:rPr>
-                <w:rFonts w:ascii="Calibri" w:eastAsia="Calibri" w:hAnsi="Calibri" w:cs="Calibri"/>
+                <w:rFonts w:ascii="Calibri" w:hAnsi="Calibri" w:eastAsia="Calibri" w:cs="Calibri"/>
                 <w:color w:val="000000"/>
               </w:rPr>
             </w:pPr>
@@ -993,13 +993,13 @@
           <w:p>
             <w:pPr>
               <w:rPr>
-                <w:rFonts w:ascii="Calibri" w:eastAsia="Calibri" w:hAnsi="Calibri" w:cs="Calibri"/>
-                <w:color w:val="595959"/>
-              </w:rPr>
-            </w:pPr>
-            <w:r>
-              <w:rPr>
-                <w:rFonts w:ascii="Calibri" w:eastAsia="Calibri" w:hAnsi="Calibri" w:cs="Calibri"/>
+                <w:rFonts w:ascii="Calibri" w:hAnsi="Calibri" w:eastAsia="Calibri" w:cs="Calibri"/>
+                <w:color w:val="595959"/>
+              </w:rPr>
+            </w:pPr>
+            <w:r>
+              <w:rPr>
+                <w:rFonts w:ascii="Calibri" w:hAnsi="Calibri" w:eastAsia="Calibri" w:cs="Calibri"/>
                 <w:color w:val="595959"/>
               </w:rPr>
               <w:t>Comentario respuesta correcta</w:t>
@@ -1010,13 +1010,13 @@
           <w:tcPr>
             <w:tcW w:w="7620" w:type="dxa"/>
             <w:gridSpan w:val="2"/>
-            <w:shd w:val="clear" w:color="auto" w:fill="FFFFFF"/>
+            <w:shd w:val="clear" w:color="auto" w:fill="FFFFFF" w:themeFill="background1"/>
           </w:tcPr>
           <w:p>
             <w:pPr>
               <w:cnfStyle w:val="000000000000" w:firstRow="0" w:lastRow="0" w:firstColumn="0" w:lastColumn="0" w:oddVBand="0" w:evenVBand="0" w:oddHBand="0" w:evenHBand="0" w:firstRowFirstColumn="0" w:firstRowLastColumn="0" w:lastRowFirstColumn="0" w:lastRowLastColumn="0"/>
               <w:rPr>
-                <w:rFonts w:ascii="Calibri" w:eastAsia="Calibri" w:hAnsi="Calibri" w:cs="Calibri"/>
+                <w:rFonts w:ascii="Calibri" w:hAnsi="Calibri" w:eastAsia="Calibri" w:cs="Calibri"/>
                 <w:b/>
                 <w:bCs/>
                 <w:color w:val="000000"/>
@@ -1031,6 +1031,14 @@
                 <w:szCs w:val="20"/>
               </w:rPr>
               <w:t>Correcto. El Decreto 3075 de 1997, reglamentario de la Ley 9 de 1979, es la norma que especifica las condiciones sanitarias y de Buenas Prácticas de Manufactura que deben cumplir los establecimientos de alimentos</w:t>
+            </w:r>
+            <w:r>
+              <w:rPr>
+                <w:color w:val="151517"/>
+                <w:sz w:val="20"/>
+                <w:szCs w:val="20"/>
+              </w:rPr>
+              <w:t>.</w:t>
             </w:r>
           </w:p>
         </w:tc>
@@ -1049,16 +1057,15 @@
           <w:p>
             <w:pPr>
               <w:rPr>
-                <w:rFonts w:ascii="Calibri" w:eastAsia="Calibri" w:hAnsi="Calibri" w:cs="Calibri"/>
-                <w:color w:val="595959"/>
-              </w:rPr>
-            </w:pPr>
-            <w:r>
-              <w:rPr>
-                <w:rFonts w:ascii="Calibri" w:eastAsia="Calibri" w:hAnsi="Calibri" w:cs="Calibri"/>
-                <w:color w:val="595959"/>
-              </w:rPr>
-              <w:lastRenderedPageBreak/>
+                <w:rFonts w:ascii="Calibri" w:hAnsi="Calibri" w:eastAsia="Calibri" w:cs="Calibri"/>
+                <w:color w:val="595959"/>
+              </w:rPr>
+            </w:pPr>
+            <w:r>
+              <w:rPr>
+                <w:rFonts w:ascii="Calibri" w:hAnsi="Calibri" w:eastAsia="Calibri" w:cs="Calibri"/>
+                <w:color w:val="595959"/>
+              </w:rPr>
               <w:t>Comentario respuesta incorrecta</w:t>
             </w:r>
           </w:p>
@@ -1067,23 +1074,23 @@
           <w:tcPr>
             <w:tcW w:w="7620" w:type="dxa"/>
             <w:gridSpan w:val="2"/>
-            <w:shd w:val="clear" w:color="auto" w:fill="FFFFFF"/>
+            <w:shd w:val="clear" w:color="auto" w:fill="FFFFFF" w:themeFill="background1"/>
           </w:tcPr>
           <w:p>
             <w:pPr>
               <w:cnfStyle w:val="000000100000" w:firstRow="0" w:lastRow="0" w:firstColumn="0" w:lastColumn="0" w:oddVBand="0" w:evenVBand="0" w:oddHBand="1" w:evenHBand="0" w:firstRowFirstColumn="0" w:firstRowLastColumn="0" w:lastRowFirstColumn="0" w:lastRowLastColumn="0"/>
               <w:rPr>
-                <w:rFonts w:ascii="Calibri" w:eastAsia="Calibri" w:hAnsi="Calibri" w:cs="Calibri"/>
-                <w:b/>
-                <w:bCs/>
-                <w:color w:val="000000"/>
-                <w:sz w:val="20"/>
-                <w:szCs w:val="20"/>
-              </w:rPr>
-            </w:pPr>
-            <w:r>
-              <w:rPr>
-                <w:rFonts w:ascii="Calibri" w:eastAsia="Calibri" w:hAnsi="Calibri" w:cs="Calibri"/>
+                <w:rFonts w:ascii="Calibri" w:hAnsi="Calibri" w:eastAsia="Calibri" w:cs="Calibri"/>
+                <w:b/>
+                <w:bCs/>
+                <w:color w:val="000000"/>
+                <w:sz w:val="20"/>
+                <w:szCs w:val="20"/>
+              </w:rPr>
+            </w:pPr>
+            <w:r>
+              <w:rPr>
+                <w:rFonts w:ascii="Calibri" w:hAnsi="Calibri" w:eastAsia="Calibri" w:cs="Calibri"/>
                 <w:color w:val="000000"/>
               </w:rPr>
               <w:t>Respuesta incorrecta, revise nuevamente el contenido del componente formativo.</w:t>
@@ -1105,13 +1112,13 @@
           <w:p>
             <w:pPr>
               <w:rPr>
-                <w:rFonts w:ascii="Calibri" w:eastAsia="Calibri" w:hAnsi="Calibri" w:cs="Calibri"/>
-                <w:color w:val="595959"/>
-              </w:rPr>
-            </w:pPr>
-            <w:r>
-              <w:rPr>
-                <w:rFonts w:ascii="Calibri" w:eastAsia="Calibri" w:hAnsi="Calibri" w:cs="Calibri"/>
+                <w:rFonts w:ascii="Calibri" w:hAnsi="Calibri" w:eastAsia="Calibri" w:cs="Calibri"/>
+                <w:color w:val="595959"/>
+              </w:rPr>
+            </w:pPr>
+            <w:r>
+              <w:rPr>
+                <w:rFonts w:ascii="Calibri" w:hAnsi="Calibri" w:eastAsia="Calibri" w:cs="Calibri"/>
                 <w:color w:val="595959"/>
               </w:rPr>
               <w:t>Pregunta 2</w:t>
@@ -1128,7 +1135,7 @@
             <w:pPr>
               <w:cnfStyle w:val="000000000000" w:firstRow="0" w:lastRow="0" w:firstColumn="0" w:lastColumn="0" w:oddVBand="0" w:evenVBand="0" w:oddHBand="0" w:evenHBand="0" w:firstRowFirstColumn="0" w:firstRowLastColumn="0" w:lastRowFirstColumn="0" w:lastRowLastColumn="0"/>
               <w:rPr>
-                <w:rFonts w:ascii="Calibri" w:eastAsia="Calibri" w:hAnsi="Calibri" w:cs="Calibri"/>
+                <w:rFonts w:ascii="Calibri" w:hAnsi="Calibri" w:eastAsia="Calibri" w:cs="Calibri"/>
                 <w:b/>
                 <w:bCs/>
                 <w:color w:val="000000"/>
@@ -1163,13 +1170,13 @@
           <w:p>
             <w:pPr>
               <w:rPr>
-                <w:rFonts w:ascii="Calibri" w:eastAsia="Calibri" w:hAnsi="Calibri" w:cs="Calibri"/>
-                <w:color w:val="595959"/>
-              </w:rPr>
-            </w:pPr>
-            <w:r>
-              <w:rPr>
-                <w:rFonts w:ascii="Calibri" w:eastAsia="Calibri" w:hAnsi="Calibri" w:cs="Calibri"/>
+                <w:rFonts w:ascii="Calibri" w:hAnsi="Calibri" w:eastAsia="Calibri" w:cs="Calibri"/>
+                <w:color w:val="595959"/>
+              </w:rPr>
+            </w:pPr>
+            <w:r>
+              <w:rPr>
+                <w:rFonts w:ascii="Calibri" w:hAnsi="Calibri" w:eastAsia="Calibri" w:cs="Calibri"/>
                 <w:color w:val="595959"/>
               </w:rPr>
               <w:t>Opción a)</w:t>
@@ -1186,13 +1193,13 @@
             <w:pPr>
               <w:cnfStyle w:val="000000100000" w:firstRow="0" w:lastRow="0" w:firstColumn="0" w:lastColumn="0" w:oddVBand="0" w:evenVBand="0" w:oddHBand="1" w:evenHBand="0" w:firstRowFirstColumn="0" w:firstRowLastColumn="0" w:lastRowFirstColumn="0" w:lastRowLastColumn="0"/>
               <w:rPr>
-                <w:rFonts w:ascii="Calibri" w:eastAsia="Calibri" w:hAnsi="Calibri" w:cs="Calibri"/>
-                <w:color w:val="000000"/>
-              </w:rPr>
-            </w:pPr>
-            <w:r>
-              <w:rPr>
-                <w:rFonts w:ascii="Calibri" w:eastAsia="Calibri" w:hAnsi="Calibri" w:cs="Calibri"/>
+                <w:rFonts w:ascii="Calibri" w:hAnsi="Calibri" w:eastAsia="Calibri" w:cs="Calibri"/>
+                <w:color w:val="000000"/>
+              </w:rPr>
+            </w:pPr>
+            <w:r>
+              <w:rPr>
+                <w:rFonts w:ascii="Calibri" w:hAnsi="Calibri" w:eastAsia="Calibri" w:cs="Calibri"/>
                 <w:color w:val="000000"/>
               </w:rPr>
               <w:t>Verdadero</w:t>
@@ -1209,7 +1216,7 @@
               <w:widowControl w:val="0"/>
               <w:cnfStyle w:val="000000100000" w:firstRow="0" w:lastRow="0" w:firstColumn="0" w:lastColumn="0" w:oddVBand="0" w:evenVBand="0" w:oddHBand="1" w:evenHBand="0" w:firstRowFirstColumn="0" w:firstRowLastColumn="0" w:lastRowFirstColumn="0" w:lastRowLastColumn="0"/>
               <w:rPr>
-                <w:rFonts w:ascii="Calibri" w:eastAsia="Calibri" w:hAnsi="Calibri" w:cs="Calibri"/>
+                <w:rFonts w:ascii="Calibri" w:hAnsi="Calibri" w:eastAsia="Calibri" w:cs="Calibri"/>
                 <w:color w:val="000000"/>
               </w:rPr>
             </w:pPr>
@@ -1228,13 +1235,13 @@
           <w:p>
             <w:pPr>
               <w:rPr>
-                <w:rFonts w:ascii="Calibri" w:eastAsia="Calibri" w:hAnsi="Calibri" w:cs="Calibri"/>
-                <w:color w:val="595959"/>
-              </w:rPr>
-            </w:pPr>
-            <w:r>
-              <w:rPr>
-                <w:rFonts w:ascii="Calibri" w:eastAsia="Calibri" w:hAnsi="Calibri" w:cs="Calibri"/>
+                <w:rFonts w:ascii="Calibri" w:hAnsi="Calibri" w:eastAsia="Calibri" w:cs="Calibri"/>
+                <w:color w:val="595959"/>
+              </w:rPr>
+            </w:pPr>
+            <w:r>
+              <w:rPr>
+                <w:rFonts w:ascii="Calibri" w:hAnsi="Calibri" w:eastAsia="Calibri" w:cs="Calibri"/>
                 <w:color w:val="595959"/>
               </w:rPr>
               <w:t>Opción b)</w:t>
@@ -1250,13 +1257,13 @@
             <w:pPr>
               <w:cnfStyle w:val="000000000000" w:firstRow="0" w:lastRow="0" w:firstColumn="0" w:lastColumn="0" w:oddVBand="0" w:evenVBand="0" w:oddHBand="0" w:evenHBand="0" w:firstRowFirstColumn="0" w:firstRowLastColumn="0" w:lastRowFirstColumn="0" w:lastRowLastColumn="0"/>
               <w:rPr>
-                <w:rFonts w:ascii="Calibri" w:eastAsia="Calibri" w:hAnsi="Calibri" w:cs="Calibri"/>
-                <w:color w:val="000000"/>
-              </w:rPr>
-            </w:pPr>
-            <w:r>
-              <w:rPr>
-                <w:rFonts w:ascii="Calibri" w:eastAsia="Calibri" w:hAnsi="Calibri" w:cs="Calibri"/>
+                <w:rFonts w:ascii="Calibri" w:hAnsi="Calibri" w:eastAsia="Calibri" w:cs="Calibri"/>
+                <w:color w:val="000000"/>
+              </w:rPr>
+            </w:pPr>
+            <w:r>
+              <w:rPr>
+                <w:rFonts w:ascii="Calibri" w:hAnsi="Calibri" w:eastAsia="Calibri" w:cs="Calibri"/>
                 <w:color w:val="000000"/>
               </w:rPr>
               <w:t>Falso</w:t>
@@ -1272,13 +1279,13 @@
               <w:widowControl w:val="0"/>
               <w:cnfStyle w:val="000000000000" w:firstRow="0" w:lastRow="0" w:firstColumn="0" w:lastColumn="0" w:oddVBand="0" w:evenVBand="0" w:oddHBand="0" w:evenHBand="0" w:firstRowFirstColumn="0" w:firstRowLastColumn="0" w:lastRowFirstColumn="0" w:lastRowLastColumn="0"/>
               <w:rPr>
-                <w:rFonts w:ascii="Calibri" w:eastAsia="Calibri" w:hAnsi="Calibri" w:cs="Calibri"/>
-                <w:color w:val="000000"/>
-              </w:rPr>
-            </w:pPr>
-            <w:r>
-              <w:rPr>
-                <w:rFonts w:ascii="Calibri" w:eastAsia="Calibri" w:hAnsi="Calibri" w:cs="Calibri"/>
+                <w:rFonts w:ascii="Calibri" w:hAnsi="Calibri" w:eastAsia="Calibri" w:cs="Calibri"/>
+                <w:color w:val="000000"/>
+              </w:rPr>
+            </w:pPr>
+            <w:r>
+              <w:rPr>
+                <w:rFonts w:ascii="Calibri" w:hAnsi="Calibri" w:eastAsia="Calibri" w:cs="Calibri"/>
                 <w:color w:val="000000"/>
               </w:rPr>
               <w:t>X</w:t>
@@ -1300,13 +1307,13 @@
           <w:p>
             <w:pPr>
               <w:rPr>
-                <w:rFonts w:ascii="Calibri" w:eastAsia="Calibri" w:hAnsi="Calibri" w:cs="Calibri"/>
-                <w:color w:val="595959"/>
-              </w:rPr>
-            </w:pPr>
-            <w:r>
-              <w:rPr>
-                <w:rFonts w:ascii="Calibri" w:eastAsia="Calibri" w:hAnsi="Calibri" w:cs="Calibri"/>
+                <w:rFonts w:ascii="Calibri" w:hAnsi="Calibri" w:eastAsia="Calibri" w:cs="Calibri"/>
+                <w:color w:val="595959"/>
+              </w:rPr>
+            </w:pPr>
+            <w:r>
+              <w:rPr>
+                <w:rFonts w:ascii="Calibri" w:hAnsi="Calibri" w:eastAsia="Calibri" w:cs="Calibri"/>
                 <w:color w:val="595959"/>
               </w:rPr>
               <w:t>Comentario respuesta correcta</w:t>
@@ -1317,7 +1324,7 @@
           <w:tcPr>
             <w:tcW w:w="7620" w:type="dxa"/>
             <w:gridSpan w:val="2"/>
-            <w:shd w:val="clear" w:color="auto" w:fill="FFFFFF"/>
+            <w:shd w:val="clear" w:color="auto" w:fill="FFFFFF" w:themeFill="background1"/>
           </w:tcPr>
           <w:p>
             <w:pPr>
@@ -1341,7 +1348,7 @@
             <w:pPr>
               <w:cnfStyle w:val="000000100000" w:firstRow="0" w:lastRow="0" w:firstColumn="0" w:lastColumn="0" w:oddVBand="0" w:evenVBand="0" w:oddHBand="1" w:evenHBand="0" w:firstRowFirstColumn="0" w:firstRowLastColumn="0" w:lastRowFirstColumn="0" w:lastRowLastColumn="0"/>
               <w:rPr>
-                <w:rFonts w:ascii="Calibri" w:eastAsia="Calibri" w:hAnsi="Calibri" w:cs="Calibri"/>
+                <w:rFonts w:ascii="Calibri" w:hAnsi="Calibri" w:eastAsia="Calibri" w:cs="Calibri"/>
                 <w:b/>
                 <w:bCs/>
                 <w:color w:val="000000"/>
@@ -1366,13 +1373,13 @@
           <w:p>
             <w:pPr>
               <w:rPr>
-                <w:rFonts w:ascii="Calibri" w:eastAsia="Calibri" w:hAnsi="Calibri" w:cs="Calibri"/>
-                <w:color w:val="595959"/>
-              </w:rPr>
-            </w:pPr>
-            <w:r>
-              <w:rPr>
-                <w:rFonts w:ascii="Calibri" w:eastAsia="Calibri" w:hAnsi="Calibri" w:cs="Calibri"/>
+                <w:rFonts w:ascii="Calibri" w:hAnsi="Calibri" w:eastAsia="Calibri" w:cs="Calibri"/>
+                <w:color w:val="595959"/>
+              </w:rPr>
+            </w:pPr>
+            <w:r>
+              <w:rPr>
+                <w:rFonts w:ascii="Calibri" w:hAnsi="Calibri" w:eastAsia="Calibri" w:cs="Calibri"/>
                 <w:color w:val="595959"/>
               </w:rPr>
               <w:t>Comentario respuesta incorrecta</w:t>
@@ -1383,23 +1390,23 @@
           <w:tcPr>
             <w:tcW w:w="7620" w:type="dxa"/>
             <w:gridSpan w:val="2"/>
-            <w:shd w:val="clear" w:color="auto" w:fill="FFFFFF"/>
+            <w:shd w:val="clear" w:color="auto" w:fill="FFFFFF" w:themeFill="background1"/>
           </w:tcPr>
           <w:p>
             <w:pPr>
               <w:cnfStyle w:val="000000000000" w:firstRow="0" w:lastRow="0" w:firstColumn="0" w:lastColumn="0" w:oddVBand="0" w:evenVBand="0" w:oddHBand="0" w:evenHBand="0" w:firstRowFirstColumn="0" w:firstRowLastColumn="0" w:lastRowFirstColumn="0" w:lastRowLastColumn="0"/>
               <w:rPr>
-                <w:rFonts w:ascii="Calibri" w:eastAsia="Calibri" w:hAnsi="Calibri" w:cs="Calibri"/>
-                <w:b/>
-                <w:bCs/>
-                <w:color w:val="000000"/>
-                <w:sz w:val="20"/>
-                <w:szCs w:val="20"/>
-              </w:rPr>
-            </w:pPr>
-            <w:r>
-              <w:rPr>
-                <w:rFonts w:ascii="Calibri" w:eastAsia="Calibri" w:hAnsi="Calibri" w:cs="Calibri"/>
+                <w:rFonts w:ascii="Calibri" w:hAnsi="Calibri" w:eastAsia="Calibri" w:cs="Calibri"/>
+                <w:b/>
+                <w:bCs/>
+                <w:color w:val="000000"/>
+                <w:sz w:val="20"/>
+                <w:szCs w:val="20"/>
+              </w:rPr>
+            </w:pPr>
+            <w:r>
+              <w:rPr>
+                <w:rFonts w:ascii="Calibri" w:hAnsi="Calibri" w:eastAsia="Calibri" w:cs="Calibri"/>
                 <w:color w:val="000000"/>
               </w:rPr>
               <w:t>Respuesta incorrecta, revise nuevamente el contenido del componente formativo.</w:t>
@@ -1421,13 +1428,13 @@
           <w:p>
             <w:pPr>
               <w:rPr>
-                <w:rFonts w:ascii="Calibri" w:eastAsia="Calibri" w:hAnsi="Calibri" w:cs="Calibri"/>
-                <w:color w:val="595959"/>
-              </w:rPr>
-            </w:pPr>
-            <w:r>
-              <w:rPr>
-                <w:rFonts w:ascii="Calibri" w:eastAsia="Calibri" w:hAnsi="Calibri" w:cs="Calibri"/>
+                <w:rFonts w:ascii="Calibri" w:hAnsi="Calibri" w:eastAsia="Calibri" w:cs="Calibri"/>
+                <w:color w:val="595959"/>
+              </w:rPr>
+            </w:pPr>
+            <w:r>
+              <w:rPr>
+                <w:rFonts w:ascii="Calibri" w:hAnsi="Calibri" w:eastAsia="Calibri" w:cs="Calibri"/>
                 <w:color w:val="595959"/>
               </w:rPr>
               <w:t>Pregunta 3</w:t>
@@ -1465,7 +1472,7 @@
             <w:pPr>
               <w:cnfStyle w:val="000000100000" w:firstRow="0" w:lastRow="0" w:firstColumn="0" w:lastColumn="0" w:oddVBand="0" w:evenVBand="0" w:oddHBand="1" w:evenHBand="0" w:firstRowFirstColumn="0" w:firstRowLastColumn="0" w:lastRowFirstColumn="0" w:lastRowLastColumn="0"/>
               <w:rPr>
-                <w:rFonts w:ascii="Calibri" w:eastAsia="Calibri" w:hAnsi="Calibri" w:cs="Calibri"/>
+                <w:rFonts w:ascii="Calibri" w:hAnsi="Calibri" w:eastAsia="Calibri" w:cs="Calibri"/>
                 <w:b/>
                 <w:bCs/>
                 <w:color w:val="000000"/>
@@ -1488,13 +1495,13 @@
           <w:p>
             <w:pPr>
               <w:rPr>
-                <w:rFonts w:ascii="Calibri" w:eastAsia="Calibri" w:hAnsi="Calibri" w:cs="Calibri"/>
-                <w:color w:val="595959"/>
-              </w:rPr>
-            </w:pPr>
-            <w:r>
-              <w:rPr>
-                <w:rFonts w:ascii="Calibri" w:eastAsia="Calibri" w:hAnsi="Calibri" w:cs="Calibri"/>
+                <w:rFonts w:ascii="Calibri" w:hAnsi="Calibri" w:eastAsia="Calibri" w:cs="Calibri"/>
+                <w:color w:val="595959"/>
+              </w:rPr>
+            </w:pPr>
+            <w:r>
+              <w:rPr>
+                <w:rFonts w:ascii="Calibri" w:hAnsi="Calibri" w:eastAsia="Calibri" w:cs="Calibri"/>
                 <w:color w:val="595959"/>
               </w:rPr>
               <w:t>Opción a)</w:t>
@@ -1510,13 +1517,13 @@
             <w:pPr>
               <w:cnfStyle w:val="000000000000" w:firstRow="0" w:lastRow="0" w:firstColumn="0" w:lastColumn="0" w:oddVBand="0" w:evenVBand="0" w:oddHBand="0" w:evenHBand="0" w:firstRowFirstColumn="0" w:firstRowLastColumn="0" w:lastRowFirstColumn="0" w:lastRowLastColumn="0"/>
               <w:rPr>
-                <w:rFonts w:ascii="Calibri" w:eastAsia="Calibri" w:hAnsi="Calibri" w:cs="Calibri"/>
-                <w:color w:val="000000"/>
-              </w:rPr>
-            </w:pPr>
-            <w:r>
-              <w:rPr>
-                <w:rFonts w:ascii="Calibri" w:eastAsia="Calibri" w:hAnsi="Calibri" w:cs="Calibri"/>
+                <w:rFonts w:ascii="Calibri" w:hAnsi="Calibri" w:eastAsia="Calibri" w:cs="Calibri"/>
+                <w:color w:val="000000"/>
+              </w:rPr>
+            </w:pPr>
+            <w:r>
+              <w:rPr>
+                <w:rFonts w:ascii="Calibri" w:hAnsi="Calibri" w:eastAsia="Calibri" w:cs="Calibri"/>
                 <w:color w:val="000000"/>
               </w:rPr>
               <w:t>Verdadero</w:t>
@@ -1532,7 +1539,7 @@
               <w:widowControl w:val="0"/>
               <w:cnfStyle w:val="000000000000" w:firstRow="0" w:lastRow="0" w:firstColumn="0" w:lastColumn="0" w:oddVBand="0" w:evenVBand="0" w:oddHBand="0" w:evenHBand="0" w:firstRowFirstColumn="0" w:firstRowLastColumn="0" w:lastRowFirstColumn="0" w:lastRowLastColumn="0"/>
               <w:rPr>
-                <w:rFonts w:ascii="Calibri" w:eastAsia="Calibri" w:hAnsi="Calibri" w:cs="Calibri"/>
+                <w:rFonts w:ascii="Calibri" w:hAnsi="Calibri" w:eastAsia="Calibri" w:cs="Calibri"/>
                 <w:color w:val="000000"/>
               </w:rPr>
             </w:pPr>
@@ -1553,13 +1560,13 @@
           <w:p>
             <w:pPr>
               <w:rPr>
-                <w:rFonts w:ascii="Calibri" w:eastAsia="Calibri" w:hAnsi="Calibri" w:cs="Calibri"/>
-                <w:color w:val="595959"/>
-              </w:rPr>
-            </w:pPr>
-            <w:r>
-              <w:rPr>
-                <w:rFonts w:ascii="Calibri" w:eastAsia="Calibri" w:hAnsi="Calibri" w:cs="Calibri"/>
+                <w:rFonts w:ascii="Calibri" w:hAnsi="Calibri" w:eastAsia="Calibri" w:cs="Calibri"/>
+                <w:color w:val="595959"/>
+              </w:rPr>
+            </w:pPr>
+            <w:r>
+              <w:rPr>
+                <w:rFonts w:ascii="Calibri" w:hAnsi="Calibri" w:eastAsia="Calibri" w:cs="Calibri"/>
                 <w:color w:val="595959"/>
               </w:rPr>
               <w:t>Opción b)</w:t>
@@ -1576,13 +1583,13 @@
             <w:pPr>
               <w:cnfStyle w:val="000000100000" w:firstRow="0" w:lastRow="0" w:firstColumn="0" w:lastColumn="0" w:oddVBand="0" w:evenVBand="0" w:oddHBand="1" w:evenHBand="0" w:firstRowFirstColumn="0" w:firstRowLastColumn="0" w:lastRowFirstColumn="0" w:lastRowLastColumn="0"/>
               <w:rPr>
-                <w:rFonts w:ascii="Calibri" w:eastAsia="Calibri" w:hAnsi="Calibri" w:cs="Calibri"/>
-                <w:color w:val="000000"/>
-              </w:rPr>
-            </w:pPr>
-            <w:r>
-              <w:rPr>
-                <w:rFonts w:ascii="Calibri" w:eastAsia="Calibri" w:hAnsi="Calibri" w:cs="Calibri"/>
+                <w:rFonts w:ascii="Calibri" w:hAnsi="Calibri" w:eastAsia="Calibri" w:cs="Calibri"/>
+                <w:color w:val="000000"/>
+              </w:rPr>
+            </w:pPr>
+            <w:r>
+              <w:rPr>
+                <w:rFonts w:ascii="Calibri" w:hAnsi="Calibri" w:eastAsia="Calibri" w:cs="Calibri"/>
                 <w:color w:val="000000"/>
               </w:rPr>
               <w:t>Falso</w:t>
@@ -1599,13 +1606,13 @@
               <w:widowControl w:val="0"/>
               <w:cnfStyle w:val="000000100000" w:firstRow="0" w:lastRow="0" w:firstColumn="0" w:lastColumn="0" w:oddVBand="0" w:evenVBand="0" w:oddHBand="1" w:evenHBand="0" w:firstRowFirstColumn="0" w:firstRowLastColumn="0" w:lastRowFirstColumn="0" w:lastRowLastColumn="0"/>
               <w:rPr>
-                <w:rFonts w:ascii="Calibri" w:eastAsia="Calibri" w:hAnsi="Calibri" w:cs="Calibri"/>
-                <w:color w:val="000000"/>
-              </w:rPr>
-            </w:pPr>
-            <w:r>
-              <w:rPr>
-                <w:rFonts w:ascii="Calibri" w:eastAsia="Calibri" w:hAnsi="Calibri" w:cs="Calibri"/>
+                <w:rFonts w:ascii="Calibri" w:hAnsi="Calibri" w:eastAsia="Calibri" w:cs="Calibri"/>
+                <w:color w:val="000000"/>
+              </w:rPr>
+            </w:pPr>
+            <w:r>
+              <w:rPr>
+                <w:rFonts w:ascii="Calibri" w:hAnsi="Calibri" w:eastAsia="Calibri" w:cs="Calibri"/>
                 <w:color w:val="000000"/>
               </w:rPr>
               <w:t>X</w:t>
@@ -1627,13 +1634,13 @@
           <w:p>
             <w:pPr>
               <w:rPr>
-                <w:rFonts w:ascii="Calibri" w:eastAsia="Calibri" w:hAnsi="Calibri" w:cs="Calibri"/>
-                <w:color w:val="595959"/>
-              </w:rPr>
-            </w:pPr>
-            <w:r>
-              <w:rPr>
-                <w:rFonts w:ascii="Calibri" w:eastAsia="Calibri" w:hAnsi="Calibri" w:cs="Calibri"/>
+                <w:rFonts w:ascii="Calibri" w:hAnsi="Calibri" w:eastAsia="Calibri" w:cs="Calibri"/>
+                <w:color w:val="595959"/>
+              </w:rPr>
+            </w:pPr>
+            <w:r>
+              <w:rPr>
+                <w:rFonts w:ascii="Calibri" w:hAnsi="Calibri" w:eastAsia="Calibri" w:cs="Calibri"/>
                 <w:color w:val="595959"/>
               </w:rPr>
               <w:t>Comentario respuesta correcta</w:t>
@@ -1644,7 +1651,7 @@
           <w:tcPr>
             <w:tcW w:w="7620" w:type="dxa"/>
             <w:gridSpan w:val="2"/>
-            <w:shd w:val="clear" w:color="auto" w:fill="FFFFFF"/>
+            <w:shd w:val="clear" w:color="auto" w:fill="FFFFFF" w:themeFill="background1"/>
           </w:tcPr>
           <w:p>
             <w:pPr>
@@ -1668,7 +1675,7 @@
             <w:pPr>
               <w:cnfStyle w:val="000000000000" w:firstRow="0" w:lastRow="0" w:firstColumn="0" w:lastColumn="0" w:oddVBand="0" w:evenVBand="0" w:oddHBand="0" w:evenHBand="0" w:firstRowFirstColumn="0" w:firstRowLastColumn="0" w:lastRowFirstColumn="0" w:lastRowLastColumn="0"/>
               <w:rPr>
-                <w:rFonts w:ascii="Calibri" w:eastAsia="Calibri" w:hAnsi="Calibri" w:cs="Calibri"/>
+                <w:rFonts w:ascii="Calibri" w:hAnsi="Calibri" w:eastAsia="Calibri" w:cs="Calibri"/>
                 <w:b/>
                 <w:bCs/>
                 <w:color w:val="000000"/>
@@ -1693,13 +1700,13 @@
           <w:p>
             <w:pPr>
               <w:rPr>
-                <w:rFonts w:ascii="Calibri" w:eastAsia="Calibri" w:hAnsi="Calibri" w:cs="Calibri"/>
-                <w:color w:val="595959"/>
-              </w:rPr>
-            </w:pPr>
-            <w:r>
-              <w:rPr>
-                <w:rFonts w:ascii="Calibri" w:eastAsia="Calibri" w:hAnsi="Calibri" w:cs="Calibri"/>
+                <w:rFonts w:ascii="Calibri" w:hAnsi="Calibri" w:eastAsia="Calibri" w:cs="Calibri"/>
+                <w:color w:val="595959"/>
+              </w:rPr>
+            </w:pPr>
+            <w:r>
+              <w:rPr>
+                <w:rFonts w:ascii="Calibri" w:hAnsi="Calibri" w:eastAsia="Calibri" w:cs="Calibri"/>
                 <w:color w:val="595959"/>
               </w:rPr>
               <w:t>Comentario respuesta incorrecta</w:t>
@@ -1710,23 +1717,23 @@
           <w:tcPr>
             <w:tcW w:w="7620" w:type="dxa"/>
             <w:gridSpan w:val="2"/>
-            <w:shd w:val="clear" w:color="auto" w:fill="FFFFFF"/>
+            <w:shd w:val="clear" w:color="auto" w:fill="FFFFFF" w:themeFill="background1"/>
           </w:tcPr>
           <w:p>
             <w:pPr>
               <w:cnfStyle w:val="000000100000" w:firstRow="0" w:lastRow="0" w:firstColumn="0" w:lastColumn="0" w:oddVBand="0" w:evenVBand="0" w:oddHBand="1" w:evenHBand="0" w:firstRowFirstColumn="0" w:firstRowLastColumn="0" w:lastRowFirstColumn="0" w:lastRowLastColumn="0"/>
               <w:rPr>
-                <w:rFonts w:ascii="Calibri" w:eastAsia="Calibri" w:hAnsi="Calibri" w:cs="Calibri"/>
-                <w:b/>
-                <w:bCs/>
-                <w:color w:val="000000"/>
-                <w:sz w:val="20"/>
-                <w:szCs w:val="20"/>
-              </w:rPr>
-            </w:pPr>
-            <w:r>
-              <w:rPr>
-                <w:rFonts w:ascii="Calibri" w:eastAsia="Calibri" w:hAnsi="Calibri" w:cs="Calibri"/>
+                <w:rFonts w:ascii="Calibri" w:hAnsi="Calibri" w:eastAsia="Calibri" w:cs="Calibri"/>
+                <w:b/>
+                <w:bCs/>
+                <w:color w:val="000000"/>
+                <w:sz w:val="20"/>
+                <w:szCs w:val="20"/>
+              </w:rPr>
+            </w:pPr>
+            <w:r>
+              <w:rPr>
+                <w:rFonts w:ascii="Calibri" w:hAnsi="Calibri" w:eastAsia="Calibri" w:cs="Calibri"/>
                 <w:color w:val="000000"/>
               </w:rPr>
               <w:t>Respuesta incorrecta, revise nuevamente el contenido del componente formativo.</w:t>
@@ -1748,13 +1755,13 @@
           <w:p>
             <w:pPr>
               <w:rPr>
-                <w:rFonts w:ascii="Calibri" w:eastAsia="Calibri" w:hAnsi="Calibri" w:cs="Calibri"/>
-                <w:color w:val="595959"/>
-              </w:rPr>
-            </w:pPr>
-            <w:r>
-              <w:rPr>
-                <w:rFonts w:ascii="Calibri" w:eastAsia="Calibri" w:hAnsi="Calibri" w:cs="Calibri"/>
+                <w:rFonts w:ascii="Calibri" w:hAnsi="Calibri" w:eastAsia="Calibri" w:cs="Calibri"/>
+                <w:color w:val="595959"/>
+              </w:rPr>
+            </w:pPr>
+            <w:r>
+              <w:rPr>
+                <w:rFonts w:ascii="Calibri" w:hAnsi="Calibri" w:eastAsia="Calibri" w:cs="Calibri"/>
                 <w:color w:val="595959"/>
               </w:rPr>
               <w:t>Pregunta 4</w:t>
@@ -1805,13 +1812,13 @@
           <w:p>
             <w:pPr>
               <w:rPr>
-                <w:rFonts w:ascii="Calibri" w:eastAsia="Calibri" w:hAnsi="Calibri" w:cs="Calibri"/>
-                <w:color w:val="595959"/>
-              </w:rPr>
-            </w:pPr>
-            <w:r>
-              <w:rPr>
-                <w:rFonts w:ascii="Calibri" w:eastAsia="Calibri" w:hAnsi="Calibri" w:cs="Calibri"/>
+                <w:rFonts w:ascii="Calibri" w:hAnsi="Calibri" w:eastAsia="Calibri" w:cs="Calibri"/>
+                <w:color w:val="595959"/>
+              </w:rPr>
+            </w:pPr>
+            <w:r>
+              <w:rPr>
+                <w:rFonts w:ascii="Calibri" w:hAnsi="Calibri" w:eastAsia="Calibri" w:cs="Calibri"/>
                 <w:color w:val="595959"/>
               </w:rPr>
               <w:t>Opción a)</w:t>
@@ -1822,19 +1829,19 @@
           <w:tcPr>
             <w:tcW w:w="6727" w:type="dxa"/>
             <w:gridSpan w:val="2"/>
-            <w:shd w:val="clear" w:color="auto" w:fill="FFFFFF"/>
+            <w:shd w:val="clear" w:color="auto" w:fill="FFFFFF" w:themeFill="background1"/>
           </w:tcPr>
           <w:p>
             <w:pPr>
               <w:cnfStyle w:val="000000100000" w:firstRow="0" w:lastRow="0" w:firstColumn="0" w:lastColumn="0" w:oddVBand="0" w:evenVBand="0" w:oddHBand="1" w:evenHBand="0" w:firstRowFirstColumn="0" w:firstRowLastColumn="0" w:lastRowFirstColumn="0" w:lastRowLastColumn="0"/>
               <w:rPr>
-                <w:rFonts w:ascii="Calibri" w:eastAsia="Calibri" w:hAnsi="Calibri" w:cs="Calibri"/>
-                <w:color w:val="000000"/>
-              </w:rPr>
-            </w:pPr>
-            <w:r>
-              <w:rPr>
-                <w:rFonts w:ascii="Calibri" w:eastAsia="Calibri" w:hAnsi="Calibri" w:cs="Calibri"/>
+                <w:rFonts w:ascii="Calibri" w:hAnsi="Calibri" w:eastAsia="Calibri" w:cs="Calibri"/>
+                <w:color w:val="000000"/>
+              </w:rPr>
+            </w:pPr>
+            <w:r>
+              <w:rPr>
+                <w:rFonts w:ascii="Calibri" w:hAnsi="Calibri" w:eastAsia="Calibri" w:cs="Calibri"/>
                 <w:color w:val="000000"/>
               </w:rPr>
               <w:t>Verdadero</w:t>
@@ -1844,14 +1851,14 @@
         <w:tc>
           <w:tcPr>
             <w:tcW w:w="2160" w:type="dxa"/>
-            <w:shd w:val="clear" w:color="auto" w:fill="FFFFFF"/>
+            <w:shd w:val="clear" w:color="auto" w:fill="FFFFFF" w:themeFill="background1"/>
           </w:tcPr>
           <w:p>
             <w:pPr>
               <w:widowControl w:val="0"/>
               <w:cnfStyle w:val="000000100000" w:firstRow="0" w:lastRow="0" w:firstColumn="0" w:lastColumn="0" w:oddVBand="0" w:evenVBand="0" w:oddHBand="1" w:evenHBand="0" w:firstRowFirstColumn="0" w:firstRowLastColumn="0" w:lastRowFirstColumn="0" w:lastRowLastColumn="0"/>
               <w:rPr>
-                <w:rFonts w:ascii="Calibri" w:eastAsia="Calibri" w:hAnsi="Calibri" w:cs="Calibri"/>
+                <w:rFonts w:ascii="Calibri" w:hAnsi="Calibri" w:eastAsia="Calibri" w:cs="Calibri"/>
                 <w:color w:val="000000"/>
               </w:rPr>
             </w:pPr>
@@ -1870,13 +1877,13 @@
           <w:p>
             <w:pPr>
               <w:rPr>
-                <w:rFonts w:ascii="Calibri" w:eastAsia="Calibri" w:hAnsi="Calibri" w:cs="Calibri"/>
-                <w:color w:val="595959"/>
-              </w:rPr>
-            </w:pPr>
-            <w:r>
-              <w:rPr>
-                <w:rFonts w:ascii="Calibri" w:eastAsia="Calibri" w:hAnsi="Calibri" w:cs="Calibri"/>
+                <w:rFonts w:ascii="Calibri" w:hAnsi="Calibri" w:eastAsia="Calibri" w:cs="Calibri"/>
+                <w:color w:val="595959"/>
+              </w:rPr>
+            </w:pPr>
+            <w:r>
+              <w:rPr>
+                <w:rFonts w:ascii="Calibri" w:hAnsi="Calibri" w:eastAsia="Calibri" w:cs="Calibri"/>
                 <w:color w:val="595959"/>
               </w:rPr>
               <w:t>Opción b)</w:t>
@@ -1887,19 +1894,19 @@
           <w:tcPr>
             <w:tcW w:w="6727" w:type="dxa"/>
             <w:gridSpan w:val="2"/>
-            <w:shd w:val="clear" w:color="auto" w:fill="FFFFFF"/>
+            <w:shd w:val="clear" w:color="auto" w:fill="FFFFFF" w:themeFill="background1"/>
           </w:tcPr>
           <w:p>
             <w:pPr>
               <w:cnfStyle w:val="000000000000" w:firstRow="0" w:lastRow="0" w:firstColumn="0" w:lastColumn="0" w:oddVBand="0" w:evenVBand="0" w:oddHBand="0" w:evenHBand="0" w:firstRowFirstColumn="0" w:firstRowLastColumn="0" w:lastRowFirstColumn="0" w:lastRowLastColumn="0"/>
               <w:rPr>
-                <w:rFonts w:ascii="Calibri" w:eastAsia="Calibri" w:hAnsi="Calibri" w:cs="Calibri"/>
-                <w:color w:val="000000"/>
-              </w:rPr>
-            </w:pPr>
-            <w:r>
-              <w:rPr>
-                <w:rFonts w:ascii="Calibri" w:eastAsia="Calibri" w:hAnsi="Calibri" w:cs="Calibri"/>
+                <w:rFonts w:ascii="Calibri" w:hAnsi="Calibri" w:eastAsia="Calibri" w:cs="Calibri"/>
+                <w:color w:val="000000"/>
+              </w:rPr>
+            </w:pPr>
+            <w:r>
+              <w:rPr>
+                <w:rFonts w:ascii="Calibri" w:hAnsi="Calibri" w:eastAsia="Calibri" w:cs="Calibri"/>
                 <w:color w:val="000000"/>
               </w:rPr>
               <w:t>Falso</w:t>
@@ -1909,20 +1916,20 @@
         <w:tc>
           <w:tcPr>
             <w:tcW w:w="2160" w:type="dxa"/>
-            <w:shd w:val="clear" w:color="auto" w:fill="FFFFFF"/>
+            <w:shd w:val="clear" w:color="auto" w:fill="FFFFFF" w:themeFill="background1"/>
           </w:tcPr>
           <w:p>
             <w:pPr>
               <w:widowControl w:val="0"/>
               <w:cnfStyle w:val="000000000000" w:firstRow="0" w:lastRow="0" w:firstColumn="0" w:lastColumn="0" w:oddVBand="0" w:evenVBand="0" w:oddHBand="0" w:evenHBand="0" w:firstRowFirstColumn="0" w:firstRowLastColumn="0" w:lastRowFirstColumn="0" w:lastRowLastColumn="0"/>
               <w:rPr>
-                <w:rFonts w:ascii="Calibri" w:eastAsia="Calibri" w:hAnsi="Calibri" w:cs="Calibri"/>
-                <w:color w:val="000000"/>
-              </w:rPr>
-            </w:pPr>
-            <w:r>
-              <w:rPr>
-                <w:rFonts w:ascii="Calibri" w:eastAsia="Calibri" w:hAnsi="Calibri" w:cs="Calibri"/>
+                <w:rFonts w:ascii="Calibri" w:hAnsi="Calibri" w:eastAsia="Calibri" w:cs="Calibri"/>
+                <w:color w:val="000000"/>
+              </w:rPr>
+            </w:pPr>
+            <w:r>
+              <w:rPr>
+                <w:rFonts w:ascii="Calibri" w:hAnsi="Calibri" w:eastAsia="Calibri" w:cs="Calibri"/>
                 <w:color w:val="000000"/>
               </w:rPr>
               <w:t>X</w:t>
@@ -1944,13 +1951,13 @@
           <w:p>
             <w:pPr>
               <w:rPr>
-                <w:rFonts w:ascii="Calibri" w:eastAsia="Calibri" w:hAnsi="Calibri" w:cs="Calibri"/>
-                <w:color w:val="595959"/>
-              </w:rPr>
-            </w:pPr>
-            <w:r>
-              <w:rPr>
-                <w:rFonts w:ascii="Calibri" w:eastAsia="Calibri" w:hAnsi="Calibri" w:cs="Calibri"/>
+                <w:rFonts w:ascii="Calibri" w:hAnsi="Calibri" w:eastAsia="Calibri" w:cs="Calibri"/>
+                <w:color w:val="595959"/>
+              </w:rPr>
+            </w:pPr>
+            <w:r>
+              <w:rPr>
+                <w:rFonts w:ascii="Calibri" w:hAnsi="Calibri" w:eastAsia="Calibri" w:cs="Calibri"/>
                 <w:color w:val="595959"/>
               </w:rPr>
               <w:t>Comentario respuesta correcta</w:t>
@@ -1961,13 +1968,13 @@
           <w:tcPr>
             <w:tcW w:w="7620" w:type="dxa"/>
             <w:gridSpan w:val="2"/>
-            <w:shd w:val="clear" w:color="auto" w:fill="FFFFFF"/>
+            <w:shd w:val="clear" w:color="auto" w:fill="FFFFFF" w:themeFill="background1"/>
           </w:tcPr>
           <w:p>
             <w:pPr>
               <w:cnfStyle w:val="000000100000" w:firstRow="0" w:lastRow="0" w:firstColumn="0" w:lastColumn="0" w:oddVBand="0" w:evenVBand="0" w:oddHBand="1" w:evenHBand="0" w:firstRowFirstColumn="0" w:firstRowLastColumn="0" w:lastRowFirstColumn="0" w:lastRowLastColumn="0"/>
               <w:rPr>
-                <w:rFonts w:ascii="Calibri" w:eastAsia="Calibri" w:hAnsi="Calibri" w:cs="Calibri"/>
+                <w:rFonts w:ascii="Calibri" w:hAnsi="Calibri" w:eastAsia="Calibri" w:cs="Calibri"/>
                 <w:b/>
                 <w:bCs/>
                 <w:color w:val="000000"/>
@@ -2008,13 +2015,13 @@
           <w:p>
             <w:pPr>
               <w:rPr>
-                <w:rFonts w:ascii="Calibri" w:eastAsia="Calibri" w:hAnsi="Calibri" w:cs="Calibri"/>
-                <w:color w:val="595959"/>
-              </w:rPr>
-            </w:pPr>
-            <w:r>
-              <w:rPr>
-                <w:rFonts w:ascii="Calibri" w:eastAsia="Calibri" w:hAnsi="Calibri" w:cs="Calibri"/>
+                <w:rFonts w:ascii="Calibri" w:hAnsi="Calibri" w:eastAsia="Calibri" w:cs="Calibri"/>
+                <w:color w:val="595959"/>
+              </w:rPr>
+            </w:pPr>
+            <w:r>
+              <w:rPr>
+                <w:rFonts w:ascii="Calibri" w:hAnsi="Calibri" w:eastAsia="Calibri" w:cs="Calibri"/>
                 <w:color w:val="595959"/>
               </w:rPr>
               <w:t>Comentario respuesta incorrecta</w:t>
@@ -2025,23 +2032,23 @@
           <w:tcPr>
             <w:tcW w:w="7620" w:type="dxa"/>
             <w:gridSpan w:val="2"/>
-            <w:shd w:val="clear" w:color="auto" w:fill="FFFFFF"/>
+            <w:shd w:val="clear" w:color="auto" w:fill="FFFFFF" w:themeFill="background1"/>
           </w:tcPr>
           <w:p>
             <w:pPr>
               <w:cnfStyle w:val="000000000000" w:firstRow="0" w:lastRow="0" w:firstColumn="0" w:lastColumn="0" w:oddVBand="0" w:evenVBand="0" w:oddHBand="0" w:evenHBand="0" w:firstRowFirstColumn="0" w:firstRowLastColumn="0" w:lastRowFirstColumn="0" w:lastRowLastColumn="0"/>
               <w:rPr>
-                <w:rFonts w:ascii="Calibri" w:eastAsia="Calibri" w:hAnsi="Calibri" w:cs="Calibri"/>
-                <w:b/>
-                <w:bCs/>
-                <w:color w:val="000000"/>
-                <w:sz w:val="20"/>
-                <w:szCs w:val="20"/>
-              </w:rPr>
-            </w:pPr>
-            <w:r>
-              <w:rPr>
-                <w:rFonts w:ascii="Calibri" w:eastAsia="Calibri" w:hAnsi="Calibri" w:cs="Calibri"/>
+                <w:rFonts w:ascii="Calibri" w:hAnsi="Calibri" w:eastAsia="Calibri" w:cs="Calibri"/>
+                <w:b/>
+                <w:bCs/>
+                <w:color w:val="000000"/>
+                <w:sz w:val="20"/>
+                <w:szCs w:val="20"/>
+              </w:rPr>
+            </w:pPr>
+            <w:r>
+              <w:rPr>
+                <w:rFonts w:ascii="Calibri" w:hAnsi="Calibri" w:eastAsia="Calibri" w:cs="Calibri"/>
                 <w:color w:val="000000"/>
               </w:rPr>
               <w:t>Respuesta incorrecta, revise nuevamente el contenido del componente formativo.</w:t>
@@ -2063,13 +2070,13 @@
           <w:p>
             <w:pPr>
               <w:rPr>
-                <w:rFonts w:ascii="Calibri" w:eastAsia="Calibri" w:hAnsi="Calibri" w:cs="Calibri"/>
-                <w:color w:val="595959"/>
-              </w:rPr>
-            </w:pPr>
-            <w:r>
-              <w:rPr>
-                <w:rFonts w:ascii="Calibri" w:eastAsia="Calibri" w:hAnsi="Calibri" w:cs="Calibri"/>
+                <w:rFonts w:ascii="Calibri" w:hAnsi="Calibri" w:eastAsia="Calibri" w:cs="Calibri"/>
+                <w:color w:val="595959"/>
+              </w:rPr>
+            </w:pPr>
+            <w:r>
+              <w:rPr>
+                <w:rFonts w:ascii="Calibri" w:hAnsi="Calibri" w:eastAsia="Calibri" w:cs="Calibri"/>
                 <w:color w:val="595959"/>
               </w:rPr>
               <w:t>Pregunta 5</w:t>
@@ -2085,7 +2092,7 @@
             <w:pPr>
               <w:cnfStyle w:val="000000100000" w:firstRow="0" w:lastRow="0" w:firstColumn="0" w:lastColumn="0" w:oddVBand="0" w:evenVBand="0" w:oddHBand="1" w:evenHBand="0" w:firstRowFirstColumn="0" w:firstRowLastColumn="0" w:lastRowFirstColumn="0" w:lastRowLastColumn="0"/>
               <w:rPr>
-                <w:rFonts w:ascii="Calibri" w:eastAsia="Calibri" w:hAnsi="Calibri" w:cs="Calibri"/>
+                <w:rFonts w:ascii="Calibri" w:hAnsi="Calibri" w:eastAsia="Calibri" w:cs="Calibri"/>
                 <w:b/>
                 <w:bCs/>
                 <w:color w:val="000000"/>
@@ -2118,13 +2125,13 @@
           <w:p>
             <w:pPr>
               <w:rPr>
-                <w:rFonts w:ascii="Calibri" w:eastAsia="Calibri" w:hAnsi="Calibri" w:cs="Calibri"/>
-                <w:color w:val="595959"/>
-              </w:rPr>
-            </w:pPr>
-            <w:r>
-              <w:rPr>
-                <w:rFonts w:ascii="Calibri" w:eastAsia="Calibri" w:hAnsi="Calibri" w:cs="Calibri"/>
+                <w:rFonts w:ascii="Calibri" w:hAnsi="Calibri" w:eastAsia="Calibri" w:cs="Calibri"/>
+                <w:color w:val="595959"/>
+              </w:rPr>
+            </w:pPr>
+            <w:r>
+              <w:rPr>
+                <w:rFonts w:ascii="Calibri" w:hAnsi="Calibri" w:eastAsia="Calibri" w:cs="Calibri"/>
                 <w:color w:val="595959"/>
               </w:rPr>
               <w:t>Opción a)</w:t>
@@ -2135,19 +2142,19 @@
           <w:tcPr>
             <w:tcW w:w="6727" w:type="dxa"/>
             <w:gridSpan w:val="2"/>
-            <w:shd w:val="clear" w:color="auto" w:fill="FFFFFF"/>
+            <w:shd w:val="clear" w:color="auto" w:fill="FFFFFF" w:themeFill="background1"/>
           </w:tcPr>
           <w:p>
             <w:pPr>
               <w:cnfStyle w:val="000000000000" w:firstRow="0" w:lastRow="0" w:firstColumn="0" w:lastColumn="0" w:oddVBand="0" w:evenVBand="0" w:oddHBand="0" w:evenHBand="0" w:firstRowFirstColumn="0" w:firstRowLastColumn="0" w:lastRowFirstColumn="0" w:lastRowLastColumn="0"/>
               <w:rPr>
-                <w:rFonts w:ascii="Calibri" w:eastAsia="Calibri" w:hAnsi="Calibri" w:cs="Calibri"/>
-                <w:color w:val="000000"/>
-              </w:rPr>
-            </w:pPr>
-            <w:r>
-              <w:rPr>
-                <w:rFonts w:ascii="Calibri" w:eastAsia="Calibri" w:hAnsi="Calibri" w:cs="Calibri"/>
+                <w:rFonts w:ascii="Calibri" w:hAnsi="Calibri" w:eastAsia="Calibri" w:cs="Calibri"/>
+                <w:color w:val="000000"/>
+              </w:rPr>
+            </w:pPr>
+            <w:r>
+              <w:rPr>
+                <w:rFonts w:ascii="Calibri" w:hAnsi="Calibri" w:eastAsia="Calibri" w:cs="Calibri"/>
                 <w:color w:val="000000"/>
               </w:rPr>
               <w:t>Verdadero</w:t>
@@ -2157,14 +2164,14 @@
         <w:tc>
           <w:tcPr>
             <w:tcW w:w="2160" w:type="dxa"/>
-            <w:shd w:val="clear" w:color="auto" w:fill="FFFFFF"/>
+            <w:shd w:val="clear" w:color="auto" w:fill="FFFFFF" w:themeFill="background1"/>
           </w:tcPr>
           <w:p>
             <w:pPr>
               <w:widowControl w:val="0"/>
               <w:cnfStyle w:val="000000000000" w:firstRow="0" w:lastRow="0" w:firstColumn="0" w:lastColumn="0" w:oddVBand="0" w:evenVBand="0" w:oddHBand="0" w:evenHBand="0" w:firstRowFirstColumn="0" w:firstRowLastColumn="0" w:lastRowFirstColumn="0" w:lastRowLastColumn="0"/>
               <w:rPr>
-                <w:rFonts w:ascii="Calibri" w:eastAsia="Calibri" w:hAnsi="Calibri" w:cs="Calibri"/>
+                <w:rFonts w:ascii="Calibri" w:hAnsi="Calibri" w:eastAsia="Calibri" w:cs="Calibri"/>
                 <w:color w:val="000000"/>
               </w:rPr>
             </w:pPr>
@@ -2185,13 +2192,13 @@
           <w:p>
             <w:pPr>
               <w:rPr>
-                <w:rFonts w:ascii="Calibri" w:eastAsia="Calibri" w:hAnsi="Calibri" w:cs="Calibri"/>
-                <w:color w:val="595959"/>
-              </w:rPr>
-            </w:pPr>
-            <w:r>
-              <w:rPr>
-                <w:rFonts w:ascii="Calibri" w:eastAsia="Calibri" w:hAnsi="Calibri" w:cs="Calibri"/>
+                <w:rFonts w:ascii="Calibri" w:hAnsi="Calibri" w:eastAsia="Calibri" w:cs="Calibri"/>
+                <w:color w:val="595959"/>
+              </w:rPr>
+            </w:pPr>
+            <w:r>
+              <w:rPr>
+                <w:rFonts w:ascii="Calibri" w:hAnsi="Calibri" w:eastAsia="Calibri" w:cs="Calibri"/>
                 <w:color w:val="595959"/>
               </w:rPr>
               <w:t>Opción b)</w:t>
@@ -2202,19 +2209,19 @@
           <w:tcPr>
             <w:tcW w:w="6727" w:type="dxa"/>
             <w:gridSpan w:val="2"/>
-            <w:shd w:val="clear" w:color="auto" w:fill="FFFFFF"/>
+            <w:shd w:val="clear" w:color="auto" w:fill="FFFFFF" w:themeFill="background1"/>
           </w:tcPr>
           <w:p>
             <w:pPr>
               <w:cnfStyle w:val="000000100000" w:firstRow="0" w:lastRow="0" w:firstColumn="0" w:lastColumn="0" w:oddVBand="0" w:evenVBand="0" w:oddHBand="1" w:evenHBand="0" w:firstRowFirstColumn="0" w:firstRowLastColumn="0" w:lastRowFirstColumn="0" w:lastRowLastColumn="0"/>
               <w:rPr>
-                <w:rFonts w:ascii="Calibri" w:eastAsia="Calibri" w:hAnsi="Calibri" w:cs="Calibri"/>
-                <w:color w:val="000000"/>
-              </w:rPr>
-            </w:pPr>
-            <w:r>
-              <w:rPr>
-                <w:rFonts w:ascii="Calibri" w:eastAsia="Calibri" w:hAnsi="Calibri" w:cs="Calibri"/>
+                <w:rFonts w:ascii="Calibri" w:hAnsi="Calibri" w:eastAsia="Calibri" w:cs="Calibri"/>
+                <w:color w:val="000000"/>
+              </w:rPr>
+            </w:pPr>
+            <w:r>
+              <w:rPr>
+                <w:rFonts w:ascii="Calibri" w:hAnsi="Calibri" w:eastAsia="Calibri" w:cs="Calibri"/>
                 <w:color w:val="000000"/>
               </w:rPr>
               <w:t>Falso</w:t>
@@ -2224,20 +2231,20 @@
         <w:tc>
           <w:tcPr>
             <w:tcW w:w="2160" w:type="dxa"/>
-            <w:shd w:val="clear" w:color="auto" w:fill="FFFFFF"/>
+            <w:shd w:val="clear" w:color="auto" w:fill="FFFFFF" w:themeFill="background1"/>
           </w:tcPr>
           <w:p>
             <w:pPr>
               <w:widowControl w:val="0"/>
               <w:cnfStyle w:val="000000100000" w:firstRow="0" w:lastRow="0" w:firstColumn="0" w:lastColumn="0" w:oddVBand="0" w:evenVBand="0" w:oddHBand="1" w:evenHBand="0" w:firstRowFirstColumn="0" w:firstRowLastColumn="0" w:lastRowFirstColumn="0" w:lastRowLastColumn="0"/>
               <w:rPr>
-                <w:rFonts w:ascii="Calibri" w:eastAsia="Calibri" w:hAnsi="Calibri" w:cs="Calibri"/>
-                <w:color w:val="000000"/>
-              </w:rPr>
-            </w:pPr>
-            <w:r>
-              <w:rPr>
-                <w:rFonts w:ascii="Calibri" w:eastAsia="Calibri" w:hAnsi="Calibri" w:cs="Calibri"/>
+                <w:rFonts w:ascii="Calibri" w:hAnsi="Calibri" w:eastAsia="Calibri" w:cs="Calibri"/>
+                <w:color w:val="000000"/>
+              </w:rPr>
+            </w:pPr>
+            <w:r>
+              <w:rPr>
+                <w:rFonts w:ascii="Calibri" w:hAnsi="Calibri" w:eastAsia="Calibri" w:cs="Calibri"/>
                 <w:color w:val="000000"/>
               </w:rPr>
               <w:t>X</w:t>
@@ -2259,13 +2266,13 @@
           <w:p>
             <w:pPr>
               <w:rPr>
-                <w:rFonts w:ascii="Calibri" w:eastAsia="Calibri" w:hAnsi="Calibri" w:cs="Calibri"/>
-                <w:color w:val="595959"/>
-              </w:rPr>
-            </w:pPr>
-            <w:r>
-              <w:rPr>
-                <w:rFonts w:ascii="Calibri" w:eastAsia="Calibri" w:hAnsi="Calibri" w:cs="Calibri"/>
+                <w:rFonts w:ascii="Calibri" w:hAnsi="Calibri" w:eastAsia="Calibri" w:cs="Calibri"/>
+                <w:color w:val="595959"/>
+              </w:rPr>
+            </w:pPr>
+            <w:r>
+              <w:rPr>
+                <w:rFonts w:ascii="Calibri" w:hAnsi="Calibri" w:eastAsia="Calibri" w:cs="Calibri"/>
                 <w:color w:val="595959"/>
               </w:rPr>
               <w:t>Comentario respuesta correcta</w:t>
@@ -2276,13 +2283,13 @@
           <w:tcPr>
             <w:tcW w:w="7620" w:type="dxa"/>
             <w:gridSpan w:val="2"/>
-            <w:shd w:val="clear" w:color="auto" w:fill="FFFFFF"/>
+            <w:shd w:val="clear" w:color="auto" w:fill="FFFFFF" w:themeFill="background1"/>
           </w:tcPr>
           <w:p>
             <w:pPr>
               <w:cnfStyle w:val="000000000000" w:firstRow="0" w:lastRow="0" w:firstColumn="0" w:lastColumn="0" w:oddVBand="0" w:evenVBand="0" w:oddHBand="0" w:evenHBand="0" w:firstRowFirstColumn="0" w:firstRowLastColumn="0" w:lastRowFirstColumn="0" w:lastRowLastColumn="0"/>
               <w:rPr>
-                <w:rFonts w:ascii="Calibri" w:eastAsia="Calibri" w:hAnsi="Calibri" w:cs="Calibri"/>
+                <w:rFonts w:ascii="Calibri" w:hAnsi="Calibri" w:eastAsia="Calibri" w:cs="Calibri"/>
                 <w:b/>
                 <w:bCs/>
                 <w:color w:val="000000"/>
@@ -2323,13 +2330,13 @@
           <w:p>
             <w:pPr>
               <w:rPr>
-                <w:rFonts w:ascii="Calibri" w:eastAsia="Calibri" w:hAnsi="Calibri" w:cs="Calibri"/>
-                <w:color w:val="595959"/>
-              </w:rPr>
-            </w:pPr>
-            <w:r>
-              <w:rPr>
-                <w:rFonts w:ascii="Calibri" w:eastAsia="Calibri" w:hAnsi="Calibri" w:cs="Calibri"/>
+                <w:rFonts w:ascii="Calibri" w:hAnsi="Calibri" w:eastAsia="Calibri" w:cs="Calibri"/>
+                <w:color w:val="595959"/>
+              </w:rPr>
+            </w:pPr>
+            <w:r>
+              <w:rPr>
+                <w:rFonts w:ascii="Calibri" w:hAnsi="Calibri" w:eastAsia="Calibri" w:cs="Calibri"/>
                 <w:color w:val="595959"/>
               </w:rPr>
               <w:t>Comentario respuesta incorrecta</w:t>
@@ -2340,23 +2347,23 @@
           <w:tcPr>
             <w:tcW w:w="7620" w:type="dxa"/>
             <w:gridSpan w:val="2"/>
-            <w:shd w:val="clear" w:color="auto" w:fill="FFFFFF"/>
+            <w:shd w:val="clear" w:color="auto" w:fill="FFFFFF" w:themeFill="background1"/>
           </w:tcPr>
           <w:p>
             <w:pPr>
               <w:cnfStyle w:val="000000100000" w:firstRow="0" w:lastRow="0" w:firstColumn="0" w:lastColumn="0" w:oddVBand="0" w:evenVBand="0" w:oddHBand="1" w:evenHBand="0" w:firstRowFirstColumn="0" w:firstRowLastColumn="0" w:lastRowFirstColumn="0" w:lastRowLastColumn="0"/>
               <w:rPr>
-                <w:rFonts w:ascii="Calibri" w:eastAsia="Calibri" w:hAnsi="Calibri" w:cs="Calibri"/>
-                <w:b/>
-                <w:bCs/>
-                <w:color w:val="000000"/>
-                <w:sz w:val="20"/>
-                <w:szCs w:val="20"/>
-              </w:rPr>
-            </w:pPr>
-            <w:r>
-              <w:rPr>
-                <w:rFonts w:ascii="Calibri" w:eastAsia="Calibri" w:hAnsi="Calibri" w:cs="Calibri"/>
+                <w:rFonts w:ascii="Calibri" w:hAnsi="Calibri" w:eastAsia="Calibri" w:cs="Calibri"/>
+                <w:b/>
+                <w:bCs/>
+                <w:color w:val="000000"/>
+                <w:sz w:val="20"/>
+                <w:szCs w:val="20"/>
+              </w:rPr>
+            </w:pPr>
+            <w:r>
+              <w:rPr>
+                <w:rFonts w:ascii="Calibri" w:hAnsi="Calibri" w:eastAsia="Calibri" w:cs="Calibri"/>
                 <w:color w:val="000000"/>
               </w:rPr>
               <w:t>Respuesta incorrecta, revise nuevamente el contenido del componente formativo.</w:t>
@@ -2378,13 +2385,13 @@
           <w:p>
             <w:pPr>
               <w:rPr>
-                <w:rFonts w:ascii="Calibri" w:eastAsia="Calibri" w:hAnsi="Calibri" w:cs="Calibri"/>
-                <w:color w:val="595959"/>
-              </w:rPr>
-            </w:pPr>
-            <w:r>
-              <w:rPr>
-                <w:rFonts w:ascii="Calibri" w:eastAsia="Calibri" w:hAnsi="Calibri" w:cs="Calibri"/>
+                <w:rFonts w:ascii="Calibri" w:hAnsi="Calibri" w:eastAsia="Calibri" w:cs="Calibri"/>
+                <w:color w:val="595959"/>
+              </w:rPr>
+            </w:pPr>
+            <w:r>
+              <w:rPr>
+                <w:rFonts w:ascii="Calibri" w:hAnsi="Calibri" w:eastAsia="Calibri" w:cs="Calibri"/>
                 <w:color w:val="595959"/>
               </w:rPr>
               <w:t>Pregunta 6</w:t>
@@ -2423,7 +2430,7 @@
             <w:pPr>
               <w:cnfStyle w:val="000000000000" w:firstRow="0" w:lastRow="0" w:firstColumn="0" w:lastColumn="0" w:oddVBand="0" w:evenVBand="0" w:oddHBand="0" w:evenHBand="0" w:firstRowFirstColumn="0" w:firstRowLastColumn="0" w:lastRowFirstColumn="0" w:lastRowLastColumn="0"/>
               <w:rPr>
-                <w:rFonts w:ascii="Calibri" w:eastAsia="Calibri" w:hAnsi="Calibri" w:cs="Calibri"/>
+                <w:rFonts w:ascii="Calibri" w:hAnsi="Calibri" w:eastAsia="Calibri" w:cs="Calibri"/>
                 <w:b/>
                 <w:bCs/>
                 <w:color w:val="000000"/>
@@ -2448,13 +2455,13 @@
           <w:p>
             <w:pPr>
               <w:rPr>
-                <w:rFonts w:ascii="Calibri" w:eastAsia="Calibri" w:hAnsi="Calibri" w:cs="Calibri"/>
-                <w:color w:val="595959"/>
-              </w:rPr>
-            </w:pPr>
-            <w:r>
-              <w:rPr>
-                <w:rFonts w:ascii="Calibri" w:eastAsia="Calibri" w:hAnsi="Calibri" w:cs="Calibri"/>
+                <w:rFonts w:ascii="Calibri" w:hAnsi="Calibri" w:eastAsia="Calibri" w:cs="Calibri"/>
+                <w:color w:val="595959"/>
+              </w:rPr>
+            </w:pPr>
+            <w:r>
+              <w:rPr>
+                <w:rFonts w:ascii="Calibri" w:hAnsi="Calibri" w:eastAsia="Calibri" w:cs="Calibri"/>
                 <w:color w:val="595959"/>
               </w:rPr>
               <w:t>Opción a)</w:t>
@@ -2465,19 +2472,19 @@
           <w:tcPr>
             <w:tcW w:w="6727" w:type="dxa"/>
             <w:gridSpan w:val="2"/>
-            <w:shd w:val="clear" w:color="auto" w:fill="FFFFFF"/>
+            <w:shd w:val="clear" w:color="auto" w:fill="FFFFFF" w:themeFill="background1"/>
           </w:tcPr>
           <w:p>
             <w:pPr>
               <w:cnfStyle w:val="000000100000" w:firstRow="0" w:lastRow="0" w:firstColumn="0" w:lastColumn="0" w:oddVBand="0" w:evenVBand="0" w:oddHBand="1" w:evenHBand="0" w:firstRowFirstColumn="0" w:firstRowLastColumn="0" w:lastRowFirstColumn="0" w:lastRowLastColumn="0"/>
               <w:rPr>
-                <w:rFonts w:ascii="Calibri" w:eastAsia="Calibri" w:hAnsi="Calibri" w:cs="Calibri"/>
-                <w:color w:val="000000"/>
-              </w:rPr>
-            </w:pPr>
-            <w:r>
-              <w:rPr>
-                <w:rFonts w:ascii="Calibri" w:eastAsia="Calibri" w:hAnsi="Calibri" w:cs="Calibri"/>
+                <w:rFonts w:ascii="Calibri" w:hAnsi="Calibri" w:eastAsia="Calibri" w:cs="Calibri"/>
+                <w:color w:val="000000"/>
+              </w:rPr>
+            </w:pPr>
+            <w:r>
+              <w:rPr>
+                <w:rFonts w:ascii="Calibri" w:hAnsi="Calibri" w:eastAsia="Calibri" w:cs="Calibri"/>
                 <w:color w:val="000000"/>
               </w:rPr>
               <w:t>Verdadero</w:t>
@@ -2487,14 +2494,14 @@
         <w:tc>
           <w:tcPr>
             <w:tcW w:w="2160" w:type="dxa"/>
-            <w:shd w:val="clear" w:color="auto" w:fill="FFFFFF"/>
+            <w:shd w:val="clear" w:color="auto" w:fill="FFFFFF" w:themeFill="background1"/>
           </w:tcPr>
           <w:p>
             <w:pPr>
               <w:widowControl w:val="0"/>
               <w:cnfStyle w:val="000000100000" w:firstRow="0" w:lastRow="0" w:firstColumn="0" w:lastColumn="0" w:oddVBand="0" w:evenVBand="0" w:oddHBand="1" w:evenHBand="0" w:firstRowFirstColumn="0" w:firstRowLastColumn="0" w:lastRowFirstColumn="0" w:lastRowLastColumn="0"/>
               <w:rPr>
-                <w:rFonts w:ascii="Calibri" w:eastAsia="Calibri" w:hAnsi="Calibri" w:cs="Calibri"/>
+                <w:rFonts w:ascii="Calibri" w:hAnsi="Calibri" w:eastAsia="Calibri" w:cs="Calibri"/>
                 <w:color w:val="000000"/>
               </w:rPr>
             </w:pPr>
@@ -2513,13 +2520,13 @@
           <w:p>
             <w:pPr>
               <w:rPr>
-                <w:rFonts w:ascii="Calibri" w:eastAsia="Calibri" w:hAnsi="Calibri" w:cs="Calibri"/>
-                <w:color w:val="595959"/>
-              </w:rPr>
-            </w:pPr>
-            <w:r>
-              <w:rPr>
-                <w:rFonts w:ascii="Calibri" w:eastAsia="Calibri" w:hAnsi="Calibri" w:cs="Calibri"/>
+                <w:rFonts w:ascii="Calibri" w:hAnsi="Calibri" w:eastAsia="Calibri" w:cs="Calibri"/>
+                <w:color w:val="595959"/>
+              </w:rPr>
+            </w:pPr>
+            <w:r>
+              <w:rPr>
+                <w:rFonts w:ascii="Calibri" w:hAnsi="Calibri" w:eastAsia="Calibri" w:cs="Calibri"/>
                 <w:color w:val="595959"/>
               </w:rPr>
               <w:t>Opción b)</w:t>
@@ -2530,19 +2537,19 @@
           <w:tcPr>
             <w:tcW w:w="6727" w:type="dxa"/>
             <w:gridSpan w:val="2"/>
-            <w:shd w:val="clear" w:color="auto" w:fill="FFFFFF"/>
+            <w:shd w:val="clear" w:color="auto" w:fill="FFFFFF" w:themeFill="background1"/>
           </w:tcPr>
           <w:p>
             <w:pPr>
               <w:cnfStyle w:val="000000000000" w:firstRow="0" w:lastRow="0" w:firstColumn="0" w:lastColumn="0" w:oddVBand="0" w:evenVBand="0" w:oddHBand="0" w:evenHBand="0" w:firstRowFirstColumn="0" w:firstRowLastColumn="0" w:lastRowFirstColumn="0" w:lastRowLastColumn="0"/>
               <w:rPr>
-                <w:rFonts w:ascii="Calibri" w:eastAsia="Calibri" w:hAnsi="Calibri" w:cs="Calibri"/>
-                <w:color w:val="000000"/>
-              </w:rPr>
-            </w:pPr>
-            <w:r>
-              <w:rPr>
-                <w:rFonts w:ascii="Calibri" w:eastAsia="Calibri" w:hAnsi="Calibri" w:cs="Calibri"/>
+                <w:rFonts w:ascii="Calibri" w:hAnsi="Calibri" w:eastAsia="Calibri" w:cs="Calibri"/>
+                <w:color w:val="000000"/>
+              </w:rPr>
+            </w:pPr>
+            <w:r>
+              <w:rPr>
+                <w:rFonts w:ascii="Calibri" w:hAnsi="Calibri" w:eastAsia="Calibri" w:cs="Calibri"/>
                 <w:color w:val="000000"/>
               </w:rPr>
               <w:t>Falso</w:t>
@@ -2552,20 +2559,20 @@
         <w:tc>
           <w:tcPr>
             <w:tcW w:w="2160" w:type="dxa"/>
-            <w:shd w:val="clear" w:color="auto" w:fill="FFFFFF"/>
+            <w:shd w:val="clear" w:color="auto" w:fill="FFFFFF" w:themeFill="background1"/>
           </w:tcPr>
           <w:p>
             <w:pPr>
               <w:widowControl w:val="0"/>
               <w:cnfStyle w:val="000000000000" w:firstRow="0" w:lastRow="0" w:firstColumn="0" w:lastColumn="0" w:oddVBand="0" w:evenVBand="0" w:oddHBand="0" w:evenHBand="0" w:firstRowFirstColumn="0" w:firstRowLastColumn="0" w:lastRowFirstColumn="0" w:lastRowLastColumn="0"/>
               <w:rPr>
-                <w:rFonts w:ascii="Calibri" w:eastAsia="Calibri" w:hAnsi="Calibri" w:cs="Calibri"/>
-                <w:color w:val="000000"/>
-              </w:rPr>
-            </w:pPr>
-            <w:r>
-              <w:rPr>
-                <w:rFonts w:ascii="Calibri" w:eastAsia="Calibri" w:hAnsi="Calibri" w:cs="Calibri"/>
+                <w:rFonts w:ascii="Calibri" w:hAnsi="Calibri" w:eastAsia="Calibri" w:cs="Calibri"/>
+                <w:color w:val="000000"/>
+              </w:rPr>
+            </w:pPr>
+            <w:r>
+              <w:rPr>
+                <w:rFonts w:ascii="Calibri" w:hAnsi="Calibri" w:eastAsia="Calibri" w:cs="Calibri"/>
                 <w:color w:val="000000"/>
               </w:rPr>
               <w:t>X</w:t>
@@ -2587,13 +2594,13 @@
           <w:p>
             <w:pPr>
               <w:rPr>
-                <w:rFonts w:ascii="Calibri" w:eastAsia="Calibri" w:hAnsi="Calibri" w:cs="Calibri"/>
-                <w:color w:val="595959"/>
-              </w:rPr>
-            </w:pPr>
-            <w:r>
-              <w:rPr>
-                <w:rFonts w:ascii="Calibri" w:eastAsia="Calibri" w:hAnsi="Calibri" w:cs="Calibri"/>
+                <w:rFonts w:ascii="Calibri" w:hAnsi="Calibri" w:eastAsia="Calibri" w:cs="Calibri"/>
+                <w:color w:val="595959"/>
+              </w:rPr>
+            </w:pPr>
+            <w:r>
+              <w:rPr>
+                <w:rFonts w:ascii="Calibri" w:hAnsi="Calibri" w:eastAsia="Calibri" w:cs="Calibri"/>
                 <w:color w:val="595959"/>
               </w:rPr>
               <w:t>Comentario respuesta correcta</w:t>
@@ -2604,7 +2611,7 @@
           <w:tcPr>
             <w:tcW w:w="7620" w:type="dxa"/>
             <w:gridSpan w:val="2"/>
-            <w:shd w:val="clear" w:color="auto" w:fill="FFFFFF"/>
+            <w:shd w:val="clear" w:color="auto" w:fill="FFFFFF" w:themeFill="background1"/>
           </w:tcPr>
           <w:p>
             <w:pPr>
@@ -2640,13 +2647,13 @@
           <w:p>
             <w:pPr>
               <w:rPr>
-                <w:rFonts w:ascii="Calibri" w:eastAsia="Calibri" w:hAnsi="Calibri" w:cs="Calibri"/>
-                <w:color w:val="595959"/>
-              </w:rPr>
-            </w:pPr>
-            <w:r>
-              <w:rPr>
-                <w:rFonts w:ascii="Calibri" w:eastAsia="Calibri" w:hAnsi="Calibri" w:cs="Calibri"/>
+                <w:rFonts w:ascii="Calibri" w:hAnsi="Calibri" w:eastAsia="Calibri" w:cs="Calibri"/>
+                <w:color w:val="595959"/>
+              </w:rPr>
+            </w:pPr>
+            <w:r>
+              <w:rPr>
+                <w:rFonts w:ascii="Calibri" w:hAnsi="Calibri" w:eastAsia="Calibri" w:cs="Calibri"/>
                 <w:color w:val="595959"/>
               </w:rPr>
               <w:t>Comentario respuesta incorrecta</w:t>
@@ -2657,13 +2664,13 @@
           <w:tcPr>
             <w:tcW w:w="7620" w:type="dxa"/>
             <w:gridSpan w:val="2"/>
-            <w:shd w:val="clear" w:color="auto" w:fill="FFFFFF"/>
+            <w:shd w:val="clear" w:color="auto" w:fill="FFFFFF" w:themeFill="background1"/>
           </w:tcPr>
           <w:p>
             <w:pPr>
               <w:cnfStyle w:val="000000000000" w:firstRow="0" w:lastRow="0" w:firstColumn="0" w:lastColumn="0" w:oddVBand="0" w:evenVBand="0" w:oddHBand="0" w:evenHBand="0" w:firstRowFirstColumn="0" w:firstRowLastColumn="0" w:lastRowFirstColumn="0" w:lastRowLastColumn="0"/>
               <w:rPr>
-                <w:rFonts w:ascii="Calibri" w:eastAsia="Calibri" w:hAnsi="Calibri" w:cs="Calibri"/>
+                <w:rFonts w:ascii="Calibri" w:hAnsi="Calibri" w:eastAsia="Calibri" w:cs="Calibri"/>
                 <w:color w:val="AEAAAA"/>
                 <w:sz w:val="20"/>
                 <w:szCs w:val="20"/>
@@ -2671,7 +2678,7 @@
             </w:pPr>
             <w:r>
               <w:rPr>
-                <w:rFonts w:ascii="Calibri" w:eastAsia="Calibri" w:hAnsi="Calibri" w:cs="Calibri"/>
+                <w:rFonts w:ascii="Calibri" w:hAnsi="Calibri" w:eastAsia="Calibri" w:cs="Calibri"/>
                 <w:color w:val="000000"/>
               </w:rPr>
               <w:t>Respuesta incorrecta, revise nuevamente el contenido del componente formativo.</w:t>
@@ -2693,16 +2700,15 @@
           <w:p>
             <w:pPr>
               <w:rPr>
-                <w:rFonts w:ascii="Calibri" w:eastAsia="Calibri" w:hAnsi="Calibri" w:cs="Calibri"/>
-                <w:color w:val="595959"/>
-              </w:rPr>
-            </w:pPr>
-            <w:r>
-              <w:rPr>
-                <w:rFonts w:ascii="Calibri" w:eastAsia="Calibri" w:hAnsi="Calibri" w:cs="Calibri"/>
-                <w:color w:val="595959"/>
-              </w:rPr>
-              <w:lastRenderedPageBreak/>
+                <w:rFonts w:ascii="Calibri" w:hAnsi="Calibri" w:eastAsia="Calibri" w:cs="Calibri"/>
+                <w:color w:val="595959"/>
+              </w:rPr>
+            </w:pPr>
+            <w:r>
+              <w:rPr>
+                <w:rFonts w:ascii="Calibri" w:hAnsi="Calibri" w:eastAsia="Calibri" w:cs="Calibri"/>
+                <w:color w:val="595959"/>
+              </w:rPr>
               <w:t>Pregunta 7</w:t>
             </w:r>
           </w:p>
@@ -2748,13 +2754,13 @@
           <w:p>
             <w:pPr>
               <w:rPr>
-                <w:rFonts w:ascii="Calibri" w:eastAsia="Calibri" w:hAnsi="Calibri" w:cs="Calibri"/>
-                <w:color w:val="595959"/>
-              </w:rPr>
-            </w:pPr>
-            <w:r>
-              <w:rPr>
-                <w:rFonts w:ascii="Calibri" w:eastAsia="Calibri" w:hAnsi="Calibri" w:cs="Calibri"/>
+                <w:rFonts w:ascii="Calibri" w:hAnsi="Calibri" w:eastAsia="Calibri" w:cs="Calibri"/>
+                <w:color w:val="595959"/>
+              </w:rPr>
+            </w:pPr>
+            <w:r>
+              <w:rPr>
+                <w:rFonts w:ascii="Calibri" w:hAnsi="Calibri" w:eastAsia="Calibri" w:cs="Calibri"/>
                 <w:color w:val="595959"/>
               </w:rPr>
               <w:t>Opción a)</w:t>
@@ -2765,19 +2771,19 @@
           <w:tcPr>
             <w:tcW w:w="6727" w:type="dxa"/>
             <w:gridSpan w:val="2"/>
-            <w:shd w:val="clear" w:color="auto" w:fill="FFFFFF"/>
+            <w:shd w:val="clear" w:color="auto" w:fill="FFFFFF" w:themeFill="background1"/>
           </w:tcPr>
           <w:p>
             <w:pPr>
               <w:cnfStyle w:val="000000000000" w:firstRow="0" w:lastRow="0" w:firstColumn="0" w:lastColumn="0" w:oddVBand="0" w:evenVBand="0" w:oddHBand="0" w:evenHBand="0" w:firstRowFirstColumn="0" w:firstRowLastColumn="0" w:lastRowFirstColumn="0" w:lastRowLastColumn="0"/>
               <w:rPr>
-                <w:rFonts w:ascii="Calibri" w:eastAsia="Calibri" w:hAnsi="Calibri" w:cs="Calibri"/>
-                <w:color w:val="000000"/>
-              </w:rPr>
-            </w:pPr>
-            <w:r>
-              <w:rPr>
-                <w:rFonts w:ascii="Calibri" w:eastAsia="Calibri" w:hAnsi="Calibri" w:cs="Calibri"/>
+                <w:rFonts w:ascii="Calibri" w:hAnsi="Calibri" w:eastAsia="Calibri" w:cs="Calibri"/>
+                <w:color w:val="000000"/>
+              </w:rPr>
+            </w:pPr>
+            <w:r>
+              <w:rPr>
+                <w:rFonts w:ascii="Calibri" w:hAnsi="Calibri" w:eastAsia="Calibri" w:cs="Calibri"/>
                 <w:color w:val="000000"/>
               </w:rPr>
               <w:t>Verdadero</w:t>
@@ -2787,14 +2793,14 @@
         <w:tc>
           <w:tcPr>
             <w:tcW w:w="2160" w:type="dxa"/>
-            <w:shd w:val="clear" w:color="auto" w:fill="FFFFFF"/>
+            <w:shd w:val="clear" w:color="auto" w:fill="FFFFFF" w:themeFill="background1"/>
           </w:tcPr>
           <w:p>
             <w:pPr>
               <w:widowControl w:val="0"/>
               <w:cnfStyle w:val="000000000000" w:firstRow="0" w:lastRow="0" w:firstColumn="0" w:lastColumn="0" w:oddVBand="0" w:evenVBand="0" w:oddHBand="0" w:evenHBand="0" w:firstRowFirstColumn="0" w:firstRowLastColumn="0" w:lastRowFirstColumn="0" w:lastRowLastColumn="0"/>
               <w:rPr>
-                <w:rFonts w:ascii="Calibri" w:eastAsia="Calibri" w:hAnsi="Calibri" w:cs="Calibri"/>
+                <w:rFonts w:ascii="Calibri" w:hAnsi="Calibri" w:eastAsia="Calibri" w:cs="Calibri"/>
                 <w:color w:val="000000"/>
               </w:rPr>
             </w:pPr>
@@ -2815,13 +2821,13 @@
           <w:p>
             <w:pPr>
               <w:rPr>
-                <w:rFonts w:ascii="Calibri" w:eastAsia="Calibri" w:hAnsi="Calibri" w:cs="Calibri"/>
-                <w:color w:val="595959"/>
-              </w:rPr>
-            </w:pPr>
-            <w:r>
-              <w:rPr>
-                <w:rFonts w:ascii="Calibri" w:eastAsia="Calibri" w:hAnsi="Calibri" w:cs="Calibri"/>
+                <w:rFonts w:ascii="Calibri" w:hAnsi="Calibri" w:eastAsia="Calibri" w:cs="Calibri"/>
+                <w:color w:val="595959"/>
+              </w:rPr>
+            </w:pPr>
+            <w:r>
+              <w:rPr>
+                <w:rFonts w:ascii="Calibri" w:hAnsi="Calibri" w:eastAsia="Calibri" w:cs="Calibri"/>
                 <w:color w:val="595959"/>
               </w:rPr>
               <w:t>Opción b)</w:t>
@@ -2832,19 +2838,19 @@
           <w:tcPr>
             <w:tcW w:w="6727" w:type="dxa"/>
             <w:gridSpan w:val="2"/>
-            <w:shd w:val="clear" w:color="auto" w:fill="FFFFFF"/>
+            <w:shd w:val="clear" w:color="auto" w:fill="FFFFFF" w:themeFill="background1"/>
           </w:tcPr>
           <w:p>
             <w:pPr>
               <w:cnfStyle w:val="000000100000" w:firstRow="0" w:lastRow="0" w:firstColumn="0" w:lastColumn="0" w:oddVBand="0" w:evenVBand="0" w:oddHBand="1" w:evenHBand="0" w:firstRowFirstColumn="0" w:firstRowLastColumn="0" w:lastRowFirstColumn="0" w:lastRowLastColumn="0"/>
               <w:rPr>
-                <w:rFonts w:ascii="Calibri" w:eastAsia="Calibri" w:hAnsi="Calibri" w:cs="Calibri"/>
-                <w:color w:val="000000"/>
-              </w:rPr>
-            </w:pPr>
-            <w:r>
-              <w:rPr>
-                <w:rFonts w:ascii="Calibri" w:eastAsia="Calibri" w:hAnsi="Calibri" w:cs="Calibri"/>
+                <w:rFonts w:ascii="Calibri" w:hAnsi="Calibri" w:eastAsia="Calibri" w:cs="Calibri"/>
+                <w:color w:val="000000"/>
+              </w:rPr>
+            </w:pPr>
+            <w:r>
+              <w:rPr>
+                <w:rFonts w:ascii="Calibri" w:hAnsi="Calibri" w:eastAsia="Calibri" w:cs="Calibri"/>
                 <w:color w:val="000000"/>
               </w:rPr>
               <w:t>Falso</w:t>
@@ -2854,20 +2860,20 @@
         <w:tc>
           <w:tcPr>
             <w:tcW w:w="2160" w:type="dxa"/>
-            <w:shd w:val="clear" w:color="auto" w:fill="FFFFFF"/>
+            <w:shd w:val="clear" w:color="auto" w:fill="FFFFFF" w:themeFill="background1"/>
           </w:tcPr>
           <w:p>
             <w:pPr>
               <w:widowControl w:val="0"/>
               <w:cnfStyle w:val="000000100000" w:firstRow="0" w:lastRow="0" w:firstColumn="0" w:lastColumn="0" w:oddVBand="0" w:evenVBand="0" w:oddHBand="1" w:evenHBand="0" w:firstRowFirstColumn="0" w:firstRowLastColumn="0" w:lastRowFirstColumn="0" w:lastRowLastColumn="0"/>
               <w:rPr>
-                <w:rFonts w:ascii="Calibri" w:eastAsia="Calibri" w:hAnsi="Calibri" w:cs="Calibri"/>
-                <w:color w:val="000000"/>
-              </w:rPr>
-            </w:pPr>
-            <w:r>
-              <w:rPr>
-                <w:rFonts w:ascii="Calibri" w:eastAsia="Calibri" w:hAnsi="Calibri" w:cs="Calibri"/>
+                <w:rFonts w:ascii="Calibri" w:hAnsi="Calibri" w:eastAsia="Calibri" w:cs="Calibri"/>
+                <w:color w:val="000000"/>
+              </w:rPr>
+            </w:pPr>
+            <w:r>
+              <w:rPr>
+                <w:rFonts w:ascii="Calibri" w:hAnsi="Calibri" w:eastAsia="Calibri" w:cs="Calibri"/>
                 <w:color w:val="000000"/>
               </w:rPr>
               <w:t>X</w:t>
@@ -2888,13 +2894,13 @@
           <w:p>
             <w:pPr>
               <w:rPr>
-                <w:rFonts w:ascii="Calibri" w:eastAsia="Calibri" w:hAnsi="Calibri" w:cs="Calibri"/>
-                <w:color w:val="595959"/>
-              </w:rPr>
-            </w:pPr>
-            <w:r>
-              <w:rPr>
-                <w:rFonts w:ascii="Calibri" w:eastAsia="Calibri" w:hAnsi="Calibri" w:cs="Calibri"/>
+                <w:rFonts w:ascii="Calibri" w:hAnsi="Calibri" w:eastAsia="Calibri" w:cs="Calibri"/>
+                <w:color w:val="595959"/>
+              </w:rPr>
+            </w:pPr>
+            <w:r>
+              <w:rPr>
+                <w:rFonts w:ascii="Calibri" w:hAnsi="Calibri" w:eastAsia="Calibri" w:cs="Calibri"/>
                 <w:color w:val="595959"/>
               </w:rPr>
               <w:t>Comentario respuesta correcta</w:t>
@@ -2905,13 +2911,13 @@
           <w:tcPr>
             <w:tcW w:w="7620" w:type="dxa"/>
             <w:gridSpan w:val="2"/>
-            <w:shd w:val="clear" w:color="auto" w:fill="FFFFFF"/>
+            <w:shd w:val="clear" w:color="auto" w:fill="FFFFFF" w:themeFill="background1"/>
           </w:tcPr>
           <w:p>
             <w:pPr>
               <w:cnfStyle w:val="000000000000" w:firstRow="0" w:lastRow="0" w:firstColumn="0" w:lastColumn="0" w:oddVBand="0" w:evenVBand="0" w:oddHBand="0" w:evenHBand="0" w:firstRowFirstColumn="0" w:firstRowLastColumn="0" w:lastRowFirstColumn="0" w:lastRowLastColumn="0"/>
               <w:rPr>
-                <w:rFonts w:ascii="Calibri" w:eastAsia="Calibri" w:hAnsi="Calibri" w:cs="Calibri"/>
+                <w:rFonts w:ascii="Calibri" w:hAnsi="Calibri" w:eastAsia="Calibri" w:cs="Calibri"/>
                 <w:color w:val="AEAAAA"/>
                 <w:sz w:val="20"/>
                 <w:szCs w:val="20"/>
@@ -2950,13 +2956,13 @@
           <w:p>
             <w:pPr>
               <w:rPr>
-                <w:rFonts w:ascii="Calibri" w:eastAsia="Calibri" w:hAnsi="Calibri" w:cs="Calibri"/>
-                <w:color w:val="595959"/>
-              </w:rPr>
-            </w:pPr>
-            <w:r>
-              <w:rPr>
-                <w:rFonts w:ascii="Calibri" w:eastAsia="Calibri" w:hAnsi="Calibri" w:cs="Calibri"/>
+                <w:rFonts w:ascii="Calibri" w:hAnsi="Calibri" w:eastAsia="Calibri" w:cs="Calibri"/>
+                <w:color w:val="595959"/>
+              </w:rPr>
+            </w:pPr>
+            <w:r>
+              <w:rPr>
+                <w:rFonts w:ascii="Calibri" w:hAnsi="Calibri" w:eastAsia="Calibri" w:cs="Calibri"/>
                 <w:color w:val="595959"/>
               </w:rPr>
               <w:t>Comentario respuesta incorrecta</w:t>
@@ -2967,13 +2973,13 @@
           <w:tcPr>
             <w:tcW w:w="7620" w:type="dxa"/>
             <w:gridSpan w:val="2"/>
-            <w:shd w:val="clear" w:color="auto" w:fill="FFFFFF"/>
+            <w:shd w:val="clear" w:color="auto" w:fill="FFFFFF" w:themeFill="background1"/>
           </w:tcPr>
           <w:p>
             <w:pPr>
               <w:cnfStyle w:val="000000100000" w:firstRow="0" w:lastRow="0" w:firstColumn="0" w:lastColumn="0" w:oddVBand="0" w:evenVBand="0" w:oddHBand="1" w:evenHBand="0" w:firstRowFirstColumn="0" w:firstRowLastColumn="0" w:lastRowFirstColumn="0" w:lastRowLastColumn="0"/>
               <w:rPr>
-                <w:rFonts w:ascii="Calibri" w:eastAsia="Calibri" w:hAnsi="Calibri" w:cs="Calibri"/>
+                <w:rFonts w:ascii="Calibri" w:hAnsi="Calibri" w:eastAsia="Calibri" w:cs="Calibri"/>
                 <w:color w:val="AEAAAA"/>
                 <w:sz w:val="20"/>
                 <w:szCs w:val="20"/>
@@ -2981,7 +2987,7 @@
             </w:pPr>
             <w:r>
               <w:rPr>
-                <w:rFonts w:ascii="Calibri" w:eastAsia="Calibri" w:hAnsi="Calibri" w:cs="Calibri"/>
+                <w:rFonts w:ascii="Calibri" w:hAnsi="Calibri" w:eastAsia="Calibri" w:cs="Calibri"/>
                 <w:color w:val="000000"/>
               </w:rPr>
               <w:t>Respuesta incorrecta, revise nuevamente el contenido del componente formativo.</w:t>
@@ -3003,13 +3009,13 @@
           <w:p>
             <w:pPr>
               <w:rPr>
-                <w:rFonts w:ascii="Calibri" w:eastAsia="Calibri" w:hAnsi="Calibri" w:cs="Calibri"/>
-                <w:color w:val="595959"/>
-              </w:rPr>
-            </w:pPr>
-            <w:r>
-              <w:rPr>
-                <w:rFonts w:ascii="Calibri" w:eastAsia="Calibri" w:hAnsi="Calibri" w:cs="Calibri"/>
+                <w:rFonts w:ascii="Calibri" w:hAnsi="Calibri" w:eastAsia="Calibri" w:cs="Calibri"/>
+                <w:color w:val="595959"/>
+              </w:rPr>
+            </w:pPr>
+            <w:r>
+              <w:rPr>
+                <w:rFonts w:ascii="Calibri" w:hAnsi="Calibri" w:eastAsia="Calibri" w:cs="Calibri"/>
                 <w:color w:val="595959"/>
               </w:rPr>
               <w:t>Pregunta 8</w:t>
@@ -3060,13 +3066,13 @@
           <w:p>
             <w:pPr>
               <w:rPr>
-                <w:rFonts w:ascii="Calibri" w:eastAsia="Calibri" w:hAnsi="Calibri" w:cs="Calibri"/>
-                <w:color w:val="595959"/>
-              </w:rPr>
-            </w:pPr>
-            <w:r>
-              <w:rPr>
-                <w:rFonts w:ascii="Calibri" w:eastAsia="Calibri" w:hAnsi="Calibri" w:cs="Calibri"/>
+                <w:rFonts w:ascii="Calibri" w:hAnsi="Calibri" w:eastAsia="Calibri" w:cs="Calibri"/>
+                <w:color w:val="595959"/>
+              </w:rPr>
+            </w:pPr>
+            <w:r>
+              <w:rPr>
+                <w:rFonts w:ascii="Calibri" w:hAnsi="Calibri" w:eastAsia="Calibri" w:cs="Calibri"/>
                 <w:color w:val="595959"/>
               </w:rPr>
               <w:t>Opción a)</w:t>
@@ -3077,19 +3083,19 @@
           <w:tcPr>
             <w:tcW w:w="6727" w:type="dxa"/>
             <w:gridSpan w:val="2"/>
-            <w:shd w:val="clear" w:color="auto" w:fill="FFFFFF"/>
+            <w:shd w:val="clear" w:color="auto" w:fill="FFFFFF" w:themeFill="background1"/>
           </w:tcPr>
           <w:p>
             <w:pPr>
               <w:cnfStyle w:val="000000100000" w:firstRow="0" w:lastRow="0" w:firstColumn="0" w:lastColumn="0" w:oddVBand="0" w:evenVBand="0" w:oddHBand="1" w:evenHBand="0" w:firstRowFirstColumn="0" w:firstRowLastColumn="0" w:lastRowFirstColumn="0" w:lastRowLastColumn="0"/>
               <w:rPr>
-                <w:rFonts w:ascii="Calibri" w:eastAsia="Calibri" w:hAnsi="Calibri" w:cs="Calibri"/>
-                <w:color w:val="000000"/>
-              </w:rPr>
-            </w:pPr>
-            <w:r>
-              <w:rPr>
-                <w:rFonts w:ascii="Calibri" w:eastAsia="Calibri" w:hAnsi="Calibri" w:cs="Calibri"/>
+                <w:rFonts w:ascii="Calibri" w:hAnsi="Calibri" w:eastAsia="Calibri" w:cs="Calibri"/>
+                <w:color w:val="000000"/>
+              </w:rPr>
+            </w:pPr>
+            <w:r>
+              <w:rPr>
+                <w:rFonts w:ascii="Calibri" w:hAnsi="Calibri" w:eastAsia="Calibri" w:cs="Calibri"/>
                 <w:color w:val="000000"/>
               </w:rPr>
               <w:t>Verdadero</w:t>
@@ -3099,20 +3105,20 @@
         <w:tc>
           <w:tcPr>
             <w:tcW w:w="2160" w:type="dxa"/>
-            <w:shd w:val="clear" w:color="auto" w:fill="FFFFFF"/>
+            <w:shd w:val="clear" w:color="auto" w:fill="FFFFFF" w:themeFill="background1"/>
           </w:tcPr>
           <w:p>
             <w:pPr>
               <w:widowControl w:val="0"/>
               <w:cnfStyle w:val="000000100000" w:firstRow="0" w:lastRow="0" w:firstColumn="0" w:lastColumn="0" w:oddVBand="0" w:evenVBand="0" w:oddHBand="1" w:evenHBand="0" w:firstRowFirstColumn="0" w:firstRowLastColumn="0" w:lastRowFirstColumn="0" w:lastRowLastColumn="0"/>
               <w:rPr>
-                <w:rFonts w:ascii="Calibri" w:eastAsia="Calibri" w:hAnsi="Calibri" w:cs="Calibri"/>
-                <w:color w:val="000000"/>
-              </w:rPr>
-            </w:pPr>
-            <w:r>
-              <w:rPr>
-                <w:rFonts w:ascii="Calibri" w:eastAsia="Calibri" w:hAnsi="Calibri" w:cs="Calibri"/>
+                <w:rFonts w:ascii="Calibri" w:hAnsi="Calibri" w:eastAsia="Calibri" w:cs="Calibri"/>
+                <w:color w:val="000000"/>
+              </w:rPr>
+            </w:pPr>
+            <w:r>
+              <w:rPr>
+                <w:rFonts w:ascii="Calibri" w:hAnsi="Calibri" w:eastAsia="Calibri" w:cs="Calibri"/>
                 <w:color w:val="000000"/>
               </w:rPr>
               <w:t>X</w:t>
@@ -3132,13 +3138,13 @@
           <w:p>
             <w:pPr>
               <w:rPr>
-                <w:rFonts w:ascii="Calibri" w:eastAsia="Calibri" w:hAnsi="Calibri" w:cs="Calibri"/>
-                <w:color w:val="595959"/>
-              </w:rPr>
-            </w:pPr>
-            <w:r>
-              <w:rPr>
-                <w:rFonts w:ascii="Calibri" w:eastAsia="Calibri" w:hAnsi="Calibri" w:cs="Calibri"/>
+                <w:rFonts w:ascii="Calibri" w:hAnsi="Calibri" w:eastAsia="Calibri" w:cs="Calibri"/>
+                <w:color w:val="595959"/>
+              </w:rPr>
+            </w:pPr>
+            <w:r>
+              <w:rPr>
+                <w:rFonts w:ascii="Calibri" w:hAnsi="Calibri" w:eastAsia="Calibri" w:cs="Calibri"/>
                 <w:color w:val="595959"/>
               </w:rPr>
               <w:t>Opción b)</w:t>
@@ -3149,19 +3155,19 @@
           <w:tcPr>
             <w:tcW w:w="6727" w:type="dxa"/>
             <w:gridSpan w:val="2"/>
-            <w:shd w:val="clear" w:color="auto" w:fill="FFFFFF"/>
+            <w:shd w:val="clear" w:color="auto" w:fill="FFFFFF" w:themeFill="background1"/>
           </w:tcPr>
           <w:p>
             <w:pPr>
               <w:cnfStyle w:val="000000000000" w:firstRow="0" w:lastRow="0" w:firstColumn="0" w:lastColumn="0" w:oddVBand="0" w:evenVBand="0" w:oddHBand="0" w:evenHBand="0" w:firstRowFirstColumn="0" w:firstRowLastColumn="0" w:lastRowFirstColumn="0" w:lastRowLastColumn="0"/>
               <w:rPr>
-                <w:rFonts w:ascii="Calibri" w:eastAsia="Calibri" w:hAnsi="Calibri" w:cs="Calibri"/>
-                <w:color w:val="000000"/>
-              </w:rPr>
-            </w:pPr>
-            <w:r>
-              <w:rPr>
-                <w:rFonts w:ascii="Calibri" w:eastAsia="Calibri" w:hAnsi="Calibri" w:cs="Calibri"/>
+                <w:rFonts w:ascii="Calibri" w:hAnsi="Calibri" w:eastAsia="Calibri" w:cs="Calibri"/>
+                <w:color w:val="000000"/>
+              </w:rPr>
+            </w:pPr>
+            <w:r>
+              <w:rPr>
+                <w:rFonts w:ascii="Calibri" w:hAnsi="Calibri" w:eastAsia="Calibri" w:cs="Calibri"/>
                 <w:color w:val="000000"/>
               </w:rPr>
               <w:t>Falso</w:t>
@@ -3171,14 +3177,14 @@
         <w:tc>
           <w:tcPr>
             <w:tcW w:w="2160" w:type="dxa"/>
-            <w:shd w:val="clear" w:color="auto" w:fill="FFFFFF"/>
+            <w:shd w:val="clear" w:color="auto" w:fill="FFFFFF" w:themeFill="background1"/>
           </w:tcPr>
           <w:p>
             <w:pPr>
               <w:widowControl w:val="0"/>
               <w:cnfStyle w:val="000000000000" w:firstRow="0" w:lastRow="0" w:firstColumn="0" w:lastColumn="0" w:oddVBand="0" w:evenVBand="0" w:oddHBand="0" w:evenHBand="0" w:firstRowFirstColumn="0" w:firstRowLastColumn="0" w:lastRowFirstColumn="0" w:lastRowLastColumn="0"/>
               <w:rPr>
-                <w:rFonts w:ascii="Calibri" w:eastAsia="Calibri" w:hAnsi="Calibri" w:cs="Calibri"/>
+                <w:rFonts w:ascii="Calibri" w:hAnsi="Calibri" w:eastAsia="Calibri" w:cs="Calibri"/>
                 <w:color w:val="000000"/>
               </w:rPr>
             </w:pPr>
@@ -3199,13 +3205,13 @@
           <w:p>
             <w:pPr>
               <w:rPr>
-                <w:rFonts w:ascii="Calibri" w:eastAsia="Calibri" w:hAnsi="Calibri" w:cs="Calibri"/>
-                <w:color w:val="595959"/>
-              </w:rPr>
-            </w:pPr>
-            <w:r>
-              <w:rPr>
-                <w:rFonts w:ascii="Calibri" w:eastAsia="Calibri" w:hAnsi="Calibri" w:cs="Calibri"/>
+                <w:rFonts w:ascii="Calibri" w:hAnsi="Calibri" w:eastAsia="Calibri" w:cs="Calibri"/>
+                <w:color w:val="595959"/>
+              </w:rPr>
+            </w:pPr>
+            <w:r>
+              <w:rPr>
+                <w:rFonts w:ascii="Calibri" w:hAnsi="Calibri" w:eastAsia="Calibri" w:cs="Calibri"/>
                 <w:color w:val="595959"/>
               </w:rPr>
               <w:t>Comentario respuesta correcta</w:t>
@@ -3216,7 +3222,7 @@
           <w:tcPr>
             <w:tcW w:w="7620" w:type="dxa"/>
             <w:gridSpan w:val="2"/>
-            <w:shd w:val="clear" w:color="auto" w:fill="FFFFFF"/>
+            <w:shd w:val="clear" w:color="auto" w:fill="FFFFFF" w:themeFill="background1"/>
           </w:tcPr>
           <w:p>
             <w:pPr>
@@ -3252,13 +3258,13 @@
           <w:p>
             <w:pPr>
               <w:rPr>
-                <w:rFonts w:ascii="Calibri" w:eastAsia="Calibri" w:hAnsi="Calibri" w:cs="Calibri"/>
-                <w:color w:val="595959"/>
-              </w:rPr>
-            </w:pPr>
-            <w:r>
-              <w:rPr>
-                <w:rFonts w:ascii="Calibri" w:eastAsia="Calibri" w:hAnsi="Calibri" w:cs="Calibri"/>
+                <w:rFonts w:ascii="Calibri" w:hAnsi="Calibri" w:eastAsia="Calibri" w:cs="Calibri"/>
+                <w:color w:val="595959"/>
+              </w:rPr>
+            </w:pPr>
+            <w:r>
+              <w:rPr>
+                <w:rFonts w:ascii="Calibri" w:hAnsi="Calibri" w:eastAsia="Calibri" w:cs="Calibri"/>
                 <w:color w:val="595959"/>
               </w:rPr>
               <w:t>Comentario respuesta incorrecta</w:t>
@@ -3269,13 +3275,13 @@
           <w:tcPr>
             <w:tcW w:w="7620" w:type="dxa"/>
             <w:gridSpan w:val="2"/>
-            <w:shd w:val="clear" w:color="auto" w:fill="FFFFFF"/>
+            <w:shd w:val="clear" w:color="auto" w:fill="FFFFFF" w:themeFill="background1"/>
           </w:tcPr>
           <w:p>
             <w:pPr>
               <w:cnfStyle w:val="000000000000" w:firstRow="0" w:lastRow="0" w:firstColumn="0" w:lastColumn="0" w:oddVBand="0" w:evenVBand="0" w:oddHBand="0" w:evenHBand="0" w:firstRowFirstColumn="0" w:firstRowLastColumn="0" w:lastRowFirstColumn="0" w:lastRowLastColumn="0"/>
               <w:rPr>
-                <w:rFonts w:ascii="Calibri" w:eastAsia="Calibri" w:hAnsi="Calibri" w:cs="Calibri"/>
+                <w:rFonts w:ascii="Calibri" w:hAnsi="Calibri" w:eastAsia="Calibri" w:cs="Calibri"/>
                 <w:color w:val="AEAAAA"/>
                 <w:sz w:val="20"/>
                 <w:szCs w:val="20"/>
@@ -3283,7 +3289,7 @@
             </w:pPr>
             <w:r>
               <w:rPr>
-                <w:rFonts w:ascii="Calibri" w:eastAsia="Calibri" w:hAnsi="Calibri" w:cs="Calibri"/>
+                <w:rFonts w:ascii="Calibri" w:hAnsi="Calibri" w:eastAsia="Calibri" w:cs="Calibri"/>
                 <w:color w:val="000000"/>
               </w:rPr>
               <w:t>Respuesta incorrecta, revise nuevamente el contenido del componente formativo.</w:t>
@@ -3305,13 +3311,13 @@
           <w:p>
             <w:pPr>
               <w:rPr>
-                <w:rFonts w:ascii="Calibri" w:eastAsia="Calibri" w:hAnsi="Calibri" w:cs="Calibri"/>
-                <w:color w:val="595959"/>
-              </w:rPr>
-            </w:pPr>
-            <w:r>
-              <w:rPr>
-                <w:rFonts w:ascii="Calibri" w:eastAsia="Calibri" w:hAnsi="Calibri" w:cs="Calibri"/>
+                <w:rFonts w:ascii="Calibri" w:hAnsi="Calibri" w:eastAsia="Calibri" w:cs="Calibri"/>
+                <w:color w:val="595959"/>
+              </w:rPr>
+            </w:pPr>
+            <w:r>
+              <w:rPr>
+                <w:rFonts w:ascii="Calibri" w:hAnsi="Calibri" w:eastAsia="Calibri" w:cs="Calibri"/>
                 <w:color w:val="595959"/>
               </w:rPr>
               <w:t>Pregunta 9</w:t>
@@ -3327,7 +3333,7 @@
             <w:pPr>
               <w:cnfStyle w:val="000000100000" w:firstRow="0" w:lastRow="0" w:firstColumn="0" w:lastColumn="0" w:oddVBand="0" w:evenVBand="0" w:oddHBand="1" w:evenHBand="0" w:firstRowFirstColumn="0" w:firstRowLastColumn="0" w:lastRowFirstColumn="0" w:lastRowLastColumn="0"/>
               <w:rPr>
-                <w:rFonts w:ascii="Calibri" w:eastAsia="Calibri" w:hAnsi="Calibri" w:cs="Calibri"/>
+                <w:rFonts w:ascii="Calibri" w:hAnsi="Calibri" w:eastAsia="Calibri" w:cs="Calibri"/>
                 <w:b/>
                 <w:bCs/>
                 <w:color w:val="000000"/>
@@ -3360,13 +3366,13 @@
           <w:p>
             <w:pPr>
               <w:rPr>
-                <w:rFonts w:ascii="Calibri" w:eastAsia="Calibri" w:hAnsi="Calibri" w:cs="Calibri"/>
-                <w:color w:val="595959"/>
-              </w:rPr>
-            </w:pPr>
-            <w:r>
-              <w:rPr>
-                <w:rFonts w:ascii="Calibri" w:eastAsia="Calibri" w:hAnsi="Calibri" w:cs="Calibri"/>
+                <w:rFonts w:ascii="Calibri" w:hAnsi="Calibri" w:eastAsia="Calibri" w:cs="Calibri"/>
+                <w:color w:val="595959"/>
+              </w:rPr>
+            </w:pPr>
+            <w:r>
+              <w:rPr>
+                <w:rFonts w:ascii="Calibri" w:hAnsi="Calibri" w:eastAsia="Calibri" w:cs="Calibri"/>
                 <w:color w:val="595959"/>
               </w:rPr>
               <w:t>Opción a)</w:t>
@@ -3377,19 +3383,19 @@
           <w:tcPr>
             <w:tcW w:w="6727" w:type="dxa"/>
             <w:gridSpan w:val="2"/>
-            <w:shd w:val="clear" w:color="auto" w:fill="FFFFFF"/>
+            <w:shd w:val="clear" w:color="auto" w:fill="FFFFFF" w:themeFill="background1"/>
           </w:tcPr>
           <w:p>
             <w:pPr>
               <w:cnfStyle w:val="000000000000" w:firstRow="0" w:lastRow="0" w:firstColumn="0" w:lastColumn="0" w:oddVBand="0" w:evenVBand="0" w:oddHBand="0" w:evenHBand="0" w:firstRowFirstColumn="0" w:firstRowLastColumn="0" w:lastRowFirstColumn="0" w:lastRowLastColumn="0"/>
               <w:rPr>
-                <w:rFonts w:ascii="Calibri" w:eastAsia="Calibri" w:hAnsi="Calibri" w:cs="Calibri"/>
-                <w:color w:val="000000"/>
-              </w:rPr>
-            </w:pPr>
-            <w:r>
-              <w:rPr>
-                <w:rFonts w:ascii="Calibri" w:eastAsia="Calibri" w:hAnsi="Calibri" w:cs="Calibri"/>
+                <w:rFonts w:ascii="Calibri" w:hAnsi="Calibri" w:eastAsia="Calibri" w:cs="Calibri"/>
+                <w:color w:val="000000"/>
+              </w:rPr>
+            </w:pPr>
+            <w:r>
+              <w:rPr>
+                <w:rFonts w:ascii="Calibri" w:hAnsi="Calibri" w:eastAsia="Calibri" w:cs="Calibri"/>
                 <w:color w:val="000000"/>
               </w:rPr>
               <w:t>Verdadero</w:t>
@@ -3399,20 +3405,20 @@
         <w:tc>
           <w:tcPr>
             <w:tcW w:w="2160" w:type="dxa"/>
-            <w:shd w:val="clear" w:color="auto" w:fill="FFFFFF"/>
+            <w:shd w:val="clear" w:color="auto" w:fill="FFFFFF" w:themeFill="background1"/>
           </w:tcPr>
           <w:p>
             <w:pPr>
               <w:widowControl w:val="0"/>
               <w:cnfStyle w:val="000000000000" w:firstRow="0" w:lastRow="0" w:firstColumn="0" w:lastColumn="0" w:oddVBand="0" w:evenVBand="0" w:oddHBand="0" w:evenHBand="0" w:firstRowFirstColumn="0" w:firstRowLastColumn="0" w:lastRowFirstColumn="0" w:lastRowLastColumn="0"/>
               <w:rPr>
-                <w:rFonts w:ascii="Calibri" w:eastAsia="Calibri" w:hAnsi="Calibri" w:cs="Calibri"/>
-                <w:color w:val="000000"/>
-              </w:rPr>
-            </w:pPr>
-            <w:r>
-              <w:rPr>
-                <w:rFonts w:ascii="Calibri" w:eastAsia="Calibri" w:hAnsi="Calibri" w:cs="Calibri"/>
+                <w:rFonts w:ascii="Calibri" w:hAnsi="Calibri" w:eastAsia="Calibri" w:cs="Calibri"/>
+                <w:color w:val="000000"/>
+              </w:rPr>
+            </w:pPr>
+            <w:r>
+              <w:rPr>
+                <w:rFonts w:ascii="Calibri" w:hAnsi="Calibri" w:eastAsia="Calibri" w:cs="Calibri"/>
                 <w:color w:val="000000"/>
               </w:rPr>
               <w:t>X</w:t>
@@ -3434,13 +3440,13 @@
           <w:p>
             <w:pPr>
               <w:rPr>
-                <w:rFonts w:ascii="Calibri" w:eastAsia="Calibri" w:hAnsi="Calibri" w:cs="Calibri"/>
-                <w:color w:val="595959"/>
-              </w:rPr>
-            </w:pPr>
-            <w:r>
-              <w:rPr>
-                <w:rFonts w:ascii="Calibri" w:eastAsia="Calibri" w:hAnsi="Calibri" w:cs="Calibri"/>
+                <w:rFonts w:ascii="Calibri" w:hAnsi="Calibri" w:eastAsia="Calibri" w:cs="Calibri"/>
+                <w:color w:val="595959"/>
+              </w:rPr>
+            </w:pPr>
+            <w:r>
+              <w:rPr>
+                <w:rFonts w:ascii="Calibri" w:hAnsi="Calibri" w:eastAsia="Calibri" w:cs="Calibri"/>
                 <w:color w:val="595959"/>
               </w:rPr>
               <w:t>Opción b)</w:t>
@@ -3451,19 +3457,19 @@
           <w:tcPr>
             <w:tcW w:w="6727" w:type="dxa"/>
             <w:gridSpan w:val="2"/>
-            <w:shd w:val="clear" w:color="auto" w:fill="FFFFFF"/>
+            <w:shd w:val="clear" w:color="auto" w:fill="FFFFFF" w:themeFill="background1"/>
           </w:tcPr>
           <w:p>
             <w:pPr>
               <w:cnfStyle w:val="000000100000" w:firstRow="0" w:lastRow="0" w:firstColumn="0" w:lastColumn="0" w:oddVBand="0" w:evenVBand="0" w:oddHBand="1" w:evenHBand="0" w:firstRowFirstColumn="0" w:firstRowLastColumn="0" w:lastRowFirstColumn="0" w:lastRowLastColumn="0"/>
               <w:rPr>
-                <w:rFonts w:ascii="Calibri" w:eastAsia="Calibri" w:hAnsi="Calibri" w:cs="Calibri"/>
-                <w:color w:val="000000"/>
-              </w:rPr>
-            </w:pPr>
-            <w:r>
-              <w:rPr>
-                <w:rFonts w:ascii="Calibri" w:eastAsia="Calibri" w:hAnsi="Calibri" w:cs="Calibri"/>
+                <w:rFonts w:ascii="Calibri" w:hAnsi="Calibri" w:eastAsia="Calibri" w:cs="Calibri"/>
+                <w:color w:val="000000"/>
+              </w:rPr>
+            </w:pPr>
+            <w:r>
+              <w:rPr>
+                <w:rFonts w:ascii="Calibri" w:hAnsi="Calibri" w:eastAsia="Calibri" w:cs="Calibri"/>
                 <w:color w:val="000000"/>
               </w:rPr>
               <w:t>Falso</w:t>
@@ -3473,14 +3479,14 @@
         <w:tc>
           <w:tcPr>
             <w:tcW w:w="2160" w:type="dxa"/>
-            <w:shd w:val="clear" w:color="auto" w:fill="FFFFFF"/>
+            <w:shd w:val="clear" w:color="auto" w:fill="FFFFFF" w:themeFill="background1"/>
           </w:tcPr>
           <w:p>
             <w:pPr>
               <w:widowControl w:val="0"/>
               <w:cnfStyle w:val="000000100000" w:firstRow="0" w:lastRow="0" w:firstColumn="0" w:lastColumn="0" w:oddVBand="0" w:evenVBand="0" w:oddHBand="1" w:evenHBand="0" w:firstRowFirstColumn="0" w:firstRowLastColumn="0" w:lastRowFirstColumn="0" w:lastRowLastColumn="0"/>
               <w:rPr>
-                <w:rFonts w:ascii="Calibri" w:eastAsia="Calibri" w:hAnsi="Calibri" w:cs="Calibri"/>
+                <w:rFonts w:ascii="Calibri" w:hAnsi="Calibri" w:eastAsia="Calibri" w:cs="Calibri"/>
                 <w:color w:val="000000"/>
               </w:rPr>
             </w:pPr>
@@ -3500,13 +3506,13 @@
           <w:p>
             <w:pPr>
               <w:rPr>
-                <w:rFonts w:ascii="Calibri" w:eastAsia="Calibri" w:hAnsi="Calibri" w:cs="Calibri"/>
-                <w:color w:val="595959"/>
-              </w:rPr>
-            </w:pPr>
-            <w:r>
-              <w:rPr>
-                <w:rFonts w:ascii="Calibri" w:eastAsia="Calibri" w:hAnsi="Calibri" w:cs="Calibri"/>
+                <w:rFonts w:ascii="Calibri" w:hAnsi="Calibri" w:eastAsia="Calibri" w:cs="Calibri"/>
+                <w:color w:val="595959"/>
+              </w:rPr>
+            </w:pPr>
+            <w:r>
+              <w:rPr>
+                <w:rFonts w:ascii="Calibri" w:hAnsi="Calibri" w:eastAsia="Calibri" w:cs="Calibri"/>
                 <w:color w:val="595959"/>
               </w:rPr>
               <w:t>Comentario respuesta correcta</w:t>
@@ -3517,7 +3523,7 @@
           <w:tcPr>
             <w:tcW w:w="7620" w:type="dxa"/>
             <w:gridSpan w:val="2"/>
-            <w:shd w:val="clear" w:color="auto" w:fill="FFFFFF"/>
+            <w:shd w:val="clear" w:color="auto" w:fill="FFFFFF" w:themeFill="background1"/>
           </w:tcPr>
           <w:p>
             <w:pPr>
@@ -3553,13 +3559,13 @@
           <w:p>
             <w:pPr>
               <w:rPr>
-                <w:rFonts w:ascii="Calibri" w:eastAsia="Calibri" w:hAnsi="Calibri" w:cs="Calibri"/>
-                <w:color w:val="595959"/>
-              </w:rPr>
-            </w:pPr>
-            <w:r>
-              <w:rPr>
-                <w:rFonts w:ascii="Calibri" w:eastAsia="Calibri" w:hAnsi="Calibri" w:cs="Calibri"/>
+                <w:rFonts w:ascii="Calibri" w:hAnsi="Calibri" w:eastAsia="Calibri" w:cs="Calibri"/>
+                <w:color w:val="595959"/>
+              </w:rPr>
+            </w:pPr>
+            <w:r>
+              <w:rPr>
+                <w:rFonts w:ascii="Calibri" w:hAnsi="Calibri" w:eastAsia="Calibri" w:cs="Calibri"/>
                 <w:color w:val="595959"/>
               </w:rPr>
               <w:t>Comentario respuesta incorrecta</w:t>
@@ -3570,13 +3576,13 @@
           <w:tcPr>
             <w:tcW w:w="7620" w:type="dxa"/>
             <w:gridSpan w:val="2"/>
-            <w:shd w:val="clear" w:color="auto" w:fill="FFFFFF"/>
+            <w:shd w:val="clear" w:color="auto" w:fill="FFFFFF" w:themeFill="background1"/>
           </w:tcPr>
           <w:p>
             <w:pPr>
               <w:cnfStyle w:val="000000100000" w:firstRow="0" w:lastRow="0" w:firstColumn="0" w:lastColumn="0" w:oddVBand="0" w:evenVBand="0" w:oddHBand="1" w:evenHBand="0" w:firstRowFirstColumn="0" w:firstRowLastColumn="0" w:lastRowFirstColumn="0" w:lastRowLastColumn="0"/>
               <w:rPr>
-                <w:rFonts w:ascii="Calibri" w:eastAsia="Calibri" w:hAnsi="Calibri" w:cs="Calibri"/>
+                <w:rFonts w:ascii="Calibri" w:hAnsi="Calibri" w:eastAsia="Calibri" w:cs="Calibri"/>
                 <w:color w:val="AEAAAA"/>
                 <w:sz w:val="20"/>
                 <w:szCs w:val="20"/>
@@ -3584,7 +3590,7 @@
             </w:pPr>
             <w:r>
               <w:rPr>
-                <w:rFonts w:ascii="Calibri" w:eastAsia="Calibri" w:hAnsi="Calibri" w:cs="Calibri"/>
+                <w:rFonts w:ascii="Calibri" w:hAnsi="Calibri" w:eastAsia="Calibri" w:cs="Calibri"/>
                 <w:color w:val="000000"/>
               </w:rPr>
               <w:t>Respuesta incorrecta, revise nuevamente el contenido del componente formativo.</w:t>
@@ -3606,13 +3612,13 @@
           <w:p>
             <w:pPr>
               <w:rPr>
-                <w:rFonts w:ascii="Calibri" w:eastAsia="Calibri" w:hAnsi="Calibri" w:cs="Calibri"/>
-                <w:color w:val="595959"/>
-              </w:rPr>
-            </w:pPr>
-            <w:r>
-              <w:rPr>
-                <w:rFonts w:ascii="Calibri" w:eastAsia="Calibri" w:hAnsi="Calibri" w:cs="Calibri"/>
+                <w:rFonts w:ascii="Calibri" w:hAnsi="Calibri" w:eastAsia="Calibri" w:cs="Calibri"/>
+                <w:color w:val="595959"/>
+              </w:rPr>
+            </w:pPr>
+            <w:r>
+              <w:rPr>
+                <w:rFonts w:ascii="Calibri" w:hAnsi="Calibri" w:eastAsia="Calibri" w:cs="Calibri"/>
                 <w:color w:val="595959"/>
               </w:rPr>
               <w:t>Pregunta 10</w:t>
@@ -3629,7 +3635,7 @@
             <w:pPr>
               <w:cnfStyle w:val="000000000000" w:firstRow="0" w:lastRow="0" w:firstColumn="0" w:lastColumn="0" w:oddVBand="0" w:evenVBand="0" w:oddHBand="0" w:evenHBand="0" w:firstRowFirstColumn="0" w:firstRowLastColumn="0" w:lastRowFirstColumn="0" w:lastRowLastColumn="0"/>
               <w:rPr>
-                <w:rFonts w:ascii="Calibri" w:eastAsia="Calibri" w:hAnsi="Calibri" w:cs="Calibri"/>
+                <w:rFonts w:ascii="Calibri" w:hAnsi="Calibri" w:eastAsia="Calibri" w:cs="Calibri"/>
                 <w:b/>
                 <w:bCs/>
                 <w:color w:val="000000"/>
@@ -3664,13 +3670,13 @@
           <w:p>
             <w:pPr>
               <w:rPr>
-                <w:rFonts w:ascii="Calibri" w:eastAsia="Calibri" w:hAnsi="Calibri" w:cs="Calibri"/>
-                <w:color w:val="595959"/>
-              </w:rPr>
-            </w:pPr>
-            <w:r>
-              <w:rPr>
-                <w:rFonts w:ascii="Calibri" w:eastAsia="Calibri" w:hAnsi="Calibri" w:cs="Calibri"/>
+                <w:rFonts w:ascii="Calibri" w:hAnsi="Calibri" w:eastAsia="Calibri" w:cs="Calibri"/>
+                <w:color w:val="595959"/>
+              </w:rPr>
+            </w:pPr>
+            <w:r>
+              <w:rPr>
+                <w:rFonts w:ascii="Calibri" w:hAnsi="Calibri" w:eastAsia="Calibri" w:cs="Calibri"/>
                 <w:color w:val="595959"/>
               </w:rPr>
               <w:t>Opción a)</w:t>
@@ -3681,19 +3687,19 @@
           <w:tcPr>
             <w:tcW w:w="6727" w:type="dxa"/>
             <w:gridSpan w:val="2"/>
-            <w:shd w:val="clear" w:color="auto" w:fill="FFFFFF"/>
+            <w:shd w:val="clear" w:color="auto" w:fill="FFFFFF" w:themeFill="background1"/>
           </w:tcPr>
           <w:p>
             <w:pPr>
               <w:cnfStyle w:val="000000100000" w:firstRow="0" w:lastRow="0" w:firstColumn="0" w:lastColumn="0" w:oddVBand="0" w:evenVBand="0" w:oddHBand="1" w:evenHBand="0" w:firstRowFirstColumn="0" w:firstRowLastColumn="0" w:lastRowFirstColumn="0" w:lastRowLastColumn="0"/>
               <w:rPr>
-                <w:rFonts w:ascii="Calibri" w:eastAsia="Calibri" w:hAnsi="Calibri" w:cs="Calibri"/>
-                <w:color w:val="000000"/>
-              </w:rPr>
-            </w:pPr>
-            <w:r>
-              <w:rPr>
-                <w:rFonts w:ascii="Calibri" w:eastAsia="Calibri" w:hAnsi="Calibri" w:cs="Calibri"/>
+                <w:rFonts w:ascii="Calibri" w:hAnsi="Calibri" w:eastAsia="Calibri" w:cs="Calibri"/>
+                <w:color w:val="000000"/>
+              </w:rPr>
+            </w:pPr>
+            <w:r>
+              <w:rPr>
+                <w:rFonts w:ascii="Calibri" w:hAnsi="Calibri" w:eastAsia="Calibri" w:cs="Calibri"/>
                 <w:color w:val="000000"/>
               </w:rPr>
               <w:t>Verdadero</w:t>
@@ -3703,14 +3709,14 @@
         <w:tc>
           <w:tcPr>
             <w:tcW w:w="2160" w:type="dxa"/>
-            <w:shd w:val="clear" w:color="auto" w:fill="FFFFFF"/>
+            <w:shd w:val="clear" w:color="auto" w:fill="FFFFFF" w:themeFill="background1"/>
           </w:tcPr>
           <w:p>
             <w:pPr>
               <w:widowControl w:val="0"/>
               <w:cnfStyle w:val="000000100000" w:firstRow="0" w:lastRow="0" w:firstColumn="0" w:lastColumn="0" w:oddVBand="0" w:evenVBand="0" w:oddHBand="1" w:evenHBand="0" w:firstRowFirstColumn="0" w:firstRowLastColumn="0" w:lastRowFirstColumn="0" w:lastRowLastColumn="0"/>
               <w:rPr>
-                <w:rFonts w:ascii="Calibri" w:eastAsia="Calibri" w:hAnsi="Calibri" w:cs="Calibri"/>
+                <w:rFonts w:ascii="Calibri" w:hAnsi="Calibri" w:eastAsia="Calibri" w:cs="Calibri"/>
                 <w:color w:val="000000"/>
               </w:rPr>
             </w:pPr>
@@ -3729,13 +3735,13 @@
           <w:p>
             <w:pPr>
               <w:rPr>
-                <w:rFonts w:ascii="Calibri" w:eastAsia="Calibri" w:hAnsi="Calibri" w:cs="Calibri"/>
-                <w:color w:val="595959"/>
-              </w:rPr>
-            </w:pPr>
-            <w:r>
-              <w:rPr>
-                <w:rFonts w:ascii="Calibri" w:eastAsia="Calibri" w:hAnsi="Calibri" w:cs="Calibri"/>
+                <w:rFonts w:ascii="Calibri" w:hAnsi="Calibri" w:eastAsia="Calibri" w:cs="Calibri"/>
+                <w:color w:val="595959"/>
+              </w:rPr>
+            </w:pPr>
+            <w:r>
+              <w:rPr>
+                <w:rFonts w:ascii="Calibri" w:hAnsi="Calibri" w:eastAsia="Calibri" w:cs="Calibri"/>
                 <w:color w:val="595959"/>
               </w:rPr>
               <w:t>Opción b)</w:t>
@@ -3746,19 +3752,19 @@
           <w:tcPr>
             <w:tcW w:w="6727" w:type="dxa"/>
             <w:gridSpan w:val="2"/>
-            <w:shd w:val="clear" w:color="auto" w:fill="FFFFFF"/>
+            <w:shd w:val="clear" w:color="auto" w:fill="FFFFFF" w:themeFill="background1"/>
           </w:tcPr>
           <w:p>
             <w:pPr>
               <w:cnfStyle w:val="000000000000" w:firstRow="0" w:lastRow="0" w:firstColumn="0" w:lastColumn="0" w:oddVBand="0" w:evenVBand="0" w:oddHBand="0" w:evenHBand="0" w:firstRowFirstColumn="0" w:firstRowLastColumn="0" w:lastRowFirstColumn="0" w:lastRowLastColumn="0"/>
               <w:rPr>
-                <w:rFonts w:ascii="Calibri" w:eastAsia="Calibri" w:hAnsi="Calibri" w:cs="Calibri"/>
-                <w:color w:val="000000"/>
-              </w:rPr>
-            </w:pPr>
-            <w:r>
-              <w:rPr>
-                <w:rFonts w:ascii="Calibri" w:eastAsia="Calibri" w:hAnsi="Calibri" w:cs="Calibri"/>
+                <w:rFonts w:ascii="Calibri" w:hAnsi="Calibri" w:eastAsia="Calibri" w:cs="Calibri"/>
+                <w:color w:val="000000"/>
+              </w:rPr>
+            </w:pPr>
+            <w:r>
+              <w:rPr>
+                <w:rFonts w:ascii="Calibri" w:hAnsi="Calibri" w:eastAsia="Calibri" w:cs="Calibri"/>
                 <w:color w:val="000000"/>
               </w:rPr>
               <w:t>Falso</w:t>
@@ -3768,20 +3774,20 @@
         <w:tc>
           <w:tcPr>
             <w:tcW w:w="2160" w:type="dxa"/>
-            <w:shd w:val="clear" w:color="auto" w:fill="FFFFFF"/>
+            <w:shd w:val="clear" w:color="auto" w:fill="FFFFFF" w:themeFill="background1"/>
           </w:tcPr>
           <w:p>
             <w:pPr>
               <w:widowControl w:val="0"/>
               <w:cnfStyle w:val="000000000000" w:firstRow="0" w:lastRow="0" w:firstColumn="0" w:lastColumn="0" w:oddVBand="0" w:evenVBand="0" w:oddHBand="0" w:evenHBand="0" w:firstRowFirstColumn="0" w:firstRowLastColumn="0" w:lastRowFirstColumn="0" w:lastRowLastColumn="0"/>
               <w:rPr>
-                <w:rFonts w:ascii="Calibri" w:eastAsia="Calibri" w:hAnsi="Calibri" w:cs="Calibri"/>
-                <w:color w:val="000000"/>
-              </w:rPr>
-            </w:pPr>
-            <w:r>
-              <w:rPr>
-                <w:rFonts w:ascii="Calibri" w:eastAsia="Calibri" w:hAnsi="Calibri" w:cs="Calibri"/>
+                <w:rFonts w:ascii="Calibri" w:hAnsi="Calibri" w:eastAsia="Calibri" w:cs="Calibri"/>
+                <w:color w:val="000000"/>
+              </w:rPr>
+            </w:pPr>
+            <w:r>
+              <w:rPr>
+                <w:rFonts w:ascii="Calibri" w:hAnsi="Calibri" w:eastAsia="Calibri" w:cs="Calibri"/>
                 <w:color w:val="000000"/>
               </w:rPr>
               <w:t>X</w:t>
@@ -3803,13 +3809,13 @@
           <w:p>
             <w:pPr>
               <w:rPr>
-                <w:rFonts w:ascii="Calibri" w:eastAsia="Calibri" w:hAnsi="Calibri" w:cs="Calibri"/>
-                <w:color w:val="595959"/>
-              </w:rPr>
-            </w:pPr>
-            <w:r>
-              <w:rPr>
-                <w:rFonts w:ascii="Calibri" w:eastAsia="Calibri" w:hAnsi="Calibri" w:cs="Calibri"/>
+                <w:rFonts w:ascii="Calibri" w:hAnsi="Calibri" w:eastAsia="Calibri" w:cs="Calibri"/>
+                <w:color w:val="595959"/>
+              </w:rPr>
+            </w:pPr>
+            <w:r>
+              <w:rPr>
+                <w:rFonts w:ascii="Calibri" w:hAnsi="Calibri" w:eastAsia="Calibri" w:cs="Calibri"/>
                 <w:color w:val="595959"/>
               </w:rPr>
               <w:t>Comentario respuesta correcta</w:t>
@@ -3820,13 +3826,13 @@
           <w:tcPr>
             <w:tcW w:w="7620" w:type="dxa"/>
             <w:gridSpan w:val="2"/>
-            <w:shd w:val="clear" w:color="auto" w:fill="FFFFFF"/>
+            <w:shd w:val="clear" w:color="auto" w:fill="FFFFFF" w:themeFill="background1"/>
           </w:tcPr>
           <w:p>
             <w:pPr>
               <w:cnfStyle w:val="000000100000" w:firstRow="0" w:lastRow="0" w:firstColumn="0" w:lastColumn="0" w:oddVBand="0" w:evenVBand="0" w:oddHBand="1" w:evenHBand="0" w:firstRowFirstColumn="0" w:firstRowLastColumn="0" w:lastRowFirstColumn="0" w:lastRowLastColumn="0"/>
               <w:rPr>
-                <w:rFonts w:ascii="Calibri" w:eastAsia="Calibri" w:hAnsi="Calibri" w:cs="Calibri"/>
+                <w:rFonts w:ascii="Calibri" w:hAnsi="Calibri" w:eastAsia="Calibri" w:cs="Calibri"/>
                 <w:color w:val="AEAAAA"/>
                 <w:sz w:val="20"/>
                 <w:szCs w:val="20"/>
@@ -3865,13 +3871,13 @@
           <w:p>
             <w:pPr>
               <w:rPr>
-                <w:rFonts w:ascii="Calibri" w:eastAsia="Calibri" w:hAnsi="Calibri" w:cs="Calibri"/>
-                <w:color w:val="595959"/>
-              </w:rPr>
-            </w:pPr>
-            <w:r>
-              <w:rPr>
-                <w:rFonts w:ascii="Calibri" w:eastAsia="Calibri" w:hAnsi="Calibri" w:cs="Calibri"/>
+                <w:rFonts w:ascii="Calibri" w:hAnsi="Calibri" w:eastAsia="Calibri" w:cs="Calibri"/>
+                <w:color w:val="595959"/>
+              </w:rPr>
+            </w:pPr>
+            <w:r>
+              <w:rPr>
+                <w:rFonts w:ascii="Calibri" w:hAnsi="Calibri" w:eastAsia="Calibri" w:cs="Calibri"/>
                 <w:color w:val="595959"/>
               </w:rPr>
               <w:t>Comentario respuesta incorrecta</w:t>
@@ -3882,13 +3888,13 @@
           <w:tcPr>
             <w:tcW w:w="7620" w:type="dxa"/>
             <w:gridSpan w:val="2"/>
-            <w:shd w:val="clear" w:color="auto" w:fill="FFFFFF"/>
+            <w:shd w:val="clear" w:color="auto" w:fill="FFFFFF" w:themeFill="background1"/>
           </w:tcPr>
           <w:p>
             <w:pPr>
               <w:cnfStyle w:val="000000000000" w:firstRow="0" w:lastRow="0" w:firstColumn="0" w:lastColumn="0" w:oddVBand="0" w:evenVBand="0" w:oddHBand="0" w:evenHBand="0" w:firstRowFirstColumn="0" w:firstRowLastColumn="0" w:lastRowFirstColumn="0" w:lastRowLastColumn="0"/>
               <w:rPr>
-                <w:rFonts w:ascii="Calibri" w:eastAsia="Calibri" w:hAnsi="Calibri" w:cs="Calibri"/>
+                <w:rFonts w:ascii="Calibri" w:hAnsi="Calibri" w:eastAsia="Calibri" w:cs="Calibri"/>
                 <w:color w:val="AEAAAA"/>
                 <w:sz w:val="20"/>
                 <w:szCs w:val="20"/>
@@ -3896,7 +3902,7 @@
             </w:pPr>
             <w:r>
               <w:rPr>
-                <w:rFonts w:ascii="Calibri" w:eastAsia="Calibri" w:hAnsi="Calibri" w:cs="Calibri"/>
+                <w:rFonts w:ascii="Calibri" w:hAnsi="Calibri" w:eastAsia="Calibri" w:cs="Calibri"/>
                 <w:color w:val="000000"/>
               </w:rPr>
               <w:t>Respuesta incorrecta, revise nuevamente el contenido del componente formativo.</w:t>
@@ -3916,7 +3922,7 @@
           <w:between w:val="nil"/>
         </w:pBdr>
         <w:rPr>
-          <w:rFonts w:ascii="Calibri" w:eastAsia="Calibri" w:hAnsi="Calibri" w:cs="Calibri"/>
+          <w:rFonts w:ascii="Calibri" w:hAnsi="Calibri" w:eastAsia="Calibri" w:cs="Calibri"/>
           <w:color w:val="AEAAAA"/>
           <w:sz w:val="20"/>
           <w:szCs w:val="20"/>
@@ -3929,12 +3935,12 @@
         <w:tblW w:w="10154" w:type="dxa"/>
         <w:tblInd w:w="-680" w:type="dxa"/>
         <w:tblBorders>
-          <w:top w:val="single" w:sz="4" w:space="0" w:color="F4B083"/>
-          <w:left w:val="single" w:sz="4" w:space="0" w:color="F4B083"/>
-          <w:bottom w:val="single" w:sz="4" w:space="0" w:color="F4B083"/>
-          <w:right w:val="single" w:sz="4" w:space="0" w:color="F4B083"/>
-          <w:insideH w:val="single" w:sz="4" w:space="0" w:color="F4B083"/>
-          <w:insideV w:val="single" w:sz="4" w:space="0" w:color="F4B083"/>
+          <w:top w:val="single" w:color="F4B083" w:sz="4" w:space="0"/>
+          <w:left w:val="single" w:color="F4B083" w:sz="4" w:space="0"/>
+          <w:bottom w:val="single" w:color="F4B083" w:sz="4" w:space="0"/>
+          <w:right w:val="single" w:color="F4B083" w:sz="4" w:space="0"/>
+          <w:insideH w:val="single" w:color="F4B083" w:sz="4" w:space="0"/>
+          <w:insideV w:val="single" w:color="F4B083" w:sz="4" w:space="0"/>
         </w:tblBorders>
         <w:tblLayout w:type="fixed"/>
         <w:tblLook w:val="0400" w:firstRow="0" w:lastRow="0" w:firstColumn="0" w:lastColumn="0" w:noHBand="0" w:noVBand="1"/>
@@ -3958,15 +3964,15 @@
           <w:p>
             <w:pPr>
               <w:rPr>
-                <w:rFonts w:ascii="Calibri" w:eastAsia="Calibri" w:hAnsi="Calibri" w:cs="Calibri"/>
-                <w:b/>
-                <w:bCs/>
-                <w:color w:val="595959"/>
-              </w:rPr>
-            </w:pPr>
-            <w:r>
-              <w:rPr>
-                <w:rFonts w:ascii="Calibri" w:eastAsia="Calibri" w:hAnsi="Calibri" w:cs="Calibri"/>
+                <w:rFonts w:ascii="Calibri" w:hAnsi="Calibri" w:eastAsia="Calibri" w:cs="Calibri"/>
+                <w:b/>
+                <w:bCs/>
+                <w:color w:val="595959"/>
+              </w:rPr>
+            </w:pPr>
+            <w:r>
+              <w:rPr>
+                <w:rFonts w:ascii="Calibri" w:hAnsi="Calibri" w:eastAsia="Calibri" w:cs="Calibri"/>
                 <w:b/>
                 <w:bCs/>
                 <w:color w:val="595959"/>
@@ -4016,15 +4022,15 @@
           <w:p>
             <w:pPr>
               <w:rPr>
-                <w:rFonts w:ascii="Calibri" w:eastAsia="Calibri" w:hAnsi="Calibri" w:cs="Calibri"/>
-                <w:b/>
-                <w:bCs/>
-                <w:color w:val="595959"/>
-              </w:rPr>
-            </w:pPr>
-            <w:r>
-              <w:rPr>
-                <w:rFonts w:ascii="Calibri" w:eastAsia="Calibri" w:hAnsi="Calibri" w:cs="Calibri"/>
+                <w:rFonts w:ascii="Calibri" w:hAnsi="Calibri" w:eastAsia="Calibri" w:cs="Calibri"/>
+                <w:b/>
+                <w:bCs/>
+                <w:color w:val="595959"/>
+              </w:rPr>
+            </w:pPr>
+            <w:r>
+              <w:rPr>
+                <w:rFonts w:ascii="Calibri" w:hAnsi="Calibri" w:eastAsia="Calibri" w:cs="Calibri"/>
                 <w:b/>
                 <w:bCs/>
                 <w:color w:val="595959"/>
@@ -4042,12 +4048,12 @@
           <w:p>
             <w:pPr>
               <w:rPr>
-                <w:rFonts w:ascii="Calibri" w:eastAsia="Calibri" w:hAnsi="Calibri" w:cs="Calibri"/>
-              </w:rPr>
-            </w:pPr>
-            <w:r>
-              <w:rPr>
-                <w:rFonts w:ascii="Calibri" w:eastAsia="Calibri" w:hAnsi="Calibri" w:cs="Calibri"/>
+                <w:rFonts w:ascii="Calibri" w:hAnsi="Calibri" w:eastAsia="Calibri" w:cs="Calibri"/>
+              </w:rPr>
+            </w:pPr>
+            <w:r>
+              <w:rPr>
+                <w:rFonts w:ascii="Calibri" w:hAnsi="Calibri" w:eastAsia="Calibri" w:cs="Calibri"/>
               </w:rPr>
               <w:t>Verdadero</w:t>
             </w:r>
@@ -4062,12 +4068,12 @@
             <w:pPr>
               <w:widowControl w:val="0"/>
               <w:rPr>
-                <w:rFonts w:ascii="Calibri" w:eastAsia="Calibri" w:hAnsi="Calibri" w:cs="Calibri"/>
-              </w:rPr>
-            </w:pPr>
-            <w:r>
-              <w:rPr>
-                <w:rFonts w:ascii="Calibri" w:eastAsia="Calibri" w:hAnsi="Calibri" w:cs="Calibri"/>
+                <w:rFonts w:ascii="Calibri" w:hAnsi="Calibri" w:eastAsia="Calibri" w:cs="Calibri"/>
+              </w:rPr>
+            </w:pPr>
+            <w:r>
+              <w:rPr>
+                <w:rFonts w:ascii="Calibri" w:hAnsi="Calibri" w:eastAsia="Calibri" w:cs="Calibri"/>
               </w:rPr>
               <w:t>X</w:t>
             </w:r>
@@ -4085,15 +4091,15 @@
           <w:p>
             <w:pPr>
               <w:rPr>
-                <w:rFonts w:ascii="Calibri" w:eastAsia="Calibri" w:hAnsi="Calibri" w:cs="Calibri"/>
-                <w:b/>
-                <w:bCs/>
-                <w:color w:val="595959"/>
-              </w:rPr>
-            </w:pPr>
-            <w:r>
-              <w:rPr>
-                <w:rFonts w:ascii="Calibri" w:eastAsia="Calibri" w:hAnsi="Calibri" w:cs="Calibri"/>
+                <w:rFonts w:ascii="Calibri" w:hAnsi="Calibri" w:eastAsia="Calibri" w:cs="Calibri"/>
+                <w:b/>
+                <w:bCs/>
+                <w:color w:val="595959"/>
+              </w:rPr>
+            </w:pPr>
+            <w:r>
+              <w:rPr>
+                <w:rFonts w:ascii="Calibri" w:hAnsi="Calibri" w:eastAsia="Calibri" w:cs="Calibri"/>
                 <w:b/>
                 <w:bCs/>
                 <w:color w:val="595959"/>
@@ -4111,12 +4117,12 @@
           <w:p>
             <w:pPr>
               <w:rPr>
-                <w:rFonts w:ascii="Calibri" w:eastAsia="Calibri" w:hAnsi="Calibri" w:cs="Calibri"/>
-              </w:rPr>
-            </w:pPr>
-            <w:r>
-              <w:rPr>
-                <w:rFonts w:ascii="Calibri" w:eastAsia="Calibri" w:hAnsi="Calibri" w:cs="Calibri"/>
+                <w:rFonts w:ascii="Calibri" w:hAnsi="Calibri" w:eastAsia="Calibri" w:cs="Calibri"/>
+              </w:rPr>
+            </w:pPr>
+            <w:r>
+              <w:rPr>
+                <w:rFonts w:ascii="Calibri" w:hAnsi="Calibri" w:eastAsia="Calibri" w:cs="Calibri"/>
               </w:rPr>
               <w:t>Falso</w:t>
             </w:r>
@@ -4131,7 +4137,7 @@
             <w:pPr>
               <w:widowControl w:val="0"/>
               <w:rPr>
-                <w:rFonts w:ascii="Calibri" w:eastAsia="Calibri" w:hAnsi="Calibri" w:cs="Calibri"/>
+                <w:rFonts w:ascii="Calibri" w:hAnsi="Calibri" w:eastAsia="Calibri" w:cs="Calibri"/>
               </w:rPr>
             </w:pPr>
           </w:p>
@@ -4149,15 +4155,15 @@
           <w:p>
             <w:pPr>
               <w:rPr>
-                <w:rFonts w:ascii="Calibri" w:eastAsia="Calibri" w:hAnsi="Calibri" w:cs="Calibri"/>
-                <w:b/>
-                <w:bCs/>
-                <w:color w:val="595959"/>
-              </w:rPr>
-            </w:pPr>
-            <w:r>
-              <w:rPr>
-                <w:rFonts w:ascii="Calibri" w:eastAsia="Calibri" w:hAnsi="Calibri" w:cs="Calibri"/>
+                <w:rFonts w:ascii="Calibri" w:hAnsi="Calibri" w:eastAsia="Calibri" w:cs="Calibri"/>
+                <w:b/>
+                <w:bCs/>
+                <w:color w:val="595959"/>
+              </w:rPr>
+            </w:pPr>
+            <w:r>
+              <w:rPr>
+                <w:rFonts w:ascii="Calibri" w:hAnsi="Calibri" w:eastAsia="Calibri" w:cs="Calibri"/>
                 <w:b/>
                 <w:bCs/>
                 <w:color w:val="595959"/>
@@ -4205,15 +4211,15 @@
           <w:p>
             <w:pPr>
               <w:rPr>
-                <w:rFonts w:ascii="Calibri" w:eastAsia="Calibri" w:hAnsi="Calibri" w:cs="Calibri"/>
-                <w:b/>
-                <w:bCs/>
-                <w:color w:val="595959"/>
-              </w:rPr>
-            </w:pPr>
-            <w:r>
-              <w:rPr>
-                <w:rFonts w:ascii="Calibri" w:eastAsia="Calibri" w:hAnsi="Calibri" w:cs="Calibri"/>
+                <w:rFonts w:ascii="Calibri" w:hAnsi="Calibri" w:eastAsia="Calibri" w:cs="Calibri"/>
+                <w:b/>
+                <w:bCs/>
+                <w:color w:val="595959"/>
+              </w:rPr>
+            </w:pPr>
+            <w:r>
+              <w:rPr>
+                <w:rFonts w:ascii="Calibri" w:hAnsi="Calibri" w:eastAsia="Calibri" w:cs="Calibri"/>
                 <w:b/>
                 <w:bCs/>
                 <w:color w:val="595959"/>
@@ -4231,7 +4237,7 @@
           <w:p>
             <w:pPr>
               <w:rPr>
-                <w:rFonts w:ascii="Calibri" w:eastAsia="Calibri" w:hAnsi="Calibri" w:cs="Calibri"/>
+                <w:rFonts w:ascii="Calibri" w:hAnsi="Calibri" w:eastAsia="Calibri" w:cs="Calibri"/>
                 <w:color w:val="AEAAAA"/>
                 <w:sz w:val="20"/>
                 <w:szCs w:val="20"/>
@@ -4239,7 +4245,7 @@
             </w:pPr>
             <w:r>
               <w:rPr>
-                <w:rFonts w:ascii="Calibri" w:eastAsia="Calibri" w:hAnsi="Calibri" w:cs="Calibri"/>
+                <w:rFonts w:ascii="Calibri" w:hAnsi="Calibri" w:eastAsia="Calibri" w:cs="Calibri"/>
               </w:rPr>
               <w:t>Respuesta incorrecta, revise nuevamente el contenido del componente formativo.</w:t>
             </w:r>
@@ -4259,15 +4265,15 @@
           <w:p>
             <w:pPr>
               <w:rPr>
-                <w:rFonts w:ascii="Calibri" w:eastAsia="Calibri" w:hAnsi="Calibri" w:cs="Calibri"/>
-                <w:b/>
-                <w:bCs/>
-                <w:color w:val="595959"/>
-              </w:rPr>
-            </w:pPr>
-            <w:r>
-              <w:rPr>
-                <w:rFonts w:ascii="Calibri" w:eastAsia="Calibri" w:hAnsi="Calibri" w:cs="Calibri"/>
+                <w:rFonts w:ascii="Calibri" w:hAnsi="Calibri" w:eastAsia="Calibri" w:cs="Calibri"/>
+                <w:b/>
+                <w:bCs/>
+                <w:color w:val="595959"/>
+              </w:rPr>
+            </w:pPr>
+            <w:r>
+              <w:rPr>
+                <w:rFonts w:ascii="Calibri" w:hAnsi="Calibri" w:eastAsia="Calibri" w:cs="Calibri"/>
                 <w:b/>
                 <w:bCs/>
                 <w:color w:val="595959"/>
@@ -4285,7 +4291,7 @@
           <w:p>
             <w:pPr>
               <w:rPr>
-                <w:rFonts w:ascii="Calibri" w:eastAsia="Calibri" w:hAnsi="Calibri" w:cs="Calibri"/>
+                <w:rFonts w:ascii="Calibri" w:hAnsi="Calibri" w:eastAsia="Calibri" w:cs="Calibri"/>
                 <w:b/>
                 <w:bCs/>
                 <w:sz w:val="20"/>
@@ -4316,15 +4322,15 @@
           <w:p>
             <w:pPr>
               <w:rPr>
-                <w:rFonts w:ascii="Calibri" w:eastAsia="Calibri" w:hAnsi="Calibri" w:cs="Calibri"/>
-                <w:b/>
-                <w:bCs/>
-                <w:color w:val="595959"/>
-              </w:rPr>
-            </w:pPr>
-            <w:r>
-              <w:rPr>
-                <w:rFonts w:ascii="Calibri" w:eastAsia="Calibri" w:hAnsi="Calibri" w:cs="Calibri"/>
+                <w:rFonts w:ascii="Calibri" w:hAnsi="Calibri" w:eastAsia="Calibri" w:cs="Calibri"/>
+                <w:b/>
+                <w:bCs/>
+                <w:color w:val="595959"/>
+              </w:rPr>
+            </w:pPr>
+            <w:r>
+              <w:rPr>
+                <w:rFonts w:ascii="Calibri" w:hAnsi="Calibri" w:eastAsia="Calibri" w:cs="Calibri"/>
                 <w:b/>
                 <w:bCs/>
                 <w:color w:val="595959"/>
@@ -4342,12 +4348,12 @@
           <w:p>
             <w:pPr>
               <w:rPr>
-                <w:rFonts w:ascii="Calibri" w:eastAsia="Calibri" w:hAnsi="Calibri" w:cs="Calibri"/>
-              </w:rPr>
-            </w:pPr>
-            <w:r>
-              <w:rPr>
-                <w:rFonts w:ascii="Calibri" w:eastAsia="Calibri" w:hAnsi="Calibri" w:cs="Calibri"/>
+                <w:rFonts w:ascii="Calibri" w:hAnsi="Calibri" w:eastAsia="Calibri" w:cs="Calibri"/>
+              </w:rPr>
+            </w:pPr>
+            <w:r>
+              <w:rPr>
+                <w:rFonts w:ascii="Calibri" w:hAnsi="Calibri" w:eastAsia="Calibri" w:cs="Calibri"/>
               </w:rPr>
               <w:t>Verdadero</w:t>
             </w:r>
@@ -4362,7 +4368,7 @@
             <w:pPr>
               <w:widowControl w:val="0"/>
               <w:rPr>
-                <w:rFonts w:ascii="Calibri" w:eastAsia="Calibri" w:hAnsi="Calibri" w:cs="Calibri"/>
+                <w:rFonts w:ascii="Calibri" w:hAnsi="Calibri" w:eastAsia="Calibri" w:cs="Calibri"/>
               </w:rPr>
             </w:pPr>
           </w:p>
@@ -4379,20 +4385,19 @@
           <w:p>
             <w:pPr>
               <w:rPr>
-                <w:rFonts w:ascii="Calibri" w:eastAsia="Calibri" w:hAnsi="Calibri" w:cs="Calibri"/>
-                <w:b/>
-                <w:bCs/>
-                <w:color w:val="595959"/>
-              </w:rPr>
-            </w:pPr>
-            <w:r>
-              <w:rPr>
-                <w:rFonts w:ascii="Calibri" w:eastAsia="Calibri" w:hAnsi="Calibri" w:cs="Calibri"/>
-                <w:b/>
-                <w:bCs/>
-                <w:color w:val="595959"/>
-              </w:rPr>
-              <w:lastRenderedPageBreak/>
+                <w:rFonts w:ascii="Calibri" w:hAnsi="Calibri" w:eastAsia="Calibri" w:cs="Calibri"/>
+                <w:b/>
+                <w:bCs/>
+                <w:color w:val="595959"/>
+              </w:rPr>
+            </w:pPr>
+            <w:r>
+              <w:rPr>
+                <w:rFonts w:ascii="Calibri" w:hAnsi="Calibri" w:eastAsia="Calibri" w:cs="Calibri"/>
+                <w:b/>
+                <w:bCs/>
+                <w:color w:val="595959"/>
+              </w:rPr>
               <w:t>Opción b)</w:t>
             </w:r>
           </w:p>
@@ -4406,12 +4411,12 @@
           <w:p>
             <w:pPr>
               <w:rPr>
-                <w:rFonts w:ascii="Calibri" w:eastAsia="Calibri" w:hAnsi="Calibri" w:cs="Calibri"/>
-              </w:rPr>
-            </w:pPr>
-            <w:r>
-              <w:rPr>
-                <w:rFonts w:ascii="Calibri" w:eastAsia="Calibri" w:hAnsi="Calibri" w:cs="Calibri"/>
+                <w:rFonts w:ascii="Calibri" w:hAnsi="Calibri" w:eastAsia="Calibri" w:cs="Calibri"/>
+              </w:rPr>
+            </w:pPr>
+            <w:r>
+              <w:rPr>
+                <w:rFonts w:ascii="Calibri" w:hAnsi="Calibri" w:eastAsia="Calibri" w:cs="Calibri"/>
               </w:rPr>
               <w:t>Falso</w:t>
             </w:r>
@@ -4426,12 +4431,12 @@
             <w:pPr>
               <w:widowControl w:val="0"/>
               <w:rPr>
-                <w:rFonts w:ascii="Calibri" w:eastAsia="Calibri" w:hAnsi="Calibri" w:cs="Calibri"/>
-              </w:rPr>
-            </w:pPr>
-            <w:r>
-              <w:rPr>
-                <w:rFonts w:ascii="Calibri" w:eastAsia="Calibri" w:hAnsi="Calibri" w:cs="Calibri"/>
+                <w:rFonts w:ascii="Calibri" w:hAnsi="Calibri" w:eastAsia="Calibri" w:cs="Calibri"/>
+              </w:rPr>
+            </w:pPr>
+            <w:r>
+              <w:rPr>
+                <w:rFonts w:ascii="Calibri" w:hAnsi="Calibri" w:eastAsia="Calibri" w:cs="Calibri"/>
               </w:rPr>
               <w:t>X</w:t>
             </w:r>
@@ -4450,15 +4455,15 @@
           <w:p>
             <w:pPr>
               <w:rPr>
-                <w:rFonts w:ascii="Calibri" w:eastAsia="Calibri" w:hAnsi="Calibri" w:cs="Calibri"/>
-                <w:b/>
-                <w:bCs/>
-                <w:color w:val="595959"/>
-              </w:rPr>
-            </w:pPr>
-            <w:r>
-              <w:rPr>
-                <w:rFonts w:ascii="Calibri" w:eastAsia="Calibri" w:hAnsi="Calibri" w:cs="Calibri"/>
+                <w:rFonts w:ascii="Calibri" w:hAnsi="Calibri" w:eastAsia="Calibri" w:cs="Calibri"/>
+                <w:b/>
+                <w:bCs/>
+                <w:color w:val="595959"/>
+              </w:rPr>
+            </w:pPr>
+            <w:r>
+              <w:rPr>
+                <w:rFonts w:ascii="Calibri" w:hAnsi="Calibri" w:eastAsia="Calibri" w:cs="Calibri"/>
                 <w:b/>
                 <w:bCs/>
                 <w:color w:val="595959"/>
@@ -4506,15 +4511,15 @@
           <w:p>
             <w:pPr>
               <w:rPr>
-                <w:rFonts w:ascii="Calibri" w:eastAsia="Calibri" w:hAnsi="Calibri" w:cs="Calibri"/>
-                <w:b/>
-                <w:bCs/>
-                <w:color w:val="595959"/>
-              </w:rPr>
-            </w:pPr>
-            <w:r>
-              <w:rPr>
-                <w:rFonts w:ascii="Calibri" w:eastAsia="Calibri" w:hAnsi="Calibri" w:cs="Calibri"/>
+                <w:rFonts w:ascii="Calibri" w:hAnsi="Calibri" w:eastAsia="Calibri" w:cs="Calibri"/>
+                <w:b/>
+                <w:bCs/>
+                <w:color w:val="595959"/>
+              </w:rPr>
+            </w:pPr>
+            <w:r>
+              <w:rPr>
+                <w:rFonts w:ascii="Calibri" w:hAnsi="Calibri" w:eastAsia="Calibri" w:cs="Calibri"/>
                 <w:b/>
                 <w:bCs/>
                 <w:color w:val="595959"/>
@@ -4532,7 +4537,7 @@
           <w:p>
             <w:pPr>
               <w:rPr>
-                <w:rFonts w:ascii="Calibri" w:eastAsia="Calibri" w:hAnsi="Calibri" w:cs="Calibri"/>
+                <w:rFonts w:ascii="Calibri" w:hAnsi="Calibri" w:eastAsia="Calibri" w:cs="Calibri"/>
                 <w:color w:val="AEAAAA"/>
                 <w:sz w:val="20"/>
                 <w:szCs w:val="20"/>
@@ -4540,7 +4545,7 @@
             </w:pPr>
             <w:r>
               <w:rPr>
-                <w:rFonts w:ascii="Calibri" w:eastAsia="Calibri" w:hAnsi="Calibri" w:cs="Calibri"/>
+                <w:rFonts w:ascii="Calibri" w:hAnsi="Calibri" w:eastAsia="Calibri" w:cs="Calibri"/>
               </w:rPr>
               <w:t>Respuesta incorrecta, revise nuevamente el contenido del componente formativo.</w:t>
             </w:r>
@@ -4560,15 +4565,15 @@
           <w:p>
             <w:pPr>
               <w:rPr>
-                <w:rFonts w:ascii="Calibri" w:eastAsia="Calibri" w:hAnsi="Calibri" w:cs="Calibri"/>
-                <w:b/>
-                <w:bCs/>
-                <w:color w:val="595959"/>
-              </w:rPr>
-            </w:pPr>
-            <w:r>
-              <w:rPr>
-                <w:rFonts w:ascii="Calibri" w:eastAsia="Calibri" w:hAnsi="Calibri" w:cs="Calibri"/>
+                <w:rFonts w:ascii="Calibri" w:hAnsi="Calibri" w:eastAsia="Calibri" w:cs="Calibri"/>
+                <w:b/>
+                <w:bCs/>
+                <w:color w:val="595959"/>
+              </w:rPr>
+            </w:pPr>
+            <w:r>
+              <w:rPr>
+                <w:rFonts w:ascii="Calibri" w:hAnsi="Calibri" w:eastAsia="Calibri" w:cs="Calibri"/>
                 <w:b/>
                 <w:bCs/>
                 <w:color w:val="595959"/>
@@ -4608,7 +4613,7 @@
           <w:p>
             <w:pPr>
               <w:rPr>
-                <w:rFonts w:ascii="Calibri" w:eastAsia="Calibri" w:hAnsi="Calibri" w:cs="Calibri"/>
+                <w:rFonts w:ascii="Calibri" w:hAnsi="Calibri" w:eastAsia="Calibri" w:cs="Calibri"/>
                 <w:b/>
                 <w:bCs/>
                 <w:sz w:val="20"/>
@@ -4629,15 +4634,15 @@
           <w:p>
             <w:pPr>
               <w:rPr>
-                <w:rFonts w:ascii="Calibri" w:eastAsia="Calibri" w:hAnsi="Calibri" w:cs="Calibri"/>
-                <w:b/>
-                <w:bCs/>
-                <w:color w:val="595959"/>
-              </w:rPr>
-            </w:pPr>
-            <w:r>
-              <w:rPr>
-                <w:rFonts w:ascii="Calibri" w:eastAsia="Calibri" w:hAnsi="Calibri" w:cs="Calibri"/>
+                <w:rFonts w:ascii="Calibri" w:hAnsi="Calibri" w:eastAsia="Calibri" w:cs="Calibri"/>
+                <w:b/>
+                <w:bCs/>
+                <w:color w:val="595959"/>
+              </w:rPr>
+            </w:pPr>
+            <w:r>
+              <w:rPr>
+                <w:rFonts w:ascii="Calibri" w:hAnsi="Calibri" w:eastAsia="Calibri" w:cs="Calibri"/>
                 <w:b/>
                 <w:bCs/>
                 <w:color w:val="595959"/>
@@ -4655,12 +4660,12 @@
           <w:p>
             <w:pPr>
               <w:rPr>
-                <w:rFonts w:ascii="Calibri" w:eastAsia="Calibri" w:hAnsi="Calibri" w:cs="Calibri"/>
-              </w:rPr>
-            </w:pPr>
-            <w:r>
-              <w:rPr>
-                <w:rFonts w:ascii="Calibri" w:eastAsia="Calibri" w:hAnsi="Calibri" w:cs="Calibri"/>
+                <w:rFonts w:ascii="Calibri" w:hAnsi="Calibri" w:eastAsia="Calibri" w:cs="Calibri"/>
+              </w:rPr>
+            </w:pPr>
+            <w:r>
+              <w:rPr>
+                <w:rFonts w:ascii="Calibri" w:hAnsi="Calibri" w:eastAsia="Calibri" w:cs="Calibri"/>
               </w:rPr>
               <w:t>Verdadero</w:t>
             </w:r>
@@ -4675,7 +4680,7 @@
             <w:pPr>
               <w:widowControl w:val="0"/>
               <w:rPr>
-                <w:rFonts w:ascii="Calibri" w:eastAsia="Calibri" w:hAnsi="Calibri" w:cs="Calibri"/>
+                <w:rFonts w:ascii="Calibri" w:hAnsi="Calibri" w:eastAsia="Calibri" w:cs="Calibri"/>
               </w:rPr>
             </w:pPr>
           </w:p>
@@ -4692,15 +4697,15 @@
           <w:p>
             <w:pPr>
               <w:rPr>
-                <w:rFonts w:ascii="Calibri" w:eastAsia="Calibri" w:hAnsi="Calibri" w:cs="Calibri"/>
-                <w:b/>
-                <w:bCs/>
-                <w:color w:val="595959"/>
-              </w:rPr>
-            </w:pPr>
-            <w:r>
-              <w:rPr>
-                <w:rFonts w:ascii="Calibri" w:eastAsia="Calibri" w:hAnsi="Calibri" w:cs="Calibri"/>
+                <w:rFonts w:ascii="Calibri" w:hAnsi="Calibri" w:eastAsia="Calibri" w:cs="Calibri"/>
+                <w:b/>
+                <w:bCs/>
+                <w:color w:val="595959"/>
+              </w:rPr>
+            </w:pPr>
+            <w:r>
+              <w:rPr>
+                <w:rFonts w:ascii="Calibri" w:hAnsi="Calibri" w:eastAsia="Calibri" w:cs="Calibri"/>
                 <w:b/>
                 <w:bCs/>
                 <w:color w:val="595959"/>
@@ -4718,12 +4723,12 @@
           <w:p>
             <w:pPr>
               <w:rPr>
-                <w:rFonts w:ascii="Calibri" w:eastAsia="Calibri" w:hAnsi="Calibri" w:cs="Calibri"/>
-              </w:rPr>
-            </w:pPr>
-            <w:r>
-              <w:rPr>
-                <w:rFonts w:ascii="Calibri" w:eastAsia="Calibri" w:hAnsi="Calibri" w:cs="Calibri"/>
+                <w:rFonts w:ascii="Calibri" w:hAnsi="Calibri" w:eastAsia="Calibri" w:cs="Calibri"/>
+              </w:rPr>
+            </w:pPr>
+            <w:r>
+              <w:rPr>
+                <w:rFonts w:ascii="Calibri" w:hAnsi="Calibri" w:eastAsia="Calibri" w:cs="Calibri"/>
               </w:rPr>
               <w:t>Falso</w:t>
             </w:r>
@@ -4738,12 +4743,12 @@
             <w:pPr>
               <w:widowControl w:val="0"/>
               <w:rPr>
-                <w:rFonts w:ascii="Calibri" w:eastAsia="Calibri" w:hAnsi="Calibri" w:cs="Calibri"/>
-              </w:rPr>
-            </w:pPr>
-            <w:r>
-              <w:rPr>
-                <w:rFonts w:ascii="Calibri" w:eastAsia="Calibri" w:hAnsi="Calibri" w:cs="Calibri"/>
+                <w:rFonts w:ascii="Calibri" w:hAnsi="Calibri" w:eastAsia="Calibri" w:cs="Calibri"/>
+              </w:rPr>
+            </w:pPr>
+            <w:r>
+              <w:rPr>
+                <w:rFonts w:ascii="Calibri" w:hAnsi="Calibri" w:eastAsia="Calibri" w:cs="Calibri"/>
               </w:rPr>
               <w:t>X</w:t>
             </w:r>
@@ -4763,15 +4768,15 @@
           <w:p>
             <w:pPr>
               <w:rPr>
-                <w:rFonts w:ascii="Calibri" w:eastAsia="Calibri" w:hAnsi="Calibri" w:cs="Calibri"/>
-                <w:b/>
-                <w:bCs/>
-                <w:color w:val="595959"/>
-              </w:rPr>
-            </w:pPr>
-            <w:r>
-              <w:rPr>
-                <w:rFonts w:ascii="Calibri" w:eastAsia="Calibri" w:hAnsi="Calibri" w:cs="Calibri"/>
+                <w:rFonts w:ascii="Calibri" w:hAnsi="Calibri" w:eastAsia="Calibri" w:cs="Calibri"/>
+                <w:b/>
+                <w:bCs/>
+                <w:color w:val="595959"/>
+              </w:rPr>
+            </w:pPr>
+            <w:r>
+              <w:rPr>
+                <w:rFonts w:ascii="Calibri" w:hAnsi="Calibri" w:eastAsia="Calibri" w:cs="Calibri"/>
                 <w:b/>
                 <w:bCs/>
                 <w:color w:val="595959"/>
@@ -4789,7 +4794,7 @@
           <w:p>
             <w:pPr>
               <w:rPr>
-                <w:rFonts w:ascii="Calibri" w:eastAsia="Calibri" w:hAnsi="Calibri" w:cs="Calibri"/>
+                <w:rFonts w:ascii="Calibri" w:hAnsi="Calibri" w:eastAsia="Calibri" w:cs="Calibri"/>
                 <w:color w:val="AEAAAA"/>
                 <w:sz w:val="20"/>
                 <w:szCs w:val="20"/>
@@ -4827,15 +4832,15 @@
           <w:p>
             <w:pPr>
               <w:rPr>
-                <w:rFonts w:ascii="Calibri" w:eastAsia="Calibri" w:hAnsi="Calibri" w:cs="Calibri"/>
-                <w:b/>
-                <w:bCs/>
-                <w:color w:val="595959"/>
-              </w:rPr>
-            </w:pPr>
-            <w:r>
-              <w:rPr>
-                <w:rFonts w:ascii="Calibri" w:eastAsia="Calibri" w:hAnsi="Calibri" w:cs="Calibri"/>
+                <w:rFonts w:ascii="Calibri" w:hAnsi="Calibri" w:eastAsia="Calibri" w:cs="Calibri"/>
+                <w:b/>
+                <w:bCs/>
+                <w:color w:val="595959"/>
+              </w:rPr>
+            </w:pPr>
+            <w:r>
+              <w:rPr>
+                <w:rFonts w:ascii="Calibri" w:hAnsi="Calibri" w:eastAsia="Calibri" w:cs="Calibri"/>
                 <w:b/>
                 <w:bCs/>
                 <w:color w:val="595959"/>
@@ -4853,7 +4858,7 @@
           <w:p>
             <w:pPr>
               <w:rPr>
-                <w:rFonts w:ascii="Calibri" w:eastAsia="Calibri" w:hAnsi="Calibri" w:cs="Calibri"/>
+                <w:rFonts w:ascii="Calibri" w:hAnsi="Calibri" w:eastAsia="Calibri" w:cs="Calibri"/>
                 <w:color w:val="AEAAAA"/>
                 <w:sz w:val="20"/>
                 <w:szCs w:val="20"/>
@@ -4861,7 +4866,7 @@
             </w:pPr>
             <w:r>
               <w:rPr>
-                <w:rFonts w:ascii="Calibri" w:eastAsia="Calibri" w:hAnsi="Calibri" w:cs="Calibri"/>
+                <w:rFonts w:ascii="Calibri" w:hAnsi="Calibri" w:eastAsia="Calibri" w:cs="Calibri"/>
               </w:rPr>
               <w:t>Respuesta incorrecta, revise nuevamente el contenido del componente formativo.</w:t>
             </w:r>
@@ -4881,15 +4886,15 @@
           <w:p>
             <w:pPr>
               <w:rPr>
-                <w:rFonts w:ascii="Calibri" w:eastAsia="Calibri" w:hAnsi="Calibri" w:cs="Calibri"/>
-                <w:b/>
-                <w:bCs/>
-                <w:color w:val="595959"/>
-              </w:rPr>
-            </w:pPr>
-            <w:r>
-              <w:rPr>
-                <w:rFonts w:ascii="Calibri" w:eastAsia="Calibri" w:hAnsi="Calibri" w:cs="Calibri"/>
+                <w:rFonts w:ascii="Calibri" w:hAnsi="Calibri" w:eastAsia="Calibri" w:cs="Calibri"/>
+                <w:b/>
+                <w:bCs/>
+                <w:color w:val="595959"/>
+              </w:rPr>
+            </w:pPr>
+            <w:r>
+              <w:rPr>
+                <w:rFonts w:ascii="Calibri" w:hAnsi="Calibri" w:eastAsia="Calibri" w:cs="Calibri"/>
                 <w:b/>
                 <w:bCs/>
                 <w:color w:val="595959"/>
@@ -4907,7 +4912,7 @@
           <w:p>
             <w:pPr>
               <w:rPr>
-                <w:rFonts w:ascii="Calibri" w:eastAsia="Calibri" w:hAnsi="Calibri" w:cs="Calibri"/>
+                <w:rFonts w:ascii="Calibri" w:hAnsi="Calibri" w:eastAsia="Calibri" w:cs="Calibri"/>
                 <w:b/>
                 <w:bCs/>
                 <w:sz w:val="20"/>
@@ -4938,15 +4943,15 @@
           <w:p>
             <w:pPr>
               <w:rPr>
-                <w:rFonts w:ascii="Calibri" w:eastAsia="Calibri" w:hAnsi="Calibri" w:cs="Calibri"/>
-                <w:b/>
-                <w:bCs/>
-                <w:color w:val="595959"/>
-              </w:rPr>
-            </w:pPr>
-            <w:r>
-              <w:rPr>
-                <w:rFonts w:ascii="Calibri" w:eastAsia="Calibri" w:hAnsi="Calibri" w:cs="Calibri"/>
+                <w:rFonts w:ascii="Calibri" w:hAnsi="Calibri" w:eastAsia="Calibri" w:cs="Calibri"/>
+                <w:b/>
+                <w:bCs/>
+                <w:color w:val="595959"/>
+              </w:rPr>
+            </w:pPr>
+            <w:r>
+              <w:rPr>
+                <w:rFonts w:ascii="Calibri" w:hAnsi="Calibri" w:eastAsia="Calibri" w:cs="Calibri"/>
                 <w:b/>
                 <w:bCs/>
                 <w:color w:val="595959"/>
@@ -4964,12 +4969,12 @@
           <w:p>
             <w:pPr>
               <w:rPr>
-                <w:rFonts w:ascii="Calibri" w:eastAsia="Calibri" w:hAnsi="Calibri" w:cs="Calibri"/>
-              </w:rPr>
-            </w:pPr>
-            <w:r>
-              <w:rPr>
-                <w:rFonts w:ascii="Calibri" w:eastAsia="Calibri" w:hAnsi="Calibri" w:cs="Calibri"/>
+                <w:rFonts w:ascii="Calibri" w:hAnsi="Calibri" w:eastAsia="Calibri" w:cs="Calibri"/>
+              </w:rPr>
+            </w:pPr>
+            <w:r>
+              <w:rPr>
+                <w:rFonts w:ascii="Calibri" w:hAnsi="Calibri" w:eastAsia="Calibri" w:cs="Calibri"/>
               </w:rPr>
               <w:t>Verdadero</w:t>
             </w:r>
@@ -4984,7 +4989,7 @@
             <w:pPr>
               <w:widowControl w:val="0"/>
               <w:rPr>
-                <w:rFonts w:ascii="Calibri" w:eastAsia="Calibri" w:hAnsi="Calibri" w:cs="Calibri"/>
+                <w:rFonts w:ascii="Calibri" w:hAnsi="Calibri" w:eastAsia="Calibri" w:cs="Calibri"/>
               </w:rPr>
             </w:pPr>
           </w:p>
@@ -5001,15 +5006,15 @@
           <w:p>
             <w:pPr>
               <w:rPr>
-                <w:rFonts w:ascii="Calibri" w:eastAsia="Calibri" w:hAnsi="Calibri" w:cs="Calibri"/>
-                <w:b/>
-                <w:bCs/>
-                <w:color w:val="595959"/>
-              </w:rPr>
-            </w:pPr>
-            <w:r>
-              <w:rPr>
-                <w:rFonts w:ascii="Calibri" w:eastAsia="Calibri" w:hAnsi="Calibri" w:cs="Calibri"/>
+                <w:rFonts w:ascii="Calibri" w:hAnsi="Calibri" w:eastAsia="Calibri" w:cs="Calibri"/>
+                <w:b/>
+                <w:bCs/>
+                <w:color w:val="595959"/>
+              </w:rPr>
+            </w:pPr>
+            <w:r>
+              <w:rPr>
+                <w:rFonts w:ascii="Calibri" w:hAnsi="Calibri" w:eastAsia="Calibri" w:cs="Calibri"/>
                 <w:b/>
                 <w:bCs/>
                 <w:color w:val="595959"/>
@@ -5027,12 +5032,12 @@
           <w:p>
             <w:pPr>
               <w:rPr>
-                <w:rFonts w:ascii="Calibri" w:eastAsia="Calibri" w:hAnsi="Calibri" w:cs="Calibri"/>
-              </w:rPr>
-            </w:pPr>
-            <w:r>
-              <w:rPr>
-                <w:rFonts w:ascii="Calibri" w:eastAsia="Calibri" w:hAnsi="Calibri" w:cs="Calibri"/>
+                <w:rFonts w:ascii="Calibri" w:hAnsi="Calibri" w:eastAsia="Calibri" w:cs="Calibri"/>
+              </w:rPr>
+            </w:pPr>
+            <w:r>
+              <w:rPr>
+                <w:rFonts w:ascii="Calibri" w:hAnsi="Calibri" w:eastAsia="Calibri" w:cs="Calibri"/>
               </w:rPr>
               <w:t>Falso</w:t>
             </w:r>
@@ -5047,12 +5052,12 @@
             <w:pPr>
               <w:widowControl w:val="0"/>
               <w:rPr>
-                <w:rFonts w:ascii="Calibri" w:eastAsia="Calibri" w:hAnsi="Calibri" w:cs="Calibri"/>
-              </w:rPr>
-            </w:pPr>
-            <w:r>
-              <w:rPr>
-                <w:rFonts w:ascii="Calibri" w:eastAsia="Calibri" w:hAnsi="Calibri" w:cs="Calibri"/>
+                <w:rFonts w:ascii="Calibri" w:hAnsi="Calibri" w:eastAsia="Calibri" w:cs="Calibri"/>
+              </w:rPr>
+            </w:pPr>
+            <w:r>
+              <w:rPr>
+                <w:rFonts w:ascii="Calibri" w:hAnsi="Calibri" w:eastAsia="Calibri" w:cs="Calibri"/>
               </w:rPr>
               <w:t>X</w:t>
             </w:r>
@@ -5072,15 +5077,15 @@
           <w:p>
             <w:pPr>
               <w:rPr>
-                <w:rFonts w:ascii="Calibri" w:eastAsia="Calibri" w:hAnsi="Calibri" w:cs="Calibri"/>
-                <w:b/>
-                <w:bCs/>
-                <w:color w:val="595959"/>
-              </w:rPr>
-            </w:pPr>
-            <w:r>
-              <w:rPr>
-                <w:rFonts w:ascii="Calibri" w:eastAsia="Calibri" w:hAnsi="Calibri" w:cs="Calibri"/>
+                <w:rFonts w:ascii="Calibri" w:hAnsi="Calibri" w:eastAsia="Calibri" w:cs="Calibri"/>
+                <w:b/>
+                <w:bCs/>
+                <w:color w:val="595959"/>
+              </w:rPr>
+            </w:pPr>
+            <w:r>
+              <w:rPr>
+                <w:rFonts w:ascii="Calibri" w:hAnsi="Calibri" w:eastAsia="Calibri" w:cs="Calibri"/>
                 <w:b/>
                 <w:bCs/>
                 <w:color w:val="595959"/>
@@ -5128,15 +5133,15 @@
           <w:p>
             <w:pPr>
               <w:rPr>
-                <w:rFonts w:ascii="Calibri" w:eastAsia="Calibri" w:hAnsi="Calibri" w:cs="Calibri"/>
-                <w:b/>
-                <w:bCs/>
-                <w:color w:val="595959"/>
-              </w:rPr>
-            </w:pPr>
-            <w:r>
-              <w:rPr>
-                <w:rFonts w:ascii="Calibri" w:eastAsia="Calibri" w:hAnsi="Calibri" w:cs="Calibri"/>
+                <w:rFonts w:ascii="Calibri" w:hAnsi="Calibri" w:eastAsia="Calibri" w:cs="Calibri"/>
+                <w:b/>
+                <w:bCs/>
+                <w:color w:val="595959"/>
+              </w:rPr>
+            </w:pPr>
+            <w:r>
+              <w:rPr>
+                <w:rFonts w:ascii="Calibri" w:hAnsi="Calibri" w:eastAsia="Calibri" w:cs="Calibri"/>
                 <w:b/>
                 <w:bCs/>
                 <w:color w:val="595959"/>
@@ -5154,7 +5159,7 @@
           <w:p>
             <w:pPr>
               <w:rPr>
-                <w:rFonts w:ascii="Calibri" w:eastAsia="Calibri" w:hAnsi="Calibri" w:cs="Calibri"/>
+                <w:rFonts w:ascii="Calibri" w:hAnsi="Calibri" w:eastAsia="Calibri" w:cs="Calibri"/>
                 <w:color w:val="AEAAAA"/>
                 <w:sz w:val="20"/>
                 <w:szCs w:val="20"/>
@@ -5162,7 +5167,7 @@
             </w:pPr>
             <w:r>
               <w:rPr>
-                <w:rFonts w:ascii="Calibri" w:eastAsia="Calibri" w:hAnsi="Calibri" w:cs="Calibri"/>
+                <w:rFonts w:ascii="Calibri" w:hAnsi="Calibri" w:eastAsia="Calibri" w:cs="Calibri"/>
               </w:rPr>
               <w:t>Respuesta incorrecta, revise nuevamente el contenido del componente formativo.</w:t>
             </w:r>
@@ -5182,15 +5187,15 @@
           <w:p>
             <w:pPr>
               <w:rPr>
-                <w:rFonts w:ascii="Calibri" w:eastAsia="Calibri" w:hAnsi="Calibri" w:cs="Calibri"/>
-                <w:b/>
-                <w:bCs/>
-                <w:color w:val="595959"/>
-              </w:rPr>
-            </w:pPr>
-            <w:r>
-              <w:rPr>
-                <w:rFonts w:ascii="Calibri" w:eastAsia="Calibri" w:hAnsi="Calibri" w:cs="Calibri"/>
+                <w:rFonts w:ascii="Calibri" w:hAnsi="Calibri" w:eastAsia="Calibri" w:cs="Calibri"/>
+                <w:b/>
+                <w:bCs/>
+                <w:color w:val="595959"/>
+              </w:rPr>
+            </w:pPr>
+            <w:r>
+              <w:rPr>
+                <w:rFonts w:ascii="Calibri" w:hAnsi="Calibri" w:eastAsia="Calibri" w:cs="Calibri"/>
                 <w:b/>
                 <w:bCs/>
                 <w:color w:val="595959"/>
@@ -5208,7 +5213,7 @@
           <w:p>
             <w:pPr>
               <w:rPr>
-                <w:rFonts w:ascii="Calibri" w:eastAsia="Calibri" w:hAnsi="Calibri" w:cs="Calibri"/>
+                <w:rFonts w:ascii="Calibri" w:hAnsi="Calibri" w:eastAsia="Calibri" w:cs="Calibri"/>
                 <w:b/>
                 <w:bCs/>
                 <w:sz w:val="20"/>
@@ -5239,15 +5244,15 @@
           <w:p>
             <w:pPr>
               <w:rPr>
-                <w:rFonts w:ascii="Calibri" w:eastAsia="Calibri" w:hAnsi="Calibri" w:cs="Calibri"/>
-                <w:b/>
-                <w:bCs/>
-                <w:color w:val="595959"/>
-              </w:rPr>
-            </w:pPr>
-            <w:r>
-              <w:rPr>
-                <w:rFonts w:ascii="Calibri" w:eastAsia="Calibri" w:hAnsi="Calibri" w:cs="Calibri"/>
+                <w:rFonts w:ascii="Calibri" w:hAnsi="Calibri" w:eastAsia="Calibri" w:cs="Calibri"/>
+                <w:b/>
+                <w:bCs/>
+                <w:color w:val="595959"/>
+              </w:rPr>
+            </w:pPr>
+            <w:r>
+              <w:rPr>
+                <w:rFonts w:ascii="Calibri" w:hAnsi="Calibri" w:eastAsia="Calibri" w:cs="Calibri"/>
                 <w:b/>
                 <w:bCs/>
                 <w:color w:val="595959"/>
@@ -5265,12 +5270,12 @@
           <w:p>
             <w:pPr>
               <w:rPr>
-                <w:rFonts w:ascii="Calibri" w:eastAsia="Calibri" w:hAnsi="Calibri" w:cs="Calibri"/>
-              </w:rPr>
-            </w:pPr>
-            <w:r>
-              <w:rPr>
-                <w:rFonts w:ascii="Calibri" w:eastAsia="Calibri" w:hAnsi="Calibri" w:cs="Calibri"/>
+                <w:rFonts w:ascii="Calibri" w:hAnsi="Calibri" w:eastAsia="Calibri" w:cs="Calibri"/>
+              </w:rPr>
+            </w:pPr>
+            <w:r>
+              <w:rPr>
+                <w:rFonts w:ascii="Calibri" w:hAnsi="Calibri" w:eastAsia="Calibri" w:cs="Calibri"/>
               </w:rPr>
               <w:t>Verdadero</w:t>
             </w:r>
@@ -5285,12 +5290,12 @@
             <w:pPr>
               <w:widowControl w:val="0"/>
               <w:rPr>
-                <w:rFonts w:ascii="Calibri" w:eastAsia="Calibri" w:hAnsi="Calibri" w:cs="Calibri"/>
-              </w:rPr>
-            </w:pPr>
-            <w:r>
-              <w:rPr>
-                <w:rFonts w:ascii="Calibri" w:eastAsia="Calibri" w:hAnsi="Calibri" w:cs="Calibri"/>
+                <w:rFonts w:ascii="Calibri" w:hAnsi="Calibri" w:eastAsia="Calibri" w:cs="Calibri"/>
+              </w:rPr>
+            </w:pPr>
+            <w:r>
+              <w:rPr>
+                <w:rFonts w:ascii="Calibri" w:hAnsi="Calibri" w:eastAsia="Calibri" w:cs="Calibri"/>
               </w:rPr>
               <w:t>X</w:t>
             </w:r>
@@ -5308,15 +5313,15 @@
           <w:p>
             <w:pPr>
               <w:rPr>
-                <w:rFonts w:ascii="Calibri" w:eastAsia="Calibri" w:hAnsi="Calibri" w:cs="Calibri"/>
-                <w:b/>
-                <w:bCs/>
-                <w:color w:val="595959"/>
-              </w:rPr>
-            </w:pPr>
-            <w:r>
-              <w:rPr>
-                <w:rFonts w:ascii="Calibri" w:eastAsia="Calibri" w:hAnsi="Calibri" w:cs="Calibri"/>
+                <w:rFonts w:ascii="Calibri" w:hAnsi="Calibri" w:eastAsia="Calibri" w:cs="Calibri"/>
+                <w:b/>
+                <w:bCs/>
+                <w:color w:val="595959"/>
+              </w:rPr>
+            </w:pPr>
+            <w:r>
+              <w:rPr>
+                <w:rFonts w:ascii="Calibri" w:hAnsi="Calibri" w:eastAsia="Calibri" w:cs="Calibri"/>
                 <w:b/>
                 <w:bCs/>
                 <w:color w:val="595959"/>
@@ -5334,12 +5339,12 @@
           <w:p>
             <w:pPr>
               <w:rPr>
-                <w:rFonts w:ascii="Calibri" w:eastAsia="Calibri" w:hAnsi="Calibri" w:cs="Calibri"/>
-              </w:rPr>
-            </w:pPr>
-            <w:r>
-              <w:rPr>
-                <w:rFonts w:ascii="Calibri" w:eastAsia="Calibri" w:hAnsi="Calibri" w:cs="Calibri"/>
+                <w:rFonts w:ascii="Calibri" w:hAnsi="Calibri" w:eastAsia="Calibri" w:cs="Calibri"/>
+              </w:rPr>
+            </w:pPr>
+            <w:r>
+              <w:rPr>
+                <w:rFonts w:ascii="Calibri" w:hAnsi="Calibri" w:eastAsia="Calibri" w:cs="Calibri"/>
               </w:rPr>
               <w:t>Falso</w:t>
             </w:r>
@@ -5354,7 +5359,7 @@
             <w:pPr>
               <w:widowControl w:val="0"/>
               <w:rPr>
-                <w:rFonts w:ascii="Calibri" w:eastAsia="Calibri" w:hAnsi="Calibri" w:cs="Calibri"/>
+                <w:rFonts w:ascii="Calibri" w:hAnsi="Calibri" w:eastAsia="Calibri" w:cs="Calibri"/>
               </w:rPr>
             </w:pPr>
           </w:p>
@@ -5373,15 +5378,15 @@
           <w:p>
             <w:pPr>
               <w:rPr>
-                <w:rFonts w:ascii="Calibri" w:eastAsia="Calibri" w:hAnsi="Calibri" w:cs="Calibri"/>
-                <w:b/>
-                <w:bCs/>
-                <w:color w:val="595959"/>
-              </w:rPr>
-            </w:pPr>
-            <w:r>
-              <w:rPr>
-                <w:rFonts w:ascii="Calibri" w:eastAsia="Calibri" w:hAnsi="Calibri" w:cs="Calibri"/>
+                <w:rFonts w:ascii="Calibri" w:hAnsi="Calibri" w:eastAsia="Calibri" w:cs="Calibri"/>
+                <w:b/>
+                <w:bCs/>
+                <w:color w:val="595959"/>
+              </w:rPr>
+            </w:pPr>
+            <w:r>
+              <w:rPr>
+                <w:rFonts w:ascii="Calibri" w:hAnsi="Calibri" w:eastAsia="Calibri" w:cs="Calibri"/>
                 <w:b/>
                 <w:bCs/>
                 <w:color w:val="595959"/>
@@ -5429,15 +5434,15 @@
           <w:p>
             <w:pPr>
               <w:rPr>
-                <w:rFonts w:ascii="Calibri" w:eastAsia="Calibri" w:hAnsi="Calibri" w:cs="Calibri"/>
-                <w:b/>
-                <w:bCs/>
-                <w:color w:val="595959"/>
-              </w:rPr>
-            </w:pPr>
-            <w:r>
-              <w:rPr>
-                <w:rFonts w:ascii="Calibri" w:eastAsia="Calibri" w:hAnsi="Calibri" w:cs="Calibri"/>
+                <w:rFonts w:ascii="Calibri" w:hAnsi="Calibri" w:eastAsia="Calibri" w:cs="Calibri"/>
+                <w:b/>
+                <w:bCs/>
+                <w:color w:val="595959"/>
+              </w:rPr>
+            </w:pPr>
+            <w:r>
+              <w:rPr>
+                <w:rFonts w:ascii="Calibri" w:hAnsi="Calibri" w:eastAsia="Calibri" w:cs="Calibri"/>
                 <w:b/>
                 <w:bCs/>
                 <w:color w:val="595959"/>
@@ -5455,7 +5460,7 @@
           <w:p>
             <w:pPr>
               <w:rPr>
-                <w:rFonts w:ascii="Calibri" w:eastAsia="Calibri" w:hAnsi="Calibri" w:cs="Calibri"/>
+                <w:rFonts w:ascii="Calibri" w:hAnsi="Calibri" w:eastAsia="Calibri" w:cs="Calibri"/>
                 <w:color w:val="AEAAAA"/>
                 <w:sz w:val="20"/>
                 <w:szCs w:val="20"/>
@@ -5463,7 +5468,7 @@
             </w:pPr>
             <w:r>
               <w:rPr>
-                <w:rFonts w:ascii="Calibri" w:eastAsia="Calibri" w:hAnsi="Calibri" w:cs="Calibri"/>
+                <w:rFonts w:ascii="Calibri" w:hAnsi="Calibri" w:eastAsia="Calibri" w:cs="Calibri"/>
               </w:rPr>
               <w:t>Respuesta incorrecta, revise nuevamente el contenido del componente formativo.</w:t>
             </w:r>
@@ -5483,15 +5488,15 @@
           <w:p>
             <w:pPr>
               <w:rPr>
-                <w:rFonts w:ascii="Calibri" w:eastAsia="Calibri" w:hAnsi="Calibri" w:cs="Calibri"/>
-                <w:b/>
-                <w:bCs/>
-                <w:color w:val="595959"/>
-              </w:rPr>
-            </w:pPr>
-            <w:r>
-              <w:rPr>
-                <w:rFonts w:ascii="Calibri" w:eastAsia="Calibri" w:hAnsi="Calibri" w:cs="Calibri"/>
+                <w:rFonts w:ascii="Calibri" w:hAnsi="Calibri" w:eastAsia="Calibri" w:cs="Calibri"/>
+                <w:b/>
+                <w:bCs/>
+                <w:color w:val="595959"/>
+              </w:rPr>
+            </w:pPr>
+            <w:r>
+              <w:rPr>
+                <w:rFonts w:ascii="Calibri" w:hAnsi="Calibri" w:eastAsia="Calibri" w:cs="Calibri"/>
                 <w:b/>
                 <w:bCs/>
                 <w:color w:val="595959"/>
@@ -5541,15 +5546,15 @@
           <w:p>
             <w:pPr>
               <w:rPr>
-                <w:rFonts w:ascii="Calibri" w:eastAsia="Calibri" w:hAnsi="Calibri" w:cs="Calibri"/>
-                <w:b/>
-                <w:bCs/>
-                <w:color w:val="595959"/>
-              </w:rPr>
-            </w:pPr>
-            <w:r>
-              <w:rPr>
-                <w:rFonts w:ascii="Calibri" w:eastAsia="Calibri" w:hAnsi="Calibri" w:cs="Calibri"/>
+                <w:rFonts w:ascii="Calibri" w:hAnsi="Calibri" w:eastAsia="Calibri" w:cs="Calibri"/>
+                <w:b/>
+                <w:bCs/>
+                <w:color w:val="595959"/>
+              </w:rPr>
+            </w:pPr>
+            <w:r>
+              <w:rPr>
+                <w:rFonts w:ascii="Calibri" w:hAnsi="Calibri" w:eastAsia="Calibri" w:cs="Calibri"/>
                 <w:b/>
                 <w:bCs/>
                 <w:color w:val="595959"/>
@@ -5567,12 +5572,12 @@
           <w:p>
             <w:pPr>
               <w:rPr>
-                <w:rFonts w:ascii="Calibri" w:eastAsia="Calibri" w:hAnsi="Calibri" w:cs="Calibri"/>
-              </w:rPr>
-            </w:pPr>
-            <w:r>
-              <w:rPr>
-                <w:rFonts w:ascii="Calibri" w:eastAsia="Calibri" w:hAnsi="Calibri" w:cs="Calibri"/>
+                <w:rFonts w:ascii="Calibri" w:hAnsi="Calibri" w:eastAsia="Calibri" w:cs="Calibri"/>
+              </w:rPr>
+            </w:pPr>
+            <w:r>
+              <w:rPr>
+                <w:rFonts w:ascii="Calibri" w:hAnsi="Calibri" w:eastAsia="Calibri" w:cs="Calibri"/>
               </w:rPr>
               <w:t>Verdadero</w:t>
             </w:r>
@@ -5587,7 +5592,7 @@
             <w:pPr>
               <w:widowControl w:val="0"/>
               <w:rPr>
-                <w:rFonts w:ascii="Calibri" w:eastAsia="Calibri" w:hAnsi="Calibri" w:cs="Calibri"/>
+                <w:rFonts w:ascii="Calibri" w:hAnsi="Calibri" w:eastAsia="Calibri" w:cs="Calibri"/>
               </w:rPr>
             </w:pPr>
           </w:p>
@@ -5604,15 +5609,15 @@
           <w:p>
             <w:pPr>
               <w:rPr>
-                <w:rFonts w:ascii="Calibri" w:eastAsia="Calibri" w:hAnsi="Calibri" w:cs="Calibri"/>
-                <w:b/>
-                <w:bCs/>
-                <w:color w:val="595959"/>
-              </w:rPr>
-            </w:pPr>
-            <w:r>
-              <w:rPr>
-                <w:rFonts w:ascii="Calibri" w:eastAsia="Calibri" w:hAnsi="Calibri" w:cs="Calibri"/>
+                <w:rFonts w:ascii="Calibri" w:hAnsi="Calibri" w:eastAsia="Calibri" w:cs="Calibri"/>
+                <w:b/>
+                <w:bCs/>
+                <w:color w:val="595959"/>
+              </w:rPr>
+            </w:pPr>
+            <w:r>
+              <w:rPr>
+                <w:rFonts w:ascii="Calibri" w:hAnsi="Calibri" w:eastAsia="Calibri" w:cs="Calibri"/>
                 <w:b/>
                 <w:bCs/>
                 <w:color w:val="595959"/>
@@ -5630,12 +5635,12 @@
           <w:p>
             <w:pPr>
               <w:rPr>
-                <w:rFonts w:ascii="Calibri" w:eastAsia="Calibri" w:hAnsi="Calibri" w:cs="Calibri"/>
-              </w:rPr>
-            </w:pPr>
-            <w:r>
-              <w:rPr>
-                <w:rFonts w:ascii="Calibri" w:eastAsia="Calibri" w:hAnsi="Calibri" w:cs="Calibri"/>
+                <w:rFonts w:ascii="Calibri" w:hAnsi="Calibri" w:eastAsia="Calibri" w:cs="Calibri"/>
+              </w:rPr>
+            </w:pPr>
+            <w:r>
+              <w:rPr>
+                <w:rFonts w:ascii="Calibri" w:hAnsi="Calibri" w:eastAsia="Calibri" w:cs="Calibri"/>
               </w:rPr>
               <w:t>Falso</w:t>
             </w:r>
@@ -5650,12 +5655,12 @@
             <w:pPr>
               <w:widowControl w:val="0"/>
               <w:rPr>
-                <w:rFonts w:ascii="Calibri" w:eastAsia="Calibri" w:hAnsi="Calibri" w:cs="Calibri"/>
-              </w:rPr>
-            </w:pPr>
-            <w:r>
-              <w:rPr>
-                <w:rFonts w:ascii="Calibri" w:eastAsia="Calibri" w:hAnsi="Calibri" w:cs="Calibri"/>
+                <w:rFonts w:ascii="Calibri" w:hAnsi="Calibri" w:eastAsia="Calibri" w:cs="Calibri"/>
+              </w:rPr>
+            </w:pPr>
+            <w:r>
+              <w:rPr>
+                <w:rFonts w:ascii="Calibri" w:hAnsi="Calibri" w:eastAsia="Calibri" w:cs="Calibri"/>
               </w:rPr>
               <w:t>X</w:t>
             </w:r>
@@ -5675,15 +5680,15 @@
           <w:p>
             <w:pPr>
               <w:rPr>
-                <w:rFonts w:ascii="Calibri" w:eastAsia="Calibri" w:hAnsi="Calibri" w:cs="Calibri"/>
-                <w:b/>
-                <w:bCs/>
-                <w:color w:val="595959"/>
-              </w:rPr>
-            </w:pPr>
-            <w:r>
-              <w:rPr>
-                <w:rFonts w:ascii="Calibri" w:eastAsia="Calibri" w:hAnsi="Calibri" w:cs="Calibri"/>
+                <w:rFonts w:ascii="Calibri" w:hAnsi="Calibri" w:eastAsia="Calibri" w:cs="Calibri"/>
+                <w:b/>
+                <w:bCs/>
+                <w:color w:val="595959"/>
+              </w:rPr>
+            </w:pPr>
+            <w:r>
+              <w:rPr>
+                <w:rFonts w:ascii="Calibri" w:hAnsi="Calibri" w:eastAsia="Calibri" w:cs="Calibri"/>
                 <w:b/>
                 <w:bCs/>
                 <w:color w:val="595959"/>
@@ -5731,15 +5736,15 @@
           <w:p>
             <w:pPr>
               <w:rPr>
-                <w:rFonts w:ascii="Calibri" w:eastAsia="Calibri" w:hAnsi="Calibri" w:cs="Calibri"/>
-                <w:b/>
-                <w:bCs/>
-                <w:color w:val="595959"/>
-              </w:rPr>
-            </w:pPr>
-            <w:r>
-              <w:rPr>
-                <w:rFonts w:ascii="Calibri" w:eastAsia="Calibri" w:hAnsi="Calibri" w:cs="Calibri"/>
+                <w:rFonts w:ascii="Calibri" w:hAnsi="Calibri" w:eastAsia="Calibri" w:cs="Calibri"/>
+                <w:b/>
+                <w:bCs/>
+                <w:color w:val="595959"/>
+              </w:rPr>
+            </w:pPr>
+            <w:r>
+              <w:rPr>
+                <w:rFonts w:ascii="Calibri" w:hAnsi="Calibri" w:eastAsia="Calibri" w:cs="Calibri"/>
                 <w:b/>
                 <w:bCs/>
                 <w:color w:val="595959"/>
@@ -5757,7 +5762,7 @@
           <w:p>
             <w:pPr>
               <w:rPr>
-                <w:rFonts w:ascii="Calibri" w:eastAsia="Calibri" w:hAnsi="Calibri" w:cs="Calibri"/>
+                <w:rFonts w:ascii="Calibri" w:hAnsi="Calibri" w:eastAsia="Calibri" w:cs="Calibri"/>
                 <w:color w:val="AEAAAA"/>
                 <w:sz w:val="20"/>
                 <w:szCs w:val="20"/>
@@ -5765,7 +5770,7 @@
             </w:pPr>
             <w:r>
               <w:rPr>
-                <w:rFonts w:ascii="Calibri" w:eastAsia="Calibri" w:hAnsi="Calibri" w:cs="Calibri"/>
+                <w:rFonts w:ascii="Calibri" w:hAnsi="Calibri" w:eastAsia="Calibri" w:cs="Calibri"/>
               </w:rPr>
               <w:t>Respuesta incorrecta, revise nuevamente el contenido del componente formativo.</w:t>
             </w:r>
@@ -5785,15 +5790,15 @@
           <w:p>
             <w:pPr>
               <w:rPr>
-                <w:rFonts w:ascii="Calibri" w:eastAsia="Calibri" w:hAnsi="Calibri" w:cs="Calibri"/>
-                <w:b/>
-                <w:bCs/>
-                <w:color w:val="595959"/>
-              </w:rPr>
-            </w:pPr>
-            <w:r>
-              <w:rPr>
-                <w:rFonts w:ascii="Calibri" w:eastAsia="Calibri" w:hAnsi="Calibri" w:cs="Calibri"/>
+                <w:rFonts w:ascii="Calibri" w:hAnsi="Calibri" w:eastAsia="Calibri" w:cs="Calibri"/>
+                <w:b/>
+                <w:bCs/>
+                <w:color w:val="595959"/>
+              </w:rPr>
+            </w:pPr>
+            <w:r>
+              <w:rPr>
+                <w:rFonts w:ascii="Calibri" w:hAnsi="Calibri" w:eastAsia="Calibri" w:cs="Calibri"/>
                 <w:b/>
                 <w:bCs/>
                 <w:color w:val="595959"/>
@@ -5811,7 +5816,7 @@
           <w:p>
             <w:pPr>
               <w:rPr>
-                <w:rFonts w:ascii="Calibri" w:eastAsia="Calibri" w:hAnsi="Calibri" w:cs="Calibri"/>
+                <w:rFonts w:ascii="Calibri" w:hAnsi="Calibri" w:eastAsia="Calibri" w:cs="Calibri"/>
                 <w:b/>
                 <w:bCs/>
                 <w:sz w:val="20"/>
@@ -5842,20 +5847,19 @@
           <w:p>
             <w:pPr>
               <w:rPr>
-                <w:rFonts w:ascii="Calibri" w:eastAsia="Calibri" w:hAnsi="Calibri" w:cs="Calibri"/>
-                <w:b/>
-                <w:bCs/>
-                <w:color w:val="595959"/>
-              </w:rPr>
-            </w:pPr>
-            <w:r>
-              <w:rPr>
-                <w:rFonts w:ascii="Calibri" w:eastAsia="Calibri" w:hAnsi="Calibri" w:cs="Calibri"/>
-                <w:b/>
-                <w:bCs/>
-                <w:color w:val="595959"/>
-              </w:rPr>
-              <w:lastRenderedPageBreak/>
+                <w:rFonts w:ascii="Calibri" w:hAnsi="Calibri" w:eastAsia="Calibri" w:cs="Calibri"/>
+                <w:b/>
+                <w:bCs/>
+                <w:color w:val="595959"/>
+              </w:rPr>
+            </w:pPr>
+            <w:r>
+              <w:rPr>
+                <w:rFonts w:ascii="Calibri" w:hAnsi="Calibri" w:eastAsia="Calibri" w:cs="Calibri"/>
+                <w:b/>
+                <w:bCs/>
+                <w:color w:val="595959"/>
+              </w:rPr>
               <w:t>Opción a)</w:t>
             </w:r>
           </w:p>
@@ -5869,12 +5873,12 @@
           <w:p>
             <w:pPr>
               <w:rPr>
-                <w:rFonts w:ascii="Calibri" w:eastAsia="Calibri" w:hAnsi="Calibri" w:cs="Calibri"/>
-              </w:rPr>
-            </w:pPr>
-            <w:r>
-              <w:rPr>
-                <w:rFonts w:ascii="Calibri" w:eastAsia="Calibri" w:hAnsi="Calibri" w:cs="Calibri"/>
+                <w:rFonts w:ascii="Calibri" w:hAnsi="Calibri" w:eastAsia="Calibri" w:cs="Calibri"/>
+              </w:rPr>
+            </w:pPr>
+            <w:r>
+              <w:rPr>
+                <w:rFonts w:ascii="Calibri" w:hAnsi="Calibri" w:eastAsia="Calibri" w:cs="Calibri"/>
               </w:rPr>
               <w:t>Verdadero</w:t>
             </w:r>
@@ -5889,12 +5893,12 @@
             <w:pPr>
               <w:widowControl w:val="0"/>
               <w:rPr>
-                <w:rFonts w:ascii="Calibri" w:eastAsia="Calibri" w:hAnsi="Calibri" w:cs="Calibri"/>
-              </w:rPr>
-            </w:pPr>
-            <w:r>
-              <w:rPr>
-                <w:rFonts w:ascii="Calibri" w:eastAsia="Calibri" w:hAnsi="Calibri" w:cs="Calibri"/>
+                <w:rFonts w:ascii="Calibri" w:hAnsi="Calibri" w:eastAsia="Calibri" w:cs="Calibri"/>
+              </w:rPr>
+            </w:pPr>
+            <w:r>
+              <w:rPr>
+                <w:rFonts w:ascii="Calibri" w:hAnsi="Calibri" w:eastAsia="Calibri" w:cs="Calibri"/>
               </w:rPr>
               <w:t>X</w:t>
             </w:r>
@@ -5912,15 +5916,15 @@
           <w:p>
             <w:pPr>
               <w:rPr>
-                <w:rFonts w:ascii="Calibri" w:eastAsia="Calibri" w:hAnsi="Calibri" w:cs="Calibri"/>
-                <w:b/>
-                <w:bCs/>
-                <w:color w:val="595959"/>
-              </w:rPr>
-            </w:pPr>
-            <w:r>
-              <w:rPr>
-                <w:rFonts w:ascii="Calibri" w:eastAsia="Calibri" w:hAnsi="Calibri" w:cs="Calibri"/>
+                <w:rFonts w:ascii="Calibri" w:hAnsi="Calibri" w:eastAsia="Calibri" w:cs="Calibri"/>
+                <w:b/>
+                <w:bCs/>
+                <w:color w:val="595959"/>
+              </w:rPr>
+            </w:pPr>
+            <w:r>
+              <w:rPr>
+                <w:rFonts w:ascii="Calibri" w:hAnsi="Calibri" w:eastAsia="Calibri" w:cs="Calibri"/>
                 <w:b/>
                 <w:bCs/>
                 <w:color w:val="595959"/>
@@ -5938,12 +5942,12 @@
           <w:p>
             <w:pPr>
               <w:rPr>
-                <w:rFonts w:ascii="Calibri" w:eastAsia="Calibri" w:hAnsi="Calibri" w:cs="Calibri"/>
-              </w:rPr>
-            </w:pPr>
-            <w:r>
-              <w:rPr>
-                <w:rFonts w:ascii="Calibri" w:eastAsia="Calibri" w:hAnsi="Calibri" w:cs="Calibri"/>
+                <w:rFonts w:ascii="Calibri" w:hAnsi="Calibri" w:eastAsia="Calibri" w:cs="Calibri"/>
+              </w:rPr>
+            </w:pPr>
+            <w:r>
+              <w:rPr>
+                <w:rFonts w:ascii="Calibri" w:hAnsi="Calibri" w:eastAsia="Calibri" w:cs="Calibri"/>
               </w:rPr>
               <w:t>Falso</w:t>
             </w:r>
@@ -5958,7 +5962,7 @@
             <w:pPr>
               <w:widowControl w:val="0"/>
               <w:rPr>
-                <w:rFonts w:ascii="Calibri" w:eastAsia="Calibri" w:hAnsi="Calibri" w:cs="Calibri"/>
+                <w:rFonts w:ascii="Calibri" w:hAnsi="Calibri" w:eastAsia="Calibri" w:cs="Calibri"/>
               </w:rPr>
             </w:pPr>
           </w:p>
@@ -5977,15 +5981,15 @@
           <w:p>
             <w:pPr>
               <w:rPr>
-                <w:rFonts w:ascii="Calibri" w:eastAsia="Calibri" w:hAnsi="Calibri" w:cs="Calibri"/>
-                <w:b/>
-                <w:bCs/>
-                <w:color w:val="595959"/>
-              </w:rPr>
-            </w:pPr>
-            <w:r>
-              <w:rPr>
-                <w:rFonts w:ascii="Calibri" w:eastAsia="Calibri" w:hAnsi="Calibri" w:cs="Calibri"/>
+                <w:rFonts w:ascii="Calibri" w:hAnsi="Calibri" w:eastAsia="Calibri" w:cs="Calibri"/>
+                <w:b/>
+                <w:bCs/>
+                <w:color w:val="595959"/>
+              </w:rPr>
+            </w:pPr>
+            <w:r>
+              <w:rPr>
+                <w:rFonts w:ascii="Calibri" w:hAnsi="Calibri" w:eastAsia="Calibri" w:cs="Calibri"/>
                 <w:b/>
                 <w:bCs/>
                 <w:color w:val="595959"/>
@@ -6033,15 +6037,15 @@
           <w:p>
             <w:pPr>
               <w:rPr>
-                <w:rFonts w:ascii="Calibri" w:eastAsia="Calibri" w:hAnsi="Calibri" w:cs="Calibri"/>
-                <w:b/>
-                <w:bCs/>
-                <w:color w:val="595959"/>
-              </w:rPr>
-            </w:pPr>
-            <w:r>
-              <w:rPr>
-                <w:rFonts w:ascii="Calibri" w:eastAsia="Calibri" w:hAnsi="Calibri" w:cs="Calibri"/>
+                <w:rFonts w:ascii="Calibri" w:hAnsi="Calibri" w:eastAsia="Calibri" w:cs="Calibri"/>
+                <w:b/>
+                <w:bCs/>
+                <w:color w:val="595959"/>
+              </w:rPr>
+            </w:pPr>
+            <w:r>
+              <w:rPr>
+                <w:rFonts w:ascii="Calibri" w:hAnsi="Calibri" w:eastAsia="Calibri" w:cs="Calibri"/>
                 <w:b/>
                 <w:bCs/>
                 <w:color w:val="595959"/>
@@ -6059,7 +6063,7 @@
           <w:p>
             <w:pPr>
               <w:rPr>
-                <w:rFonts w:ascii="Calibri" w:eastAsia="Calibri" w:hAnsi="Calibri" w:cs="Calibri"/>
+                <w:rFonts w:ascii="Calibri" w:hAnsi="Calibri" w:eastAsia="Calibri" w:cs="Calibri"/>
                 <w:color w:val="AEAAAA"/>
                 <w:sz w:val="20"/>
                 <w:szCs w:val="20"/>
@@ -6067,7 +6071,7 @@
             </w:pPr>
             <w:r>
               <w:rPr>
-                <w:rFonts w:ascii="Calibri" w:eastAsia="Calibri" w:hAnsi="Calibri" w:cs="Calibri"/>
+                <w:rFonts w:ascii="Calibri" w:hAnsi="Calibri" w:eastAsia="Calibri" w:cs="Calibri"/>
               </w:rPr>
               <w:t>Respuesta incorrecta, revise nuevamente el contenido del componente formativo.</w:t>
             </w:r>
@@ -6087,7 +6091,7 @@
           <w:p>
             <w:pPr>
               <w:rPr>
-                <w:rFonts w:ascii="Calibri" w:eastAsia="Calibri" w:hAnsi="Calibri" w:cs="Calibri"/>
+                <w:rFonts w:ascii="Calibri" w:hAnsi="Calibri" w:eastAsia="Calibri" w:cs="Calibri"/>
                 <w:b/>
                 <w:bCs/>
                 <w:color w:val="595959"/>
@@ -6104,7 +6108,7 @@
           <w:p>
             <w:pPr>
               <w:rPr>
-                <w:rFonts w:ascii="Calibri" w:eastAsia="Calibri" w:hAnsi="Calibri" w:cs="Calibri"/>
+                <w:rFonts w:ascii="Calibri" w:hAnsi="Calibri" w:eastAsia="Calibri" w:cs="Calibri"/>
               </w:rPr>
             </w:pPr>
           </w:p>
@@ -6123,15 +6127,15 @@
           <w:p>
             <w:pPr>
               <w:rPr>
-                <w:rFonts w:ascii="Calibri" w:eastAsia="Calibri" w:hAnsi="Calibri" w:cs="Calibri"/>
-                <w:b/>
-                <w:bCs/>
-                <w:color w:val="595959"/>
-              </w:rPr>
-            </w:pPr>
-            <w:r>
-              <w:rPr>
-                <w:rFonts w:ascii="Calibri" w:eastAsia="Calibri" w:hAnsi="Calibri" w:cs="Calibri"/>
+                <w:rFonts w:ascii="Calibri" w:hAnsi="Calibri" w:eastAsia="Calibri" w:cs="Calibri"/>
+                <w:b/>
+                <w:bCs/>
+                <w:color w:val="595959"/>
+              </w:rPr>
+            </w:pPr>
+            <w:r>
+              <w:rPr>
+                <w:rFonts w:ascii="Calibri" w:hAnsi="Calibri" w:eastAsia="Calibri" w:cs="Calibri"/>
                 <w:b/>
                 <w:bCs/>
                 <w:color w:val="595959"/>
@@ -6149,7 +6153,7 @@
           <w:p>
             <w:pPr>
               <w:rPr>
-                <w:rFonts w:ascii="Calibri" w:eastAsia="Calibri" w:hAnsi="Calibri" w:cs="Calibri"/>
+                <w:rFonts w:ascii="Calibri" w:hAnsi="Calibri" w:eastAsia="Calibri" w:cs="Calibri"/>
                 <w:b/>
                 <w:bCs/>
                 <w:sz w:val="20"/>
@@ -6180,15 +6184,15 @@
           <w:p>
             <w:pPr>
               <w:rPr>
-                <w:rFonts w:ascii="Calibri" w:eastAsia="Calibri" w:hAnsi="Calibri" w:cs="Calibri"/>
-                <w:b/>
-                <w:bCs/>
-                <w:color w:val="595959"/>
-              </w:rPr>
-            </w:pPr>
-            <w:r>
-              <w:rPr>
-                <w:rFonts w:ascii="Calibri" w:eastAsia="Calibri" w:hAnsi="Calibri" w:cs="Calibri"/>
+                <w:rFonts w:ascii="Calibri" w:hAnsi="Calibri" w:eastAsia="Calibri" w:cs="Calibri"/>
+                <w:b/>
+                <w:bCs/>
+                <w:color w:val="595959"/>
+              </w:rPr>
+            </w:pPr>
+            <w:r>
+              <w:rPr>
+                <w:rFonts w:ascii="Calibri" w:hAnsi="Calibri" w:eastAsia="Calibri" w:cs="Calibri"/>
                 <w:b/>
                 <w:bCs/>
                 <w:color w:val="595959"/>
@@ -6206,12 +6210,12 @@
           <w:p>
             <w:pPr>
               <w:rPr>
-                <w:rFonts w:ascii="Calibri" w:eastAsia="Calibri" w:hAnsi="Calibri" w:cs="Calibri"/>
-              </w:rPr>
-            </w:pPr>
-            <w:r>
-              <w:rPr>
-                <w:rFonts w:ascii="Calibri" w:eastAsia="Calibri" w:hAnsi="Calibri" w:cs="Calibri"/>
+                <w:rFonts w:ascii="Calibri" w:hAnsi="Calibri" w:eastAsia="Calibri" w:cs="Calibri"/>
+              </w:rPr>
+            </w:pPr>
+            <w:r>
+              <w:rPr>
+                <w:rFonts w:ascii="Calibri" w:hAnsi="Calibri" w:eastAsia="Calibri" w:cs="Calibri"/>
               </w:rPr>
               <w:t>Verdadero</w:t>
             </w:r>
@@ -6226,7 +6230,7 @@
             <w:pPr>
               <w:widowControl w:val="0"/>
               <w:rPr>
-                <w:rFonts w:ascii="Calibri" w:eastAsia="Calibri" w:hAnsi="Calibri" w:cs="Calibri"/>
+                <w:rFonts w:ascii="Calibri" w:hAnsi="Calibri" w:eastAsia="Calibri" w:cs="Calibri"/>
               </w:rPr>
             </w:pPr>
           </w:p>
@@ -6243,15 +6247,15 @@
           <w:p>
             <w:pPr>
               <w:rPr>
-                <w:rFonts w:ascii="Calibri" w:eastAsia="Calibri" w:hAnsi="Calibri" w:cs="Calibri"/>
-                <w:b/>
-                <w:bCs/>
-                <w:color w:val="595959"/>
-              </w:rPr>
-            </w:pPr>
-            <w:r>
-              <w:rPr>
-                <w:rFonts w:ascii="Calibri" w:eastAsia="Calibri" w:hAnsi="Calibri" w:cs="Calibri"/>
+                <w:rFonts w:ascii="Calibri" w:hAnsi="Calibri" w:eastAsia="Calibri" w:cs="Calibri"/>
+                <w:b/>
+                <w:bCs/>
+                <w:color w:val="595959"/>
+              </w:rPr>
+            </w:pPr>
+            <w:r>
+              <w:rPr>
+                <w:rFonts w:ascii="Calibri" w:hAnsi="Calibri" w:eastAsia="Calibri" w:cs="Calibri"/>
                 <w:b/>
                 <w:bCs/>
                 <w:color w:val="595959"/>
@@ -6269,12 +6273,12 @@
           <w:p>
             <w:pPr>
               <w:rPr>
-                <w:rFonts w:ascii="Calibri" w:eastAsia="Calibri" w:hAnsi="Calibri" w:cs="Calibri"/>
-              </w:rPr>
-            </w:pPr>
-            <w:r>
-              <w:rPr>
-                <w:rFonts w:ascii="Calibri" w:eastAsia="Calibri" w:hAnsi="Calibri" w:cs="Calibri"/>
+                <w:rFonts w:ascii="Calibri" w:hAnsi="Calibri" w:eastAsia="Calibri" w:cs="Calibri"/>
+              </w:rPr>
+            </w:pPr>
+            <w:r>
+              <w:rPr>
+                <w:rFonts w:ascii="Calibri" w:hAnsi="Calibri" w:eastAsia="Calibri" w:cs="Calibri"/>
               </w:rPr>
               <w:t>Falso</w:t>
             </w:r>
@@ -6289,12 +6293,12 @@
             <w:pPr>
               <w:widowControl w:val="0"/>
               <w:rPr>
-                <w:rFonts w:ascii="Calibri" w:eastAsia="Calibri" w:hAnsi="Calibri" w:cs="Calibri"/>
-              </w:rPr>
-            </w:pPr>
-            <w:r>
-              <w:rPr>
-                <w:rFonts w:ascii="Calibri" w:eastAsia="Calibri" w:hAnsi="Calibri" w:cs="Calibri"/>
+                <w:rFonts w:ascii="Calibri" w:hAnsi="Calibri" w:eastAsia="Calibri" w:cs="Calibri"/>
+              </w:rPr>
+            </w:pPr>
+            <w:r>
+              <w:rPr>
+                <w:rFonts w:ascii="Calibri" w:hAnsi="Calibri" w:eastAsia="Calibri" w:cs="Calibri"/>
               </w:rPr>
               <w:t>X</w:t>
             </w:r>
@@ -6314,15 +6318,15 @@
           <w:p>
             <w:pPr>
               <w:rPr>
-                <w:rFonts w:ascii="Calibri" w:eastAsia="Calibri" w:hAnsi="Calibri" w:cs="Calibri"/>
-                <w:b/>
-                <w:bCs/>
-                <w:color w:val="595959"/>
-              </w:rPr>
-            </w:pPr>
-            <w:r>
-              <w:rPr>
-                <w:rFonts w:ascii="Calibri" w:eastAsia="Calibri" w:hAnsi="Calibri" w:cs="Calibri"/>
+                <w:rFonts w:ascii="Calibri" w:hAnsi="Calibri" w:eastAsia="Calibri" w:cs="Calibri"/>
+                <w:b/>
+                <w:bCs/>
+                <w:color w:val="595959"/>
+              </w:rPr>
+            </w:pPr>
+            <w:r>
+              <w:rPr>
+                <w:rFonts w:ascii="Calibri" w:hAnsi="Calibri" w:eastAsia="Calibri" w:cs="Calibri"/>
                 <w:b/>
                 <w:bCs/>
                 <w:color w:val="595959"/>
@@ -6340,7 +6344,7 @@
           <w:p>
             <w:pPr>
               <w:rPr>
-                <w:rFonts w:ascii="Calibri" w:eastAsia="Calibri" w:hAnsi="Calibri" w:cs="Calibri"/>
+                <w:rFonts w:ascii="Calibri" w:hAnsi="Calibri" w:eastAsia="Calibri" w:cs="Calibri"/>
                 <w:color w:val="AEAAAA"/>
                 <w:sz w:val="20"/>
                 <w:szCs w:val="20"/>
@@ -6378,15 +6382,15 @@
           <w:p>
             <w:pPr>
               <w:rPr>
-                <w:rFonts w:ascii="Calibri" w:eastAsia="Calibri" w:hAnsi="Calibri" w:cs="Calibri"/>
-                <w:b/>
-                <w:bCs/>
-                <w:color w:val="595959"/>
-              </w:rPr>
-            </w:pPr>
-            <w:r>
-              <w:rPr>
-                <w:rFonts w:ascii="Calibri" w:eastAsia="Calibri" w:hAnsi="Calibri" w:cs="Calibri"/>
+                <w:rFonts w:ascii="Calibri" w:hAnsi="Calibri" w:eastAsia="Calibri" w:cs="Calibri"/>
+                <w:b/>
+                <w:bCs/>
+                <w:color w:val="595959"/>
+              </w:rPr>
+            </w:pPr>
+            <w:r>
+              <w:rPr>
+                <w:rFonts w:ascii="Calibri" w:hAnsi="Calibri" w:eastAsia="Calibri" w:cs="Calibri"/>
                 <w:b/>
                 <w:bCs/>
                 <w:color w:val="595959"/>
@@ -6404,7 +6408,7 @@
           <w:p>
             <w:pPr>
               <w:rPr>
-                <w:rFonts w:ascii="Calibri" w:eastAsia="Calibri" w:hAnsi="Calibri" w:cs="Calibri"/>
+                <w:rFonts w:ascii="Calibri" w:hAnsi="Calibri" w:eastAsia="Calibri" w:cs="Calibri"/>
                 <w:color w:val="AEAAAA"/>
                 <w:sz w:val="20"/>
                 <w:szCs w:val="20"/>
@@ -6412,7 +6416,7 @@
             </w:pPr>
             <w:r>
               <w:rPr>
-                <w:rFonts w:ascii="Calibri" w:eastAsia="Calibri" w:hAnsi="Calibri" w:cs="Calibri"/>
+                <w:rFonts w:ascii="Calibri" w:hAnsi="Calibri" w:eastAsia="Calibri" w:cs="Calibri"/>
               </w:rPr>
               <w:t>Respuesta incorrecta, revise nuevamente el contenido del componente formativo.</w:t>
             </w:r>
@@ -6432,15 +6436,15 @@
           <w:p>
             <w:pPr>
               <w:rPr>
-                <w:rFonts w:ascii="Calibri" w:eastAsia="Calibri" w:hAnsi="Calibri" w:cs="Calibri"/>
-                <w:b/>
-                <w:bCs/>
-                <w:color w:val="595959"/>
-              </w:rPr>
-            </w:pPr>
-            <w:r>
-              <w:rPr>
-                <w:rFonts w:ascii="Calibri" w:eastAsia="Calibri" w:hAnsi="Calibri" w:cs="Calibri"/>
+                <w:rFonts w:ascii="Calibri" w:hAnsi="Calibri" w:eastAsia="Calibri" w:cs="Calibri"/>
+                <w:b/>
+                <w:bCs/>
+                <w:color w:val="595959"/>
+              </w:rPr>
+            </w:pPr>
+            <w:r>
+              <w:rPr>
+                <w:rFonts w:ascii="Calibri" w:hAnsi="Calibri" w:eastAsia="Calibri" w:cs="Calibri"/>
                 <w:b/>
                 <w:bCs/>
                 <w:color w:val="595959"/>
@@ -6490,15 +6494,15 @@
           <w:p>
             <w:pPr>
               <w:rPr>
-                <w:rFonts w:ascii="Calibri" w:eastAsia="Calibri" w:hAnsi="Calibri" w:cs="Calibri"/>
-                <w:b/>
-                <w:bCs/>
-                <w:color w:val="595959"/>
-              </w:rPr>
-            </w:pPr>
-            <w:r>
-              <w:rPr>
-                <w:rFonts w:ascii="Calibri" w:eastAsia="Calibri" w:hAnsi="Calibri" w:cs="Calibri"/>
+                <w:rFonts w:ascii="Calibri" w:hAnsi="Calibri" w:eastAsia="Calibri" w:cs="Calibri"/>
+                <w:b/>
+                <w:bCs/>
+                <w:color w:val="595959"/>
+              </w:rPr>
+            </w:pPr>
+            <w:r>
+              <w:rPr>
+                <w:rFonts w:ascii="Calibri" w:hAnsi="Calibri" w:eastAsia="Calibri" w:cs="Calibri"/>
                 <w:b/>
                 <w:bCs/>
                 <w:color w:val="595959"/>
@@ -6516,12 +6520,12 @@
           <w:p>
             <w:pPr>
               <w:rPr>
-                <w:rFonts w:ascii="Calibri" w:eastAsia="Calibri" w:hAnsi="Calibri" w:cs="Calibri"/>
-              </w:rPr>
-            </w:pPr>
-            <w:r>
-              <w:rPr>
-                <w:rFonts w:ascii="Calibri" w:eastAsia="Calibri" w:hAnsi="Calibri" w:cs="Calibri"/>
+                <w:rFonts w:ascii="Calibri" w:hAnsi="Calibri" w:eastAsia="Calibri" w:cs="Calibri"/>
+              </w:rPr>
+            </w:pPr>
+            <w:r>
+              <w:rPr>
+                <w:rFonts w:ascii="Calibri" w:hAnsi="Calibri" w:eastAsia="Calibri" w:cs="Calibri"/>
               </w:rPr>
               <w:t>Verdadero</w:t>
             </w:r>
@@ -6536,12 +6540,12 @@
             <w:pPr>
               <w:widowControl w:val="0"/>
               <w:rPr>
-                <w:rFonts w:ascii="Calibri" w:eastAsia="Calibri" w:hAnsi="Calibri" w:cs="Calibri"/>
-              </w:rPr>
-            </w:pPr>
-            <w:r>
-              <w:rPr>
-                <w:rFonts w:ascii="Calibri" w:eastAsia="Calibri" w:hAnsi="Calibri" w:cs="Calibri"/>
+                <w:rFonts w:ascii="Calibri" w:hAnsi="Calibri" w:eastAsia="Calibri" w:cs="Calibri"/>
+              </w:rPr>
+            </w:pPr>
+            <w:r>
+              <w:rPr>
+                <w:rFonts w:ascii="Calibri" w:hAnsi="Calibri" w:eastAsia="Calibri" w:cs="Calibri"/>
               </w:rPr>
               <w:t>X</w:t>
             </w:r>
@@ -6559,15 +6563,15 @@
           <w:p>
             <w:pPr>
               <w:rPr>
-                <w:rFonts w:ascii="Calibri" w:eastAsia="Calibri" w:hAnsi="Calibri" w:cs="Calibri"/>
-                <w:b/>
-                <w:bCs/>
-                <w:color w:val="595959"/>
-              </w:rPr>
-            </w:pPr>
-            <w:r>
-              <w:rPr>
-                <w:rFonts w:ascii="Calibri" w:eastAsia="Calibri" w:hAnsi="Calibri" w:cs="Calibri"/>
+                <w:rFonts w:ascii="Calibri" w:hAnsi="Calibri" w:eastAsia="Calibri" w:cs="Calibri"/>
+                <w:b/>
+                <w:bCs/>
+                <w:color w:val="595959"/>
+              </w:rPr>
+            </w:pPr>
+            <w:r>
+              <w:rPr>
+                <w:rFonts w:ascii="Calibri" w:hAnsi="Calibri" w:eastAsia="Calibri" w:cs="Calibri"/>
                 <w:b/>
                 <w:bCs/>
                 <w:color w:val="595959"/>
@@ -6585,12 +6589,12 @@
           <w:p>
             <w:pPr>
               <w:rPr>
-                <w:rFonts w:ascii="Calibri" w:eastAsia="Calibri" w:hAnsi="Calibri" w:cs="Calibri"/>
-              </w:rPr>
-            </w:pPr>
-            <w:r>
-              <w:rPr>
-                <w:rFonts w:ascii="Calibri" w:eastAsia="Calibri" w:hAnsi="Calibri" w:cs="Calibri"/>
+                <w:rFonts w:ascii="Calibri" w:hAnsi="Calibri" w:eastAsia="Calibri" w:cs="Calibri"/>
+              </w:rPr>
+            </w:pPr>
+            <w:r>
+              <w:rPr>
+                <w:rFonts w:ascii="Calibri" w:hAnsi="Calibri" w:eastAsia="Calibri" w:cs="Calibri"/>
               </w:rPr>
               <w:t>Falso</w:t>
             </w:r>
@@ -6605,7 +6609,7 @@
             <w:pPr>
               <w:widowControl w:val="0"/>
               <w:rPr>
-                <w:rFonts w:ascii="Calibri" w:eastAsia="Calibri" w:hAnsi="Calibri" w:cs="Calibri"/>
+                <w:rFonts w:ascii="Calibri" w:hAnsi="Calibri" w:eastAsia="Calibri" w:cs="Calibri"/>
               </w:rPr>
             </w:pPr>
           </w:p>
@@ -6624,15 +6628,15 @@
           <w:p>
             <w:pPr>
               <w:rPr>
-                <w:rFonts w:ascii="Calibri" w:eastAsia="Calibri" w:hAnsi="Calibri" w:cs="Calibri"/>
-                <w:b/>
-                <w:bCs/>
-                <w:color w:val="595959"/>
-              </w:rPr>
-            </w:pPr>
-            <w:r>
-              <w:rPr>
-                <w:rFonts w:ascii="Calibri" w:eastAsia="Calibri" w:hAnsi="Calibri" w:cs="Calibri"/>
+                <w:rFonts w:ascii="Calibri" w:hAnsi="Calibri" w:eastAsia="Calibri" w:cs="Calibri"/>
+                <w:b/>
+                <w:bCs/>
+                <w:color w:val="595959"/>
+              </w:rPr>
+            </w:pPr>
+            <w:r>
+              <w:rPr>
+                <w:rFonts w:ascii="Calibri" w:hAnsi="Calibri" w:eastAsia="Calibri" w:cs="Calibri"/>
                 <w:b/>
                 <w:bCs/>
                 <w:color w:val="595959"/>
@@ -6680,15 +6684,15 @@
           <w:p>
             <w:pPr>
               <w:rPr>
-                <w:rFonts w:ascii="Calibri" w:eastAsia="Calibri" w:hAnsi="Calibri" w:cs="Calibri"/>
-                <w:b/>
-                <w:bCs/>
-                <w:color w:val="595959"/>
-              </w:rPr>
-            </w:pPr>
-            <w:r>
-              <w:rPr>
-                <w:rFonts w:ascii="Calibri" w:eastAsia="Calibri" w:hAnsi="Calibri" w:cs="Calibri"/>
+                <w:rFonts w:ascii="Calibri" w:hAnsi="Calibri" w:eastAsia="Calibri" w:cs="Calibri"/>
+                <w:b/>
+                <w:bCs/>
+                <w:color w:val="595959"/>
+              </w:rPr>
+            </w:pPr>
+            <w:r>
+              <w:rPr>
+                <w:rFonts w:ascii="Calibri" w:hAnsi="Calibri" w:eastAsia="Calibri" w:cs="Calibri"/>
                 <w:b/>
                 <w:bCs/>
                 <w:color w:val="595959"/>
@@ -6706,7 +6710,7 @@
           <w:p>
             <w:pPr>
               <w:rPr>
-                <w:rFonts w:ascii="Calibri" w:eastAsia="Calibri" w:hAnsi="Calibri" w:cs="Calibri"/>
+                <w:rFonts w:ascii="Calibri" w:hAnsi="Calibri" w:eastAsia="Calibri" w:cs="Calibri"/>
                 <w:color w:val="AEAAAA"/>
                 <w:sz w:val="20"/>
                 <w:szCs w:val="20"/>
@@ -6714,7 +6718,7 @@
             </w:pPr>
             <w:r>
               <w:rPr>
-                <w:rFonts w:ascii="Calibri" w:eastAsia="Calibri" w:hAnsi="Calibri" w:cs="Calibri"/>
+                <w:rFonts w:ascii="Calibri" w:hAnsi="Calibri" w:eastAsia="Calibri" w:cs="Calibri"/>
               </w:rPr>
               <w:t>Respuesta incorrecta, revise nuevamente el contenido del componente formativo.</w:t>
             </w:r>
@@ -6734,15 +6738,15 @@
           <w:p>
             <w:pPr>
               <w:rPr>
-                <w:rFonts w:ascii="Calibri" w:eastAsia="Calibri" w:hAnsi="Calibri" w:cs="Calibri"/>
-                <w:b/>
-                <w:bCs/>
-                <w:color w:val="595959"/>
-              </w:rPr>
-            </w:pPr>
-            <w:r>
-              <w:rPr>
-                <w:rFonts w:ascii="Calibri" w:eastAsia="Calibri" w:hAnsi="Calibri" w:cs="Calibri"/>
+                <w:rFonts w:ascii="Calibri" w:hAnsi="Calibri" w:eastAsia="Calibri" w:cs="Calibri"/>
+                <w:b/>
+                <w:bCs/>
+                <w:color w:val="595959"/>
+              </w:rPr>
+            </w:pPr>
+            <w:r>
+              <w:rPr>
+                <w:rFonts w:ascii="Calibri" w:hAnsi="Calibri" w:eastAsia="Calibri" w:cs="Calibri"/>
                 <w:b/>
                 <w:bCs/>
                 <w:color w:val="595959"/>
@@ -6792,15 +6796,15 @@
           <w:p>
             <w:pPr>
               <w:rPr>
-                <w:rFonts w:ascii="Calibri" w:eastAsia="Calibri" w:hAnsi="Calibri" w:cs="Calibri"/>
-                <w:b/>
-                <w:bCs/>
-                <w:color w:val="595959"/>
-              </w:rPr>
-            </w:pPr>
-            <w:r>
-              <w:rPr>
-                <w:rFonts w:ascii="Calibri" w:eastAsia="Calibri" w:hAnsi="Calibri" w:cs="Calibri"/>
+                <w:rFonts w:ascii="Calibri" w:hAnsi="Calibri" w:eastAsia="Calibri" w:cs="Calibri"/>
+                <w:b/>
+                <w:bCs/>
+                <w:color w:val="595959"/>
+              </w:rPr>
+            </w:pPr>
+            <w:r>
+              <w:rPr>
+                <w:rFonts w:ascii="Calibri" w:hAnsi="Calibri" w:eastAsia="Calibri" w:cs="Calibri"/>
                 <w:b/>
                 <w:bCs/>
                 <w:color w:val="595959"/>
@@ -6818,12 +6822,12 @@
           <w:p>
             <w:pPr>
               <w:rPr>
-                <w:rFonts w:ascii="Calibri" w:eastAsia="Calibri" w:hAnsi="Calibri" w:cs="Calibri"/>
-              </w:rPr>
-            </w:pPr>
-            <w:r>
-              <w:rPr>
-                <w:rFonts w:ascii="Calibri" w:eastAsia="Calibri" w:hAnsi="Calibri" w:cs="Calibri"/>
+                <w:rFonts w:ascii="Calibri" w:hAnsi="Calibri" w:eastAsia="Calibri" w:cs="Calibri"/>
+              </w:rPr>
+            </w:pPr>
+            <w:r>
+              <w:rPr>
+                <w:rFonts w:ascii="Calibri" w:hAnsi="Calibri" w:eastAsia="Calibri" w:cs="Calibri"/>
               </w:rPr>
               <w:t>Verdadero</w:t>
             </w:r>
@@ -6838,12 +6842,12 @@
             <w:pPr>
               <w:widowControl w:val="0"/>
               <w:rPr>
-                <w:rFonts w:ascii="Calibri" w:eastAsia="Calibri" w:hAnsi="Calibri" w:cs="Calibri"/>
-              </w:rPr>
-            </w:pPr>
-            <w:r>
-              <w:rPr>
-                <w:rFonts w:ascii="Calibri" w:eastAsia="Calibri" w:hAnsi="Calibri" w:cs="Calibri"/>
+                <w:rFonts w:ascii="Calibri" w:hAnsi="Calibri" w:eastAsia="Calibri" w:cs="Calibri"/>
+              </w:rPr>
+            </w:pPr>
+            <w:r>
+              <w:rPr>
+                <w:rFonts w:ascii="Calibri" w:hAnsi="Calibri" w:eastAsia="Calibri" w:cs="Calibri"/>
               </w:rPr>
               <w:t>X</w:t>
             </w:r>
@@ -6861,15 +6865,15 @@
           <w:p>
             <w:pPr>
               <w:rPr>
-                <w:rFonts w:ascii="Calibri" w:eastAsia="Calibri" w:hAnsi="Calibri" w:cs="Calibri"/>
-                <w:b/>
-                <w:bCs/>
-                <w:color w:val="595959"/>
-              </w:rPr>
-            </w:pPr>
-            <w:r>
-              <w:rPr>
-                <w:rFonts w:ascii="Calibri" w:eastAsia="Calibri" w:hAnsi="Calibri" w:cs="Calibri"/>
+                <w:rFonts w:ascii="Calibri" w:hAnsi="Calibri" w:eastAsia="Calibri" w:cs="Calibri"/>
+                <w:b/>
+                <w:bCs/>
+                <w:color w:val="595959"/>
+              </w:rPr>
+            </w:pPr>
+            <w:r>
+              <w:rPr>
+                <w:rFonts w:ascii="Calibri" w:hAnsi="Calibri" w:eastAsia="Calibri" w:cs="Calibri"/>
                 <w:b/>
                 <w:bCs/>
                 <w:color w:val="595959"/>
@@ -6887,12 +6891,12 @@
           <w:p>
             <w:pPr>
               <w:rPr>
-                <w:rFonts w:ascii="Calibri" w:eastAsia="Calibri" w:hAnsi="Calibri" w:cs="Calibri"/>
-              </w:rPr>
-            </w:pPr>
-            <w:r>
-              <w:rPr>
-                <w:rFonts w:ascii="Calibri" w:eastAsia="Calibri" w:hAnsi="Calibri" w:cs="Calibri"/>
+                <w:rFonts w:ascii="Calibri" w:hAnsi="Calibri" w:eastAsia="Calibri" w:cs="Calibri"/>
+              </w:rPr>
+            </w:pPr>
+            <w:r>
+              <w:rPr>
+                <w:rFonts w:ascii="Calibri" w:hAnsi="Calibri" w:eastAsia="Calibri" w:cs="Calibri"/>
               </w:rPr>
               <w:t>Falso</w:t>
             </w:r>
@@ -6907,7 +6911,7 @@
             <w:pPr>
               <w:widowControl w:val="0"/>
               <w:rPr>
-                <w:rFonts w:ascii="Calibri" w:eastAsia="Calibri" w:hAnsi="Calibri" w:cs="Calibri"/>
+                <w:rFonts w:ascii="Calibri" w:hAnsi="Calibri" w:eastAsia="Calibri" w:cs="Calibri"/>
               </w:rPr>
             </w:pPr>
           </w:p>
@@ -6926,15 +6930,15 @@
           <w:p>
             <w:pPr>
               <w:rPr>
-                <w:rFonts w:ascii="Calibri" w:eastAsia="Calibri" w:hAnsi="Calibri" w:cs="Calibri"/>
-                <w:b/>
-                <w:bCs/>
-                <w:color w:val="595959"/>
-              </w:rPr>
-            </w:pPr>
-            <w:r>
-              <w:rPr>
-                <w:rFonts w:ascii="Calibri" w:eastAsia="Calibri" w:hAnsi="Calibri" w:cs="Calibri"/>
+                <w:rFonts w:ascii="Calibri" w:hAnsi="Calibri" w:eastAsia="Calibri" w:cs="Calibri"/>
+                <w:b/>
+                <w:bCs/>
+                <w:color w:val="595959"/>
+              </w:rPr>
+            </w:pPr>
+            <w:r>
+              <w:rPr>
+                <w:rFonts w:ascii="Calibri" w:hAnsi="Calibri" w:eastAsia="Calibri" w:cs="Calibri"/>
                 <w:b/>
                 <w:bCs/>
                 <w:color w:val="595959"/>
@@ -6952,7 +6956,7 @@
           <w:p>
             <w:pPr>
               <w:rPr>
-                <w:rFonts w:ascii="Calibri" w:eastAsia="Calibri" w:hAnsi="Calibri" w:cs="Calibri"/>
+                <w:rFonts w:ascii="Calibri" w:hAnsi="Calibri" w:eastAsia="Calibri" w:cs="Calibri"/>
                 <w:color w:val="AEAAAA"/>
                 <w:sz w:val="20"/>
                 <w:szCs w:val="20"/>
@@ -6982,15 +6986,15 @@
           <w:p>
             <w:pPr>
               <w:rPr>
-                <w:rFonts w:ascii="Calibri" w:eastAsia="Calibri" w:hAnsi="Calibri" w:cs="Calibri"/>
-                <w:b/>
-                <w:bCs/>
-                <w:color w:val="595959"/>
-              </w:rPr>
-            </w:pPr>
-            <w:r>
-              <w:rPr>
-                <w:rFonts w:ascii="Calibri" w:eastAsia="Calibri" w:hAnsi="Calibri" w:cs="Calibri"/>
+                <w:rFonts w:ascii="Calibri" w:hAnsi="Calibri" w:eastAsia="Calibri" w:cs="Calibri"/>
+                <w:b/>
+                <w:bCs/>
+                <w:color w:val="595959"/>
+              </w:rPr>
+            </w:pPr>
+            <w:r>
+              <w:rPr>
+                <w:rFonts w:ascii="Calibri" w:hAnsi="Calibri" w:eastAsia="Calibri" w:cs="Calibri"/>
                 <w:b/>
                 <w:bCs/>
                 <w:color w:val="595959"/>
@@ -7008,7 +7012,7 @@
           <w:p>
             <w:pPr>
               <w:rPr>
-                <w:rFonts w:ascii="Calibri" w:eastAsia="Calibri" w:hAnsi="Calibri" w:cs="Calibri"/>
+                <w:rFonts w:ascii="Calibri" w:hAnsi="Calibri" w:eastAsia="Calibri" w:cs="Calibri"/>
                 <w:color w:val="AEAAAA"/>
                 <w:sz w:val="20"/>
                 <w:szCs w:val="20"/>
@@ -7016,7 +7020,7 @@
             </w:pPr>
             <w:r>
               <w:rPr>
-                <w:rFonts w:ascii="Calibri" w:eastAsia="Calibri" w:hAnsi="Calibri" w:cs="Calibri"/>
+                <w:rFonts w:ascii="Calibri" w:hAnsi="Calibri" w:eastAsia="Calibri" w:cs="Calibri"/>
               </w:rPr>
               <w:t>Respuesta incorrecta, revise nuevamente el contenido del componente formativo.</w:t>
             </w:r>
@@ -7035,7 +7039,7 @@
           <w:between w:val="nil"/>
         </w:pBdr>
         <w:rPr>
-          <w:rFonts w:ascii="Calibri" w:eastAsia="Calibri" w:hAnsi="Calibri" w:cs="Calibri"/>
+          <w:rFonts w:ascii="Calibri" w:hAnsi="Calibri" w:eastAsia="Calibri" w:cs="Calibri"/>
           <w:color w:val="AEAAAA"/>
           <w:sz w:val="20"/>
           <w:szCs w:val="20"/>
@@ -7048,12 +7052,12 @@
         <w:tblW w:w="10154" w:type="dxa"/>
         <w:tblInd w:w="-680" w:type="dxa"/>
         <w:tblBorders>
-          <w:top w:val="single" w:sz="4" w:space="0" w:color="F4B083"/>
-          <w:left w:val="single" w:sz="4" w:space="0" w:color="F4B083"/>
-          <w:bottom w:val="single" w:sz="4" w:space="0" w:color="F4B083"/>
-          <w:right w:val="single" w:sz="4" w:space="0" w:color="F4B083"/>
-          <w:insideH w:val="single" w:sz="4" w:space="0" w:color="F4B083"/>
-          <w:insideV w:val="single" w:sz="4" w:space="0" w:color="F4B083"/>
+          <w:top w:val="single" w:color="F4B083" w:sz="4" w:space="0"/>
+          <w:left w:val="single" w:color="F4B083" w:sz="4" w:space="0"/>
+          <w:bottom w:val="single" w:color="F4B083" w:sz="4" w:space="0"/>
+          <w:right w:val="single" w:color="F4B083" w:sz="4" w:space="0"/>
+          <w:insideH w:val="single" w:color="F4B083" w:sz="4" w:space="0"/>
+          <w:insideV w:val="single" w:color="F4B083" w:sz="4" w:space="0"/>
         </w:tblBorders>
         <w:tblLayout w:type="fixed"/>
         <w:tblLook w:val="04A0" w:firstRow="1" w:lastRow="0" w:firstColumn="1" w:lastColumn="0" w:noHBand="0" w:noVBand="1"/>
@@ -7079,13 +7083,13 @@
               <w:widowControl w:val="0"/>
               <w:jc w:val="center"/>
               <w:rPr>
-                <w:rFonts w:ascii="Calibri" w:eastAsia="Calibri" w:hAnsi="Calibri" w:cs="Calibri"/>
-                <w:color w:val="595959"/>
-              </w:rPr>
-            </w:pPr>
-            <w:r>
-              <w:rPr>
-                <w:rFonts w:ascii="Calibri" w:eastAsia="Calibri" w:hAnsi="Calibri" w:cs="Calibri"/>
+                <w:rFonts w:ascii="Calibri" w:hAnsi="Calibri" w:eastAsia="Calibri" w:cs="Calibri"/>
+                <w:color w:val="595959"/>
+              </w:rPr>
+            </w:pPr>
+            <w:r>
+              <w:rPr>
+                <w:rFonts w:ascii="Calibri" w:hAnsi="Calibri" w:eastAsia="Calibri" w:cs="Calibri"/>
                 <w:color w:val="595959"/>
               </w:rPr>
               <w:t>MENSAJE FINAL ACTIVIDAD</w:t>
@@ -7107,13 +7111,13 @@
             <w:pPr>
               <w:widowControl w:val="0"/>
               <w:rPr>
-                <w:rFonts w:ascii="Calibri" w:eastAsia="Calibri" w:hAnsi="Calibri" w:cs="Calibri"/>
-                <w:color w:val="595959"/>
-              </w:rPr>
-            </w:pPr>
-            <w:r>
-              <w:rPr>
-                <w:rFonts w:ascii="Calibri" w:eastAsia="Calibri" w:hAnsi="Calibri" w:cs="Calibri"/>
+                <w:rFonts w:ascii="Calibri" w:hAnsi="Calibri" w:eastAsia="Calibri" w:cs="Calibri"/>
+                <w:color w:val="595959"/>
+              </w:rPr>
+            </w:pPr>
+            <w:r>
+              <w:rPr>
+                <w:rFonts w:ascii="Calibri" w:hAnsi="Calibri" w:eastAsia="Calibri" w:cs="Calibri"/>
                 <w:color w:val="595959"/>
               </w:rPr>
               <w:t>Mensaje cuando supera el 70 % de respuestas correctas</w:t>
@@ -7129,7 +7133,7 @@
             <w:pPr>
               <w:cnfStyle w:val="000000100000" w:firstRow="0" w:lastRow="0" w:firstColumn="0" w:lastColumn="0" w:oddVBand="0" w:evenVBand="0" w:oddHBand="1" w:evenHBand="0" w:firstRowFirstColumn="0" w:firstRowLastColumn="0" w:lastRowFirstColumn="0" w:lastRowLastColumn="0"/>
               <w:rPr>
-                <w:rFonts w:ascii="Calibri" w:eastAsia="Calibri" w:hAnsi="Calibri" w:cs="Calibri"/>
+                <w:rFonts w:ascii="Calibri" w:hAnsi="Calibri" w:eastAsia="Calibri" w:cs="Calibri"/>
                 <w:i/>
                 <w:iCs/>
                 <w:color w:val="000000"/>
@@ -7137,7 +7141,7 @@
             </w:pPr>
             <w:r>
               <w:rPr>
-                <w:rFonts w:ascii="Calibri" w:eastAsia="Calibri" w:hAnsi="Calibri" w:cs="Calibri"/>
+                <w:rFonts w:ascii="Calibri" w:hAnsi="Calibri" w:eastAsia="Calibri" w:cs="Calibri"/>
                 <w:i/>
                 <w:iCs/>
                 <w:color w:val="000000"/>
@@ -7160,13 +7164,13 @@
             <w:pPr>
               <w:widowControl w:val="0"/>
               <w:rPr>
-                <w:rFonts w:ascii="Calibri" w:eastAsia="Calibri" w:hAnsi="Calibri" w:cs="Calibri"/>
-                <w:color w:val="595959"/>
-              </w:rPr>
-            </w:pPr>
-            <w:r>
-              <w:rPr>
-                <w:rFonts w:ascii="Calibri" w:eastAsia="Calibri" w:hAnsi="Calibri" w:cs="Calibri"/>
+                <w:rFonts w:ascii="Calibri" w:hAnsi="Calibri" w:eastAsia="Calibri" w:cs="Calibri"/>
+                <w:color w:val="595959"/>
+              </w:rPr>
+            </w:pPr>
+            <w:r>
+              <w:rPr>
+                <w:rFonts w:ascii="Calibri" w:hAnsi="Calibri" w:eastAsia="Calibri" w:cs="Calibri"/>
                 <w:color w:val="595959"/>
               </w:rPr>
               <w:t>Mensaje cuando el porcentaje de respuestas correctas es inferior al 70 %</w:t>
@@ -7181,7 +7185,7 @@
             <w:pPr>
               <w:cnfStyle w:val="000000000000" w:firstRow="0" w:lastRow="0" w:firstColumn="0" w:lastColumn="0" w:oddVBand="0" w:evenVBand="0" w:oddHBand="0" w:evenHBand="0" w:firstRowFirstColumn="0" w:firstRowLastColumn="0" w:lastRowFirstColumn="0" w:lastRowLastColumn="0"/>
               <w:rPr>
-                <w:rFonts w:ascii="Calibri" w:eastAsia="Calibri" w:hAnsi="Calibri" w:cs="Calibri"/>
+                <w:rFonts w:ascii="Calibri" w:hAnsi="Calibri" w:eastAsia="Calibri" w:cs="Calibri"/>
                 <w:i/>
                 <w:iCs/>
                 <w:color w:val="000000"/>
@@ -7189,7 +7193,7 @@
             </w:pPr>
             <w:r>
               <w:rPr>
-                <w:rFonts w:ascii="Calibri" w:eastAsia="Calibri" w:hAnsi="Calibri" w:cs="Calibri"/>
+                <w:rFonts w:ascii="Calibri" w:hAnsi="Calibri" w:eastAsia="Calibri" w:cs="Calibri"/>
                 <w:i/>
                 <w:iCs/>
                 <w:color w:val="000000"/>
@@ -7204,7 +7208,7 @@
       <w:pPr>
         <w:spacing w:after="160" w:line="259" w:lineRule="auto"/>
         <w:rPr>
-          <w:rFonts w:ascii="Calibri" w:eastAsia="Calibri" w:hAnsi="Calibri" w:cs="Calibri"/>
+          <w:rFonts w:ascii="Calibri" w:hAnsi="Calibri" w:eastAsia="Calibri" w:cs="Calibri"/>
         </w:rPr>
       </w:pPr>
     </w:p>
@@ -7215,12 +7219,12 @@
         <w:tblW w:w="9975" w:type="dxa"/>
         <w:tblInd w:w="-705" w:type="dxa"/>
         <w:tblBorders>
-          <w:top w:val="single" w:sz="8" w:space="0" w:color="000000"/>
-          <w:left w:val="single" w:sz="8" w:space="0" w:color="000000"/>
-          <w:bottom w:val="single" w:sz="8" w:space="0" w:color="000000"/>
-          <w:right w:val="single" w:sz="8" w:space="0" w:color="000000"/>
-          <w:insideH w:val="single" w:sz="8" w:space="0" w:color="000000"/>
-          <w:insideV w:val="single" w:sz="8" w:space="0" w:color="000000"/>
+          <w:top w:val="single" w:color="000000" w:sz="8" w:space="0"/>
+          <w:left w:val="single" w:color="000000" w:sz="8" w:space="0"/>
+          <w:bottom w:val="single" w:color="000000" w:sz="8" w:space="0"/>
+          <w:right w:val="single" w:color="000000" w:sz="8" w:space="0"/>
+          <w:insideH w:val="single" w:color="000000" w:sz="8" w:space="0"/>
+          <w:insideV w:val="single" w:color="000000" w:sz="8" w:space="0"/>
         </w:tblBorders>
         <w:tblLayout w:type="fixed"/>
         <w:tblLook w:val="0600" w:firstRow="0" w:lastRow="0" w:firstColumn="0" w:lastColumn="0" w:noHBand="1" w:noVBand="1"/>
@@ -7239,10 +7243,10 @@
             <w:tcW w:w="9975" w:type="dxa"/>
             <w:gridSpan w:val="3"/>
             <w:tcBorders>
-              <w:top w:val="single" w:sz="8" w:space="0" w:color="F4B083"/>
-              <w:left w:val="single" w:sz="8" w:space="0" w:color="F4B083"/>
-              <w:bottom w:val="single" w:sz="8" w:space="0" w:color="F4B083"/>
-              <w:right w:val="single" w:sz="8" w:space="0" w:color="F4B083"/>
+              <w:top w:val="single" w:color="F4B083" w:sz="8" w:space="0"/>
+              <w:left w:val="single" w:color="F4B083" w:sz="8" w:space="0"/>
+              <w:bottom w:val="single" w:color="F4B083" w:sz="8" w:space="0"/>
+              <w:right w:val="single" w:color="F4B083" w:sz="8" w:space="0"/>
             </w:tcBorders>
             <w:shd w:val="clear" w:color="auto" w:fill="FFE599"/>
             <w:tcMar>
@@ -7258,17 +7262,17 @@
               <w:spacing w:line="240" w:lineRule="auto"/>
               <w:jc w:val="center"/>
               <w:rPr>
-                <w:rFonts w:ascii="Calibri" w:eastAsia="Calibri" w:hAnsi="Calibri" w:cs="Calibri"/>
-                <w:b/>
-                <w:bCs/>
-                <w:color w:val="595959"/>
-                <w:sz w:val="20"/>
-                <w:szCs w:val="20"/>
-              </w:rPr>
-            </w:pPr>
-            <w:r>
-              <w:rPr>
-                <w:rFonts w:ascii="Calibri" w:eastAsia="Calibri" w:hAnsi="Calibri" w:cs="Calibri"/>
+                <w:rFonts w:ascii="Calibri" w:hAnsi="Calibri" w:eastAsia="Calibri" w:cs="Calibri"/>
+                <w:b/>
+                <w:bCs/>
+                <w:color w:val="595959"/>
+                <w:sz w:val="20"/>
+                <w:szCs w:val="20"/>
+              </w:rPr>
+            </w:pPr>
+            <w:r>
+              <w:rPr>
+                <w:rFonts w:ascii="Calibri" w:hAnsi="Calibri" w:eastAsia="Calibri" w:cs="Calibri"/>
                 <w:b/>
                 <w:bCs/>
                 <w:color w:val="595959"/>
@@ -7288,10 +7292,10 @@
           <w:tcPr>
             <w:tcW w:w="3465" w:type="dxa"/>
             <w:tcBorders>
-              <w:top w:val="single" w:sz="8" w:space="0" w:color="F4B083"/>
-              <w:left w:val="single" w:sz="8" w:space="0" w:color="F4B083"/>
-              <w:bottom w:val="single" w:sz="8" w:space="0" w:color="F4B083"/>
-              <w:right w:val="single" w:sz="8" w:space="0" w:color="F4B083"/>
+              <w:top w:val="single" w:color="F4B083" w:sz="8" w:space="0"/>
+              <w:left w:val="single" w:color="F4B083" w:sz="8" w:space="0"/>
+              <w:bottom w:val="single" w:color="F4B083" w:sz="8" w:space="0"/>
+              <w:right w:val="single" w:color="F4B083" w:sz="8" w:space="0"/>
             </w:tcBorders>
             <w:tcMar>
               <w:top w:w="100" w:type="dxa"/>
@@ -7305,7 +7309,7 @@
               <w:widowControl w:val="0"/>
               <w:spacing w:line="240" w:lineRule="auto"/>
               <w:rPr>
-                <w:rFonts w:ascii="Calibri" w:eastAsia="Calibri" w:hAnsi="Calibri" w:cs="Calibri"/>
+                <w:rFonts w:ascii="Calibri" w:hAnsi="Calibri" w:eastAsia="Calibri" w:cs="Calibri"/>
                 <w:b/>
                 <w:bCs/>
                 <w:color w:val="595959"/>
@@ -7317,10 +7321,10 @@
           <w:tcPr>
             <w:tcW w:w="3090" w:type="dxa"/>
             <w:tcBorders>
-              <w:top w:val="single" w:sz="8" w:space="0" w:color="F4B083"/>
-              <w:left w:val="single" w:sz="8" w:space="0" w:color="F4B083"/>
-              <w:bottom w:val="single" w:sz="8" w:space="0" w:color="F4B083"/>
-              <w:right w:val="single" w:sz="8" w:space="0" w:color="F4B083"/>
+              <w:top w:val="single" w:color="F4B083" w:sz="8" w:space="0"/>
+              <w:left w:val="single" w:color="F4B083" w:sz="8" w:space="0"/>
+              <w:bottom w:val="single" w:color="F4B083" w:sz="8" w:space="0"/>
+              <w:right w:val="single" w:color="F4B083" w:sz="8" w:space="0"/>
             </w:tcBorders>
             <w:tcMar>
               <w:top w:w="100" w:type="dxa"/>
@@ -7334,15 +7338,15 @@
               <w:widowControl w:val="0"/>
               <w:spacing w:line="240" w:lineRule="auto"/>
               <w:rPr>
-                <w:rFonts w:ascii="Calibri" w:eastAsia="Calibri" w:hAnsi="Calibri" w:cs="Calibri"/>
-                <w:b/>
-                <w:bCs/>
-                <w:color w:val="595959"/>
-              </w:rPr>
-            </w:pPr>
-            <w:r>
-              <w:rPr>
-                <w:rFonts w:ascii="Calibri" w:eastAsia="Calibri" w:hAnsi="Calibri" w:cs="Calibri"/>
+                <w:rFonts w:ascii="Calibri" w:hAnsi="Calibri" w:eastAsia="Calibri" w:cs="Calibri"/>
+                <w:b/>
+                <w:bCs/>
+                <w:color w:val="595959"/>
+              </w:rPr>
+            </w:pPr>
+            <w:r>
+              <w:rPr>
+                <w:rFonts w:ascii="Calibri" w:hAnsi="Calibri" w:eastAsia="Calibri" w:cs="Calibri"/>
                 <w:b/>
                 <w:bCs/>
                 <w:color w:val="595959"/>
@@ -7355,10 +7359,10 @@
           <w:tcPr>
             <w:tcW w:w="3420" w:type="dxa"/>
             <w:tcBorders>
-              <w:top w:val="single" w:sz="8" w:space="0" w:color="F4B083"/>
-              <w:left w:val="single" w:sz="8" w:space="0" w:color="F4B083"/>
-              <w:bottom w:val="single" w:sz="8" w:space="0" w:color="F4B083"/>
-              <w:right w:val="single" w:sz="8" w:space="0" w:color="F4B083"/>
+              <w:top w:val="single" w:color="F4B083" w:sz="8" w:space="0"/>
+              <w:left w:val="single" w:color="F4B083" w:sz="8" w:space="0"/>
+              <w:bottom w:val="single" w:color="F4B083" w:sz="8" w:space="0"/>
+              <w:right w:val="single" w:color="F4B083" w:sz="8" w:space="0"/>
             </w:tcBorders>
             <w:tcMar>
               <w:top w:w="100" w:type="dxa"/>
@@ -7372,15 +7376,15 @@
               <w:widowControl w:val="0"/>
               <w:spacing w:line="240" w:lineRule="auto"/>
               <w:rPr>
-                <w:rFonts w:ascii="Calibri" w:eastAsia="Calibri" w:hAnsi="Calibri" w:cs="Calibri"/>
-                <w:b/>
-                <w:bCs/>
-                <w:color w:val="595959"/>
-              </w:rPr>
-            </w:pPr>
-            <w:r>
-              <w:rPr>
-                <w:rFonts w:ascii="Calibri" w:eastAsia="Calibri" w:hAnsi="Calibri" w:cs="Calibri"/>
+                <w:rFonts w:ascii="Calibri" w:hAnsi="Calibri" w:eastAsia="Calibri" w:cs="Calibri"/>
+                <w:b/>
+                <w:bCs/>
+                <w:color w:val="595959"/>
+              </w:rPr>
+            </w:pPr>
+            <w:r>
+              <w:rPr>
+                <w:rFonts w:ascii="Calibri" w:hAnsi="Calibri" w:eastAsia="Calibri" w:cs="Calibri"/>
                 <w:b/>
                 <w:bCs/>
                 <w:color w:val="595959"/>
@@ -7398,10 +7402,10 @@
           <w:tcPr>
             <w:tcW w:w="3465" w:type="dxa"/>
             <w:tcBorders>
-              <w:top w:val="single" w:sz="8" w:space="0" w:color="F4B083"/>
-              <w:left w:val="single" w:sz="8" w:space="0" w:color="F4B083"/>
-              <w:bottom w:val="single" w:sz="8" w:space="0" w:color="F4B083"/>
-              <w:right w:val="single" w:sz="8" w:space="0" w:color="F4B083"/>
+              <w:top w:val="single" w:color="F4B083" w:sz="8" w:space="0"/>
+              <w:left w:val="single" w:color="F4B083" w:sz="8" w:space="0"/>
+              <w:bottom w:val="single" w:color="F4B083" w:sz="8" w:space="0"/>
+              <w:right w:val="single" w:color="F4B083" w:sz="8" w:space="0"/>
             </w:tcBorders>
             <w:tcMar>
               <w:top w:w="100" w:type="dxa"/>
@@ -7415,15 +7419,15 @@
               <w:widowControl w:val="0"/>
               <w:spacing w:line="240" w:lineRule="auto"/>
               <w:rPr>
-                <w:rFonts w:ascii="Calibri" w:eastAsia="Calibri" w:hAnsi="Calibri" w:cs="Calibri"/>
-                <w:b/>
-                <w:bCs/>
-                <w:color w:val="595959"/>
-              </w:rPr>
-            </w:pPr>
-            <w:r>
-              <w:rPr>
-                <w:rFonts w:ascii="Calibri" w:eastAsia="Calibri" w:hAnsi="Calibri" w:cs="Calibri"/>
+                <w:rFonts w:ascii="Calibri" w:hAnsi="Calibri" w:eastAsia="Calibri" w:cs="Calibri"/>
+                <w:b/>
+                <w:bCs/>
+                <w:color w:val="595959"/>
+              </w:rPr>
+            </w:pPr>
+            <w:r>
+              <w:rPr>
+                <w:rFonts w:ascii="Calibri" w:hAnsi="Calibri" w:eastAsia="Calibri" w:cs="Calibri"/>
                 <w:b/>
                 <w:bCs/>
                 <w:color w:val="595959"/>
@@ -7436,10 +7440,10 @@
           <w:tcPr>
             <w:tcW w:w="3090" w:type="dxa"/>
             <w:tcBorders>
-              <w:top w:val="single" w:sz="8" w:space="0" w:color="F4B083"/>
-              <w:left w:val="single" w:sz="8" w:space="0" w:color="F4B083"/>
-              <w:bottom w:val="single" w:sz="8" w:space="0" w:color="F4B083"/>
-              <w:right w:val="single" w:sz="8" w:space="0" w:color="F4B083"/>
+              <w:top w:val="single" w:color="F4B083" w:sz="8" w:space="0"/>
+              <w:left w:val="single" w:color="F4B083" w:sz="8" w:space="0"/>
+              <w:bottom w:val="single" w:color="F4B083" w:sz="8" w:space="0"/>
+              <w:right w:val="single" w:color="F4B083" w:sz="8" w:space="0"/>
             </w:tcBorders>
             <w:tcMar>
               <w:top w:w="100" w:type="dxa"/>
@@ -7453,15 +7457,15 @@
               <w:widowControl w:val="0"/>
               <w:spacing w:line="240" w:lineRule="auto"/>
               <w:rPr>
-                <w:rFonts w:ascii="Calibri" w:eastAsia="Calibri" w:hAnsi="Calibri" w:cs="Calibri"/>
-                <w:b/>
-                <w:bCs/>
-                <w:color w:val="595959"/>
-              </w:rPr>
-            </w:pPr>
-            <w:r>
-              <w:rPr>
-                <w:rFonts w:ascii="Calibri" w:eastAsia="Calibri" w:hAnsi="Calibri" w:cs="Calibri"/>
+                <w:rFonts w:ascii="Calibri" w:hAnsi="Calibri" w:eastAsia="Calibri" w:cs="Calibri"/>
+                <w:b/>
+                <w:bCs/>
+                <w:color w:val="595959"/>
+              </w:rPr>
+            </w:pPr>
+            <w:r>
+              <w:rPr>
+                <w:rFonts w:ascii="Calibri" w:hAnsi="Calibri" w:eastAsia="Calibri" w:cs="Calibri"/>
                 <w:b/>
                 <w:bCs/>
                 <w:color w:val="595959"/>
@@ -7474,10 +7478,10 @@
           <w:tcPr>
             <w:tcW w:w="3420" w:type="dxa"/>
             <w:tcBorders>
-              <w:top w:val="single" w:sz="8" w:space="0" w:color="F4B083"/>
-              <w:left w:val="single" w:sz="8" w:space="0" w:color="F4B083"/>
-              <w:bottom w:val="single" w:sz="8" w:space="0" w:color="F4B083"/>
-              <w:right w:val="single" w:sz="8" w:space="0" w:color="F4B083"/>
+              <w:top w:val="single" w:color="F4B083" w:sz="8" w:space="0"/>
+              <w:left w:val="single" w:color="F4B083" w:sz="8" w:space="0"/>
+              <w:bottom w:val="single" w:color="F4B083" w:sz="8" w:space="0"/>
+              <w:right w:val="single" w:color="F4B083" w:sz="8" w:space="0"/>
             </w:tcBorders>
             <w:tcMar>
               <w:top w:w="100" w:type="dxa"/>
@@ -7491,15 +7495,15 @@
               <w:widowControl w:val="0"/>
               <w:spacing w:line="240" w:lineRule="auto"/>
               <w:rPr>
-                <w:rFonts w:ascii="Calibri" w:eastAsia="Calibri" w:hAnsi="Calibri" w:cs="Calibri"/>
-                <w:b/>
-                <w:bCs/>
-                <w:color w:val="595959"/>
-              </w:rPr>
-            </w:pPr>
-            <w:r>
-              <w:rPr>
-                <w:rFonts w:ascii="Calibri" w:eastAsia="Calibri" w:hAnsi="Calibri" w:cs="Calibri"/>
+                <w:rFonts w:ascii="Calibri" w:hAnsi="Calibri" w:eastAsia="Calibri" w:cs="Calibri"/>
+                <w:b/>
+                <w:bCs/>
+                <w:color w:val="595959"/>
+              </w:rPr>
+            </w:pPr>
+            <w:r>
+              <w:rPr>
+                <w:rFonts w:ascii="Calibri" w:hAnsi="Calibri" w:eastAsia="Calibri" w:cs="Calibri"/>
                 <w:b/>
                 <w:bCs/>
                 <w:color w:val="595959"/>
@@ -7517,10 +7521,10 @@
           <w:tcPr>
             <w:tcW w:w="3465" w:type="dxa"/>
             <w:tcBorders>
-              <w:top w:val="single" w:sz="8" w:space="0" w:color="F4B083"/>
-              <w:left w:val="single" w:sz="8" w:space="0" w:color="F4B083"/>
-              <w:bottom w:val="single" w:sz="8" w:space="0" w:color="F4B083"/>
-              <w:right w:val="single" w:sz="8" w:space="0" w:color="F4B083"/>
+              <w:top w:val="single" w:color="F4B083" w:sz="8" w:space="0"/>
+              <w:left w:val="single" w:color="F4B083" w:sz="8" w:space="0"/>
+              <w:bottom w:val="single" w:color="F4B083" w:sz="8" w:space="0"/>
+              <w:right w:val="single" w:color="F4B083" w:sz="8" w:space="0"/>
             </w:tcBorders>
             <w:tcMar>
               <w:top w:w="100" w:type="dxa"/>
@@ -7534,15 +7538,15 @@
               <w:widowControl w:val="0"/>
               <w:spacing w:line="240" w:lineRule="auto"/>
               <w:rPr>
-                <w:rFonts w:ascii="Calibri" w:eastAsia="Calibri" w:hAnsi="Calibri" w:cs="Calibri"/>
-                <w:b/>
-                <w:bCs/>
-                <w:color w:val="595959"/>
-              </w:rPr>
-            </w:pPr>
-            <w:r>
-              <w:rPr>
-                <w:rFonts w:ascii="Calibri" w:eastAsia="Calibri" w:hAnsi="Calibri" w:cs="Calibri"/>
+                <w:rFonts w:ascii="Calibri" w:hAnsi="Calibri" w:eastAsia="Calibri" w:cs="Calibri"/>
+                <w:b/>
+                <w:bCs/>
+                <w:color w:val="595959"/>
+              </w:rPr>
+            </w:pPr>
+            <w:r>
+              <w:rPr>
+                <w:rFonts w:ascii="Calibri" w:hAnsi="Calibri" w:eastAsia="Calibri" w:cs="Calibri"/>
                 <w:b/>
                 <w:bCs/>
                 <w:color w:val="595959"/>
@@ -7555,10 +7559,10 @@
           <w:tcPr>
             <w:tcW w:w="3090" w:type="dxa"/>
             <w:tcBorders>
-              <w:top w:val="single" w:sz="8" w:space="0" w:color="F4B083"/>
-              <w:left w:val="single" w:sz="8" w:space="0" w:color="F4B083"/>
-              <w:bottom w:val="single" w:sz="8" w:space="0" w:color="F4B083"/>
-              <w:right w:val="single" w:sz="8" w:space="0" w:color="F4B083"/>
+              <w:top w:val="single" w:color="F4B083" w:sz="8" w:space="0"/>
+              <w:left w:val="single" w:color="F4B083" w:sz="8" w:space="0"/>
+              <w:bottom w:val="single" w:color="F4B083" w:sz="8" w:space="0"/>
+              <w:right w:val="single" w:color="F4B083" w:sz="8" w:space="0"/>
             </w:tcBorders>
             <w:tcMar>
               <w:top w:w="100" w:type="dxa"/>
@@ -7572,15 +7576,15 @@
               <w:widowControl w:val="0"/>
               <w:spacing w:line="240" w:lineRule="auto"/>
               <w:rPr>
-                <w:rFonts w:ascii="Calibri" w:eastAsia="Calibri" w:hAnsi="Calibri" w:cs="Calibri"/>
-                <w:b/>
-                <w:bCs/>
-                <w:color w:val="595959"/>
-              </w:rPr>
-            </w:pPr>
-            <w:r>
-              <w:rPr>
-                <w:rFonts w:ascii="Calibri" w:eastAsia="Calibri" w:hAnsi="Calibri" w:cs="Calibri"/>
+                <w:rFonts w:ascii="Calibri" w:hAnsi="Calibri" w:eastAsia="Calibri" w:cs="Calibri"/>
+                <w:b/>
+                <w:bCs/>
+                <w:color w:val="595959"/>
+              </w:rPr>
+            </w:pPr>
+            <w:r>
+              <w:rPr>
+                <w:rFonts w:ascii="Calibri" w:hAnsi="Calibri" w:eastAsia="Calibri" w:cs="Calibri"/>
                 <w:b/>
                 <w:bCs/>
                 <w:color w:val="595959"/>
@@ -7589,7 +7593,7 @@
             </w:r>
             <w:r>
               <w:rPr>
-                <w:rFonts w:ascii="Calibri" w:eastAsia="Calibri" w:hAnsi="Calibri" w:cs="Calibri"/>
+                <w:rFonts w:ascii="Calibri" w:hAnsi="Calibri" w:eastAsia="Calibri" w:cs="Calibri"/>
                 <w:b/>
                 <w:bCs/>
                 <w:color w:val="595959"/>
@@ -7602,10 +7606,10 @@
           <w:tcPr>
             <w:tcW w:w="3420" w:type="dxa"/>
             <w:tcBorders>
-              <w:top w:val="single" w:sz="8" w:space="0" w:color="F4B083"/>
-              <w:left w:val="single" w:sz="8" w:space="0" w:color="F4B083"/>
-              <w:bottom w:val="single" w:sz="8" w:space="0" w:color="F4B083"/>
-              <w:right w:val="single" w:sz="8" w:space="0" w:color="F4B083"/>
+              <w:top w:val="single" w:color="F4B083" w:sz="8" w:space="0"/>
+              <w:left w:val="single" w:color="F4B083" w:sz="8" w:space="0"/>
+              <w:bottom w:val="single" w:color="F4B083" w:sz="8" w:space="0"/>
+              <w:right w:val="single" w:color="F4B083" w:sz="8" w:space="0"/>
             </w:tcBorders>
             <w:tcMar>
               <w:top w:w="100" w:type="dxa"/>
@@ -7619,15 +7623,15 @@
               <w:widowControl w:val="0"/>
               <w:spacing w:line="240" w:lineRule="auto"/>
               <w:rPr>
-                <w:rFonts w:ascii="Calibri" w:eastAsia="Calibri" w:hAnsi="Calibri" w:cs="Calibri"/>
-                <w:b/>
-                <w:bCs/>
-                <w:color w:val="595959"/>
-              </w:rPr>
-            </w:pPr>
-            <w:r>
-              <w:rPr>
-                <w:rFonts w:ascii="Calibri" w:eastAsia="Calibri" w:hAnsi="Calibri" w:cs="Calibri"/>
+                <w:rFonts w:ascii="Calibri" w:hAnsi="Calibri" w:eastAsia="Calibri" w:cs="Calibri"/>
+                <w:b/>
+                <w:bCs/>
+                <w:color w:val="595959"/>
+              </w:rPr>
+            </w:pPr>
+            <w:r>
+              <w:rPr>
+                <w:rFonts w:ascii="Calibri" w:hAnsi="Calibri" w:eastAsia="Calibri" w:cs="Calibri"/>
                 <w:b/>
                 <w:bCs/>
                 <w:color w:val="595959"/>
@@ -7644,8 +7648,8 @@
       </w:pPr>
     </w:p>
     <w:sectPr>
-      <w:headerReference w:type="default" r:id="rId12"/>
-      <w:pgSz w:w="11909" w:h="16834"/>
+      <w:headerReference w:type="default" r:id="rId15"/>
+      <w:pgSz w:w="11909" w:h="16834" w:orient="portrait"/>
       <w:pgMar w:top="1440" w:right="1440" w:bottom="1440" w:left="1440" w:header="720" w:footer="720" w:gutter="0"/>
       <w:pgNumType w:start="1"/>
       <w:cols w:space="720"/>
@@ -7656,7 +7660,7 @@
 
 <file path=word/comments.xml><?xml version="1.0" encoding="utf-8"?>
 <w:comments xmlns:wpc="http://schemas.microsoft.com/office/word/2010/wordprocessingCanvas" xmlns:cx="http://schemas.microsoft.com/office/drawing/2014/chartex" xmlns:cx1="http://schemas.microsoft.com/office/drawing/2015/9/8/chartex" xmlns:cx2="http://schemas.microsoft.com/office/drawing/2015/10/21/chartex" xmlns:cx3="http://schemas.microsoft.com/office/drawing/2016/5/9/chartex" xmlns:cx4="http://schemas.microsoft.com/office/drawing/2016/5/10/chartex" xmlns:cx5="http://schemas.microsoft.com/office/drawing/2016/5/11/chartex" xmlns:cx6="http://schemas.microsoft.com/office/drawing/2016/5/12/chartex" xmlns:cx7="http://schemas.microsoft.com/office/drawing/2016/5/13/chartex" xmlns:cx8="http://schemas.microsoft.com/office/drawing/2016/5/14/chartex" xmlns:mc="http://schemas.openxmlformats.org/markup-compatibility/2006" xmlns:aink="http://schemas.microsoft.com/office/drawing/2016/ink" xmlns:am3d="http://schemas.microsoft.com/office/drawing/2017/model3d" xmlns:o="urn:schemas-microsoft-com:office:office" xmlns:oel="http://schemas.microsoft.com/office/2019/extlst" xmlns:r="http://schemas.openxmlformats.org/officeDocument/2006/relationships" xmlns:m="http://schemas.openxmlformats.org/officeDocument/2006/math" xmlns:v="urn:schemas-microsoft-com:vml" xmlns:wp14="http://schemas.microsoft.com/office/word/2010/wordprocessingDrawing" xmlns:wp="http://schemas.openxmlformats.org/drawingml/2006/wordprocessingDrawing" xmlns:w10="urn:schemas-microsoft-com:office:word" xmlns:w="http://schemas.openxmlformats.org/wordprocessingml/2006/main" xmlns:w14="http://schemas.microsoft.com/office/word/2010/wordml" xmlns:w15="http://schemas.microsoft.com/office/word/2012/wordml" xmlns:w16cex="http://schemas.microsoft.com/office/word/2018/wordml/cex" xmlns:w16cid="http://schemas.microsoft.com/office/word/2016/wordml/cid" xmlns:w16="http://schemas.microsoft.com/office/word/2018/wordml" xmlns:w16du="http://schemas.microsoft.com/office/word/2023/wordml/word16du" xmlns:w16sdtdh="http://schemas.microsoft.com/office/word/2020/wordml/sdtdatahash" xmlns:w16sdtfl="http://schemas.microsoft.com/office/word/2024/wordml/sdtformatlock" xmlns:w16se="http://schemas.microsoft.com/office/word/2015/wordml/symex" xmlns:wpg="http://schemas.microsoft.com/office/word/2010/wordprocessingGroup" xmlns:wpi="http://schemas.microsoft.com/office/word/2010/wordprocessingInk" xmlns:wne="http://schemas.microsoft.com/office/word/2006/wordml" xmlns:wps="http://schemas.microsoft.com/office/word/2010/wordprocessingShape" mc:Ignorable="w14 w15 w16se w16cid w16 w16cex w16sdtdh w16sdtfl w16du wp14">
-  <w:comment w:id="0" w:author="Maria Fernanda Morales Angulo" w:date="2026-02-19T21:24:00Z" w:initials="MFMA">
+  <w:comment w:initials="MFMA" w:author="Maria Fernanda Morales Angulo" w:date="2026-02-19T21:24:00Z" w:id="0">
     <w:p>
       <w:r>
         <w:rPr>
@@ -7757,7 +7761,7 @@
 </file>
 
 <file path=word/header1.xml><?xml version="1.0" encoding="utf-8"?>
-<w:hdr xmlns:wpc="http://schemas.microsoft.com/office/word/2010/wordprocessingCanvas" xmlns:cx="http://schemas.microsoft.com/office/drawing/2014/chartex" xmlns:cx1="http://schemas.microsoft.com/office/drawing/2015/9/8/chartex" xmlns:cx2="http://schemas.microsoft.com/office/drawing/2015/10/21/chartex" xmlns:cx3="http://schemas.microsoft.com/office/drawing/2016/5/9/chartex" xmlns:cx4="http://schemas.microsoft.com/office/drawing/2016/5/10/chartex" xmlns:cx5="http://schemas.microsoft.com/office/drawing/2016/5/11/chartex" xmlns:cx6="http://schemas.microsoft.com/office/drawing/2016/5/12/chartex" xmlns:cx7="http://schemas.microsoft.com/office/drawing/2016/5/13/chartex" xmlns:cx8="http://schemas.microsoft.com/office/drawing/2016/5/14/chartex" xmlns:mc="http://schemas.openxmlformats.org/markup-compatibility/2006" xmlns:aink="http://schemas.microsoft.com/office/drawing/2016/ink" xmlns:am3d="http://schemas.microsoft.com/office/drawing/2017/model3d" xmlns:o="urn:schemas-microsoft-com:office:office" xmlns:oel="http://schemas.microsoft.com/office/2019/extlst" xmlns:r="http://schemas.openxmlformats.org/officeDocument/2006/relationships" xmlns:m="http://schemas.openxmlformats.org/officeDocument/2006/math" xmlns:v="urn:schemas-microsoft-com:vml" xmlns:wp14="http://schemas.microsoft.com/office/word/2010/wordprocessingDrawing" xmlns:wp="http://schemas.openxmlformats.org/drawingml/2006/wordprocessingDrawing" xmlns:w10="urn:schemas-microsoft-com:office:word" xmlns:w="http://schemas.openxmlformats.org/wordprocessingml/2006/main" xmlns:w14="http://schemas.microsoft.com/office/word/2010/wordml" xmlns:w15="http://schemas.microsoft.com/office/word/2012/wordml" xmlns:w16cex="http://schemas.microsoft.com/office/word/2018/wordml/cex" xmlns:w16cid="http://schemas.microsoft.com/office/word/2016/wordml/cid" xmlns:w16="http://schemas.microsoft.com/office/word/2018/wordml" xmlns:w16du="http://schemas.microsoft.com/office/word/2023/wordml/word16du" xmlns:w16sdtdh="http://schemas.microsoft.com/office/word/2020/wordml/sdtdatahash" xmlns:w16sdtfl="http://schemas.microsoft.com/office/word/2024/wordml/sdtformatlock" xmlns:w16se="http://schemas.microsoft.com/office/word/2015/wordml/symex" xmlns:wpg="http://schemas.microsoft.com/office/word/2010/wordprocessingGroup" xmlns:wpi="http://schemas.microsoft.com/office/word/2010/wordprocessingInk" xmlns:wne="http://schemas.microsoft.com/office/word/2006/wordml" xmlns:wps="http://schemas.microsoft.com/office/word/2010/wordprocessingShape" mc:Ignorable="w14 w15 w16se w16cid w16 w16cex w16sdtdh w16sdtfl w16du wp14">
+<w:hdr xmlns:wpc="http://schemas.microsoft.com/office/word/2010/wordprocessingCanvas" xmlns:cx="http://schemas.microsoft.com/office/drawing/2014/chartex" xmlns:cx1="http://schemas.microsoft.com/office/drawing/2015/9/8/chartex" xmlns:cx2="http://schemas.microsoft.com/office/drawing/2015/10/21/chartex" xmlns:cx3="http://schemas.microsoft.com/office/drawing/2016/5/9/chartex" xmlns:cx4="http://schemas.microsoft.com/office/drawing/2016/5/10/chartex" xmlns:cx5="http://schemas.microsoft.com/office/drawing/2016/5/11/chartex" xmlns:cx6="http://schemas.microsoft.com/office/drawing/2016/5/12/chartex" xmlns:cx7="http://schemas.microsoft.com/office/drawing/2016/5/13/chartex" xmlns:cx8="http://schemas.microsoft.com/office/drawing/2016/5/14/chartex" xmlns:mc="http://schemas.openxmlformats.org/markup-compatibility/2006" xmlns:aink="http://schemas.microsoft.com/office/drawing/2016/ink" xmlns:am3d="http://schemas.microsoft.com/office/drawing/2017/model3d" xmlns:o="urn:schemas-microsoft-com:office:office" xmlns:oel="http://schemas.microsoft.com/office/2019/extlst" xmlns:r="http://schemas.openxmlformats.org/officeDocument/2006/relationships" xmlns:m="http://schemas.openxmlformats.org/officeDocument/2006/math" xmlns:v="urn:schemas-microsoft-com:vml" xmlns:wp14="http://schemas.microsoft.com/office/word/2010/wordprocessingDrawing" xmlns:wp="http://schemas.openxmlformats.org/drawingml/2006/wordprocessingDrawing" xmlns:w10="urn:schemas-microsoft-com:office:word" xmlns:w="http://schemas.openxmlformats.org/wordprocessingml/2006/main" xmlns:w14="http://schemas.microsoft.com/office/word/2010/wordml" xmlns:w15="http://schemas.microsoft.com/office/word/2012/wordml" xmlns:w16cex="http://schemas.microsoft.com/office/word/2018/wordml/cex" xmlns:w16cid="http://schemas.microsoft.com/office/word/2016/wordml/cid" xmlns:w16="http://schemas.microsoft.com/office/word/2018/wordml" xmlns:w16du="http://schemas.microsoft.com/office/word/2023/wordml/word16du" xmlns:w16sdtdh="http://schemas.microsoft.com/office/word/2020/wordml/sdtdatahash" xmlns:w16sdtfl="http://schemas.microsoft.com/office/word/2024/wordml/sdtformatlock" xmlns:w16se="http://schemas.microsoft.com/office/word/2015/wordml/symex" xmlns:wpg="http://schemas.microsoft.com/office/word/2010/wordprocessingGroup" xmlns:wpi="http://schemas.microsoft.com/office/word/2010/wordprocessingInk" xmlns:wne="http://schemas.microsoft.com/office/word/2006/wordml" xmlns:wps="http://schemas.microsoft.com/office/word/2010/wordprocessingShape" xmlns:a="http://schemas.openxmlformats.org/drawingml/2006/main" xmlns:pic="http://schemas.openxmlformats.org/drawingml/2006/picture" mc:Ignorable="w14 w15 w16se w16cid w16 w16cex w16sdtdh w16sdtfl w16du wp14">
   <w:p>
     <w:pPr>
       <w:pBdr>
@@ -7906,9 +7910,9 @@
             </wp:anchor>
           </w:drawing>
         </mc:Choice>
-        <mc:Fallback>
+        <mc:Fallback xmlns:pic="http://schemas.openxmlformats.org/drawingml/2006/picture" xmlns:a="http://schemas.openxmlformats.org/drawingml/2006/main">
           <w:pict>
-            <v:rect w14:anchorId="4F0ED66C" id="Rectángulo 1" o:spid="_x0000_s1026" style="position:absolute;margin-left:-54pt;margin-top:-14.4pt;width:459.75pt;height:111.55pt;z-index:251659264;visibility:visible;mso-wrap-style:square;mso-wrap-distance-left:9pt;mso-wrap-distance-top:3.6pt;mso-wrap-distance-right:9pt;mso-wrap-distance-bottom:3.6pt;mso-position-horizontal:absolute;mso-position-horizontal-relative:text;mso-position-vertical:absolute;mso-position-vertical-relative:text;v-text-anchor:top" o:gfxdata="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" filled="f" stroked="f">
+            <v:rect id="Rectángulo 1" style="position:absolute;margin-left:-54pt;margin-top:-14.4pt;width:459.75pt;height:111.55pt;z-index:251659264;visibility:visible;mso-wrap-style:square;mso-wrap-distance-left:9pt;mso-wrap-distance-top:3.6pt;mso-wrap-distance-right:9pt;mso-wrap-distance-bottom:3.6pt;mso-position-horizontal:absolute;mso-position-horizontal-relative:text;mso-position-vertical:absolute;mso-position-vertical-relative:text;v-text-anchor:top" o:spid="_x0000_s1026" filled="f" stroked="f" w14:anchorId="4F0ED66C" o:gfxdata="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">
               <v:textbox inset="2.53958mm,1.2694mm,2.53958mm,1.2694mm">
                 <w:txbxContent>
                   <w:p>
@@ -7970,7 +7974,7 @@
         <w:ind w:left="720" w:hanging="360"/>
       </w:pPr>
       <w:rPr>
-        <w:rFonts w:ascii="Noto Sans Symbols" w:eastAsia="Noto Sans Symbols" w:hAnsi="Noto Sans Symbols" w:cs="Noto Sans Symbols"/>
+        <w:rFonts w:ascii="Noto Sans Symbols" w:hAnsi="Noto Sans Symbols" w:eastAsia="Noto Sans Symbols" w:cs="Noto Sans Symbols"/>
       </w:rPr>
     </w:lvl>
     <w:lvl w:ilvl="1">
@@ -7982,7 +7986,7 @@
         <w:ind w:left="1440" w:hanging="360"/>
       </w:pPr>
       <w:rPr>
-        <w:rFonts w:ascii="Courier New" w:eastAsia="Courier New" w:hAnsi="Courier New" w:cs="Courier New"/>
+        <w:rFonts w:ascii="Courier New" w:hAnsi="Courier New" w:eastAsia="Courier New" w:cs="Courier New"/>
       </w:rPr>
     </w:lvl>
     <w:lvl w:ilvl="2">
@@ -7994,7 +7998,7 @@
         <w:ind w:left="2160" w:hanging="360"/>
       </w:pPr>
       <w:rPr>
-        <w:rFonts w:ascii="Noto Sans Symbols" w:eastAsia="Noto Sans Symbols" w:hAnsi="Noto Sans Symbols" w:cs="Noto Sans Symbols"/>
+        <w:rFonts w:ascii="Noto Sans Symbols" w:hAnsi="Noto Sans Symbols" w:eastAsia="Noto Sans Symbols" w:cs="Noto Sans Symbols"/>
       </w:rPr>
     </w:lvl>
     <w:lvl w:ilvl="3">
@@ -8006,7 +8010,7 @@
         <w:ind w:left="2880" w:hanging="360"/>
       </w:pPr>
       <w:rPr>
-        <w:rFonts w:ascii="Noto Sans Symbols" w:eastAsia="Noto Sans Symbols" w:hAnsi="Noto Sans Symbols" w:cs="Noto Sans Symbols"/>
+        <w:rFonts w:ascii="Noto Sans Symbols" w:hAnsi="Noto Sans Symbols" w:eastAsia="Noto Sans Symbols" w:cs="Noto Sans Symbols"/>
       </w:rPr>
     </w:lvl>
     <w:lvl w:ilvl="4">
@@ -8018,7 +8022,7 @@
         <w:ind w:left="3600" w:hanging="360"/>
       </w:pPr>
       <w:rPr>
-        <w:rFonts w:ascii="Courier New" w:eastAsia="Courier New" w:hAnsi="Courier New" w:cs="Courier New"/>
+        <w:rFonts w:ascii="Courier New" w:hAnsi="Courier New" w:eastAsia="Courier New" w:cs="Courier New"/>
       </w:rPr>
     </w:lvl>
     <w:lvl w:ilvl="5">
@@ -8030,7 +8034,7 @@
         <w:ind w:left="4320" w:hanging="360"/>
       </w:pPr>
       <w:rPr>
-        <w:rFonts w:ascii="Noto Sans Symbols" w:eastAsia="Noto Sans Symbols" w:hAnsi="Noto Sans Symbols" w:cs="Noto Sans Symbols"/>
+        <w:rFonts w:ascii="Noto Sans Symbols" w:hAnsi="Noto Sans Symbols" w:eastAsia="Noto Sans Symbols" w:cs="Noto Sans Symbols"/>
       </w:rPr>
     </w:lvl>
     <w:lvl w:ilvl="6">
@@ -8042,7 +8046,7 @@
         <w:ind w:left="5040" w:hanging="360"/>
       </w:pPr>
       <w:rPr>
-        <w:rFonts w:ascii="Noto Sans Symbols" w:eastAsia="Noto Sans Symbols" w:hAnsi="Noto Sans Symbols" w:cs="Noto Sans Symbols"/>
+        <w:rFonts w:ascii="Noto Sans Symbols" w:hAnsi="Noto Sans Symbols" w:eastAsia="Noto Sans Symbols" w:cs="Noto Sans Symbols"/>
       </w:rPr>
     </w:lvl>
     <w:lvl w:ilvl="7">
@@ -8054,7 +8058,7 @@
         <w:ind w:left="5760" w:hanging="360"/>
       </w:pPr>
       <w:rPr>
-        <w:rFonts w:ascii="Courier New" w:eastAsia="Courier New" w:hAnsi="Courier New" w:cs="Courier New"/>
+        <w:rFonts w:ascii="Courier New" w:hAnsi="Courier New" w:eastAsia="Courier New" w:cs="Courier New"/>
       </w:rPr>
     </w:lvl>
     <w:lvl w:ilvl="8">
@@ -8066,7 +8070,7 @@
         <w:ind w:left="6480" w:hanging="360"/>
       </w:pPr>
       <w:rPr>
-        <w:rFonts w:ascii="Noto Sans Symbols" w:eastAsia="Noto Sans Symbols" w:hAnsi="Noto Sans Symbols" w:cs="Noto Sans Symbols"/>
+        <w:rFonts w:ascii="Noto Sans Symbols" w:hAnsi="Noto Sans Symbols" w:eastAsia="Noto Sans Symbols" w:cs="Noto Sans Symbols"/>
       </w:rPr>
     </w:lvl>
   </w:abstractNum>
@@ -8089,7 +8093,7 @@
   <w:docDefaults>
     <w:rPrDefault>
       <w:rPr>
-        <w:rFonts w:ascii="Arial" w:eastAsia="Arial" w:hAnsi="Arial" w:cs="Arial"/>
+        <w:rFonts w:ascii="Arial" w:hAnsi="Arial" w:eastAsia="Arial" w:cs="Arial"/>
         <w:sz w:val="22"/>
         <w:szCs w:val="22"/>
         <w:lang w:val="es-CO" w:eastAsia="es-MX" w:bidi="ar-SA"/>
@@ -8104,14 +8108,14 @@
   <w:latentStyles w:defLockedState="0" w:defUIPriority="99" w:defSemiHidden="0" w:defUnhideWhenUsed="0" w:defQFormat="0" w:count="376">
     <w:lsdException w:name="Normal" w:uiPriority="0" w:qFormat="1"/>
     <w:lsdException w:name="heading 1" w:uiPriority="9" w:qFormat="1"/>
-    <w:lsdException w:name="heading 2" w:semiHidden="1" w:uiPriority="9" w:unhideWhenUsed="1" w:qFormat="1"/>
-    <w:lsdException w:name="heading 3" w:semiHidden="1" w:uiPriority="9" w:unhideWhenUsed="1" w:qFormat="1"/>
-    <w:lsdException w:name="heading 4" w:semiHidden="1" w:uiPriority="9" w:unhideWhenUsed="1" w:qFormat="1"/>
-    <w:lsdException w:name="heading 5" w:semiHidden="1" w:uiPriority="9" w:unhideWhenUsed="1" w:qFormat="1"/>
-    <w:lsdException w:name="heading 6" w:semiHidden="1" w:uiPriority="9" w:unhideWhenUsed="1" w:qFormat="1"/>
-    <w:lsdException w:name="heading 7" w:semiHidden="1" w:uiPriority="9" w:unhideWhenUsed="1" w:qFormat="1"/>
-    <w:lsdException w:name="heading 8" w:semiHidden="1" w:uiPriority="9" w:unhideWhenUsed="1" w:qFormat="1"/>
-    <w:lsdException w:name="heading 9" w:semiHidden="1" w:uiPriority="9" w:unhideWhenUsed="1" w:qFormat="1"/>
+    <w:lsdException w:name="heading 2" w:uiPriority="9" w:semiHidden="1" w:unhideWhenUsed="1" w:qFormat="1"/>
+    <w:lsdException w:name="heading 3" w:uiPriority="9" w:semiHidden="1" w:unhideWhenUsed="1" w:qFormat="1"/>
+    <w:lsdException w:name="heading 4" w:uiPriority="9" w:semiHidden="1" w:unhideWhenUsed="1" w:qFormat="1"/>
+    <w:lsdException w:name="heading 5" w:uiPriority="9" w:semiHidden="1" w:unhideWhenUsed="1" w:qFormat="1"/>
+    <w:lsdException w:name="heading 6" w:uiPriority="9" w:semiHidden="1" w:unhideWhenUsed="1" w:qFormat="1"/>
+    <w:lsdException w:name="heading 7" w:uiPriority="9" w:semiHidden="1" w:unhideWhenUsed="1" w:qFormat="1"/>
+    <w:lsdException w:name="heading 8" w:uiPriority="9" w:semiHidden="1" w:unhideWhenUsed="1" w:qFormat="1"/>
+    <w:lsdException w:name="heading 9" w:uiPriority="9" w:semiHidden="1" w:unhideWhenUsed="1" w:qFormat="1"/>
     <w:lsdException w:name="index 1" w:semiHidden="1" w:unhideWhenUsed="1"/>
     <w:lsdException w:name="index 2" w:semiHidden="1" w:unhideWhenUsed="1"/>
     <w:lsdException w:name="index 3" w:semiHidden="1" w:unhideWhenUsed="1"/>
@@ -8121,22 +8125,22 @@
     <w:lsdException w:name="index 7" w:semiHidden="1" w:unhideWhenUsed="1"/>
     <w:lsdException w:name="index 8" w:semiHidden="1" w:unhideWhenUsed="1"/>
     <w:lsdException w:name="index 9" w:semiHidden="1" w:unhideWhenUsed="1"/>
-    <w:lsdException w:name="toc 1" w:semiHidden="1" w:uiPriority="39" w:unhideWhenUsed="1"/>
-    <w:lsdException w:name="toc 2" w:semiHidden="1" w:uiPriority="39" w:unhideWhenUsed="1"/>
-    <w:lsdException w:name="toc 3" w:semiHidden="1" w:uiPriority="39" w:unhideWhenUsed="1"/>
-    <w:lsdException w:name="toc 4" w:semiHidden="1" w:uiPriority="39" w:unhideWhenUsed="1"/>
-    <w:lsdException w:name="toc 5" w:semiHidden="1" w:uiPriority="39" w:unhideWhenUsed="1"/>
-    <w:lsdException w:name="toc 6" w:semiHidden="1" w:uiPriority="39" w:unhideWhenUsed="1"/>
-    <w:lsdException w:name="toc 7" w:semiHidden="1" w:uiPriority="39" w:unhideWhenUsed="1"/>
-    <w:lsdException w:name="toc 8" w:semiHidden="1" w:uiPriority="39" w:unhideWhenUsed="1"/>
-    <w:lsdException w:name="toc 9" w:semiHidden="1" w:uiPriority="39" w:unhideWhenUsed="1"/>
+    <w:lsdException w:name="toc 1" w:uiPriority="39" w:semiHidden="1" w:unhideWhenUsed="1"/>
+    <w:lsdException w:name="toc 2" w:uiPriority="39" w:semiHidden="1" w:unhideWhenUsed="1"/>
+    <w:lsdException w:name="toc 3" w:uiPriority="39" w:semiHidden="1" w:unhideWhenUsed="1"/>
+    <w:lsdException w:name="toc 4" w:uiPriority="39" w:semiHidden="1" w:unhideWhenUsed="1"/>
+    <w:lsdException w:name="toc 5" w:uiPriority="39" w:semiHidden="1" w:unhideWhenUsed="1"/>
+    <w:lsdException w:name="toc 6" w:uiPriority="39" w:semiHidden="1" w:unhideWhenUsed="1"/>
+    <w:lsdException w:name="toc 7" w:uiPriority="39" w:semiHidden="1" w:unhideWhenUsed="1"/>
+    <w:lsdException w:name="toc 8" w:uiPriority="39" w:semiHidden="1" w:unhideWhenUsed="1"/>
+    <w:lsdException w:name="toc 9" w:uiPriority="39" w:semiHidden="1" w:unhideWhenUsed="1"/>
     <w:lsdException w:name="Normal Indent" w:semiHidden="1" w:unhideWhenUsed="1"/>
     <w:lsdException w:name="footnote text" w:semiHidden="1" w:unhideWhenUsed="1"/>
     <w:lsdException w:name="annotation text" w:semiHidden="1" w:unhideWhenUsed="1"/>
     <w:lsdException w:name="header" w:semiHidden="1" w:unhideWhenUsed="1"/>
     <w:lsdException w:name="footer" w:semiHidden="1" w:unhideWhenUsed="1"/>
     <w:lsdException w:name="index heading" w:semiHidden="1" w:unhideWhenUsed="1"/>
-    <w:lsdException w:name="caption" w:semiHidden="1" w:uiPriority="35" w:unhideWhenUsed="1" w:qFormat="1"/>
+    <w:lsdException w:name="caption" w:uiPriority="35" w:semiHidden="1" w:unhideWhenUsed="1" w:qFormat="1"/>
     <w:lsdException w:name="table of figures" w:semiHidden="1" w:unhideWhenUsed="1"/>
     <w:lsdException w:name="envelope address" w:semiHidden="1" w:unhideWhenUsed="1"/>
     <w:lsdException w:name="envelope return" w:semiHidden="1" w:unhideWhenUsed="1"/>
@@ -8167,7 +8171,7 @@
     <w:lsdException w:name="Title" w:uiPriority="10" w:qFormat="1"/>
     <w:lsdException w:name="Closing" w:semiHidden="1" w:unhideWhenUsed="1"/>
     <w:lsdException w:name="Signature" w:semiHidden="1" w:unhideWhenUsed="1"/>
-    <w:lsdException w:name="Default Paragraph Font" w:semiHidden="1" w:uiPriority="1" w:unhideWhenUsed="1"/>
+    <w:lsdException w:name="Default Paragraph Font" w:uiPriority="1" w:semiHidden="1" w:unhideWhenUsed="1"/>
     <w:lsdException w:name="Body Text" w:semiHidden="1" w:unhideWhenUsed="1"/>
     <w:lsdException w:name="Body Text Indent" w:semiHidden="1" w:unhideWhenUsed="1"/>
     <w:lsdException w:name="List Continue" w:semiHidden="1" w:unhideWhenUsed="1"/>
@@ -8367,8 +8371,8 @@
     <w:lsdException w:name="Subtle Reference" w:uiPriority="31" w:qFormat="1"/>
     <w:lsdException w:name="Intense Reference" w:uiPriority="32" w:qFormat="1"/>
     <w:lsdException w:name="Book Title" w:uiPriority="33" w:qFormat="1"/>
-    <w:lsdException w:name="Bibliography" w:semiHidden="1" w:uiPriority="37" w:unhideWhenUsed="1"/>
-    <w:lsdException w:name="TOC Heading" w:semiHidden="1" w:uiPriority="39" w:unhideWhenUsed="1" w:qFormat="1"/>
+    <w:lsdException w:name="Bibliography" w:uiPriority="37" w:semiHidden="1" w:unhideWhenUsed="1"/>
+    <w:lsdException w:name="TOC Heading" w:uiPriority="39" w:semiHidden="1" w:unhideWhenUsed="1" w:qFormat="1"/>
     <w:lsdException w:name="Plain Table 1" w:uiPriority="41"/>
     <w:lsdException w:name="Plain Table 2" w:uiPriority="42"/>
     <w:lsdException w:name="Plain Table 3" w:uiPriority="43"/>
@@ -8479,7 +8483,7 @@
     <w:lsdException w:name="Unresolved Mention" w:semiHidden="1" w:unhideWhenUsed="1"/>
     <w:lsdException w:name="Smart Link" w:semiHidden="1" w:unhideWhenUsed="1"/>
   </w:latentStyles>
-  <w:style w:type="paragraph" w:default="1" w:styleId="Normal">
+  <w:style w:type="paragraph" w:styleId="Normal" w:default="1">
     <w:name w:val="Normal"/>
     <w:qFormat/>
   </w:style>
@@ -8597,13 +8601,13 @@
       <w:color w:val="666666"/>
     </w:rPr>
   </w:style>
-  <w:style w:type="character" w:default="1" w:styleId="Fuentedeprrafopredeter">
+  <w:style w:type="character" w:styleId="Fuentedeprrafopredeter" w:default="1">
     <w:name w:val="Default Paragraph Font"/>
     <w:uiPriority w:val="1"/>
     <w:semiHidden/>
     <w:unhideWhenUsed/>
   </w:style>
-  <w:style w:type="table" w:default="1" w:styleId="Tablanormal">
+  <w:style w:type="table" w:styleId="Tablanormal" w:default="1">
     <w:name w:val="Normal Table"/>
     <w:uiPriority w:val="99"/>
     <w:semiHidden/>
@@ -8618,13 +8622,13 @@
       </w:tblCellMar>
     </w:tblPr>
   </w:style>
-  <w:style w:type="numbering" w:default="1" w:styleId="Sinlista">
+  <w:style w:type="numbering" w:styleId="Sinlista" w:default="1">
     <w:name w:val="No List"/>
     <w:uiPriority w:val="99"/>
     <w:semiHidden/>
     <w:unhideWhenUsed/>
   </w:style>
-  <w:style w:type="table" w:customStyle="1" w:styleId="TableNormal">
+  <w:style w:type="table" w:styleId="TableNormal" w:customStyle="1">
     <w:name w:val="TableNormal"/>
     <w:tblPr>
       <w:tblCellMar>
@@ -8668,7 +8672,7 @@
       <w:szCs w:val="30"/>
     </w:rPr>
   </w:style>
-  <w:style w:type="table" w:customStyle="1" w:styleId="a">
+  <w:style w:type="table" w:styleId="a" w:customStyle="1">
     <w:basedOn w:val="TableNormal"/>
     <w:pPr>
       <w:spacing w:line="240" w:lineRule="auto"/>
@@ -8694,7 +8698,7 @@
       <w:tblPr/>
       <w:tcPr>
         <w:tcBorders>
-          <w:bottom w:val="single" w:sz="12" w:space="0" w:color="F4B083"/>
+          <w:bottom w:val="single" w:color="F4B083" w:sz="12" w:space="0"/>
         </w:tcBorders>
       </w:tcPr>
     </w:tblStylePr>
@@ -8706,7 +8710,7 @@
       <w:tblPr/>
       <w:tcPr>
         <w:tcBorders>
-          <w:top w:val="single" w:sz="4" w:space="0" w:color="F4B083"/>
+          <w:top w:val="single" w:color="F4B083" w:sz="4" w:space="0"/>
         </w:tcBorders>
       </w:tcPr>
     </w:tblStylePr>
@@ -8735,7 +8739,7 @@
       </w:tcPr>
     </w:tblStylePr>
   </w:style>
-  <w:style w:type="table" w:customStyle="1" w:styleId="a0">
+  <w:style w:type="table" w:styleId="a0" w:customStyle="1">
     <w:basedOn w:val="TableNormal"/>
     <w:tblPr>
       <w:tblStyleRowBandSize w:val="1"/>
@@ -8748,7 +8752,7 @@
       </w:tblCellMar>
     </w:tblPr>
   </w:style>
-  <w:style w:type="table" w:customStyle="1" w:styleId="a1">
+  <w:style w:type="table" w:styleId="a1" w:customStyle="1">
     <w:basedOn w:val="TableNormal"/>
     <w:pPr>
       <w:spacing w:line="240" w:lineRule="auto"/>
@@ -8774,7 +8778,7 @@
       <w:tblPr/>
       <w:tcPr>
         <w:tcBorders>
-          <w:bottom w:val="single" w:sz="12" w:space="0" w:color="F4B083"/>
+          <w:bottom w:val="single" w:color="F4B083" w:sz="12" w:space="0"/>
         </w:tcBorders>
       </w:tcPr>
     </w:tblStylePr>
@@ -8786,7 +8790,7 @@
       <w:tblPr/>
       <w:tcPr>
         <w:tcBorders>
-          <w:top w:val="single" w:sz="4" w:space="0" w:color="F4B083"/>
+          <w:top w:val="single" w:color="F4B083" w:sz="4" w:space="0"/>
         </w:tcBorders>
       </w:tcPr>
     </w:tblStylePr>
@@ -8815,7 +8819,7 @@
       </w:tcPr>
     </w:tblStylePr>
   </w:style>
-  <w:style w:type="table" w:customStyle="1" w:styleId="a2">
+  <w:style w:type="table" w:styleId="a2" w:customStyle="1">
     <w:basedOn w:val="TableNormal"/>
     <w:tblPr>
       <w:tblStyleRowBandSize w:val="1"/>
@@ -8850,7 +8854,7 @@
       <w:szCs w:val="20"/>
     </w:rPr>
   </w:style>
-  <w:style w:type="character" w:customStyle="1" w:styleId="TextocomentarioCar">
+  <w:style w:type="character" w:styleId="TextocomentarioCar" w:customStyle="1">
     <w:name w:val="Texto comentario Car"/>
     <w:basedOn w:val="Fuentedeprrafopredeter"/>
     <w:link w:val="Textocomentario"/>
@@ -8876,7 +8880,7 @@
       <w:bCs/>
     </w:rPr>
   </w:style>
-  <w:style w:type="character" w:customStyle="1" w:styleId="AsuntodelcomentarioCar">
+  <w:style w:type="character" w:styleId="AsuntodelcomentarioCar" w:customStyle="1">
     <w:name w:val="Asunto del comentario Car"/>
     <w:basedOn w:val="TextocomentarioCar"/>
     <w:link w:val="Asuntodelcomentario"/>
@@ -9214,8 +9218,28 @@
 </file>
 
 <file path=customXml/item1.xml><?xml version="1.0" encoding="utf-8"?>
-<ct:contentTypeSchema xmlns:ct="http://schemas.microsoft.com/office/2006/metadata/contentType" xmlns:ma="http://schemas.microsoft.com/office/2006/metadata/properties/metaAttributes" ct:_="" ma:_="" ma:contentTypeName="Documento" ma:contentTypeID="0x0101006A81D6BD42E8DF4C91013959704817E1" ma:contentTypeVersion="14" ma:contentTypeDescription="Crear nuevo documento." ma:contentTypeScope="" ma:versionID="cd14e03e9fc6eb087109c39a3de1a2a7">
-  <xsd:schema xmlns:xsd="http://www.w3.org/2001/XMLSchema" xmlns:xs="http://www.w3.org/2001/XMLSchema" xmlns:p="http://schemas.microsoft.com/office/2006/metadata/properties" xmlns:ns2="13c90a0b-73bc-4dc0-be5f-28d77b615beb" xmlns:ns3="13c93bba-48ce-428c-bfe5-88b42c19b028" targetNamespace="http://schemas.microsoft.com/office/2006/metadata/properties" ma:root="true" ma:fieldsID="247ff0312e87511bd2ce05ea47f33022" ns2:_="" ns3:_="">
+<p:properties xmlns:p="http://schemas.microsoft.com/office/2006/metadata/properties" xmlns:xsi="http://www.w3.org/2001/XMLSchema-instance" xmlns:pc="http://schemas.microsoft.com/office/infopath/2007/PartnerControls">
+  <documentManagement>
+    <TaxCatchAll xmlns="13c90a0b-73bc-4dc0-be5f-28d77b615beb" xsi:nil="true"/>
+    <lcf76f155ced4ddcb4097134ff3c332f xmlns="13c93bba-48ce-428c-bfe5-88b42c19b028">
+      <Terms xmlns="http://schemas.microsoft.com/office/infopath/2007/PartnerControls"/>
+    </lcf76f155ced4ddcb4097134ff3c332f>
+  </documentManagement>
+</p:properties>
+</file>
+
+<file path=customXml/item2.xml><?xml version="1.0" encoding="utf-8"?>
+<?mso-contentType ?>
+<FormTemplates xmlns="http://schemas.microsoft.com/sharepoint/v3/contenttype/forms">
+  <Display>DocumentLibraryForm</Display>
+  <Edit>DocumentLibraryForm</Edit>
+  <New>DocumentLibraryForm</New>
+</FormTemplates>
+</file>
+
+<file path=customXml/item3.xml><?xml version="1.0" encoding="utf-8"?>
+<ct:contentTypeSchema xmlns:ct="http://schemas.microsoft.com/office/2006/metadata/contentType" xmlns:ma="http://schemas.microsoft.com/office/2006/metadata/properties/metaAttributes" ct:_="" ma:_="" ma:contentTypeName="Documento" ma:contentTypeID="0x0101006A81D6BD42E8DF4C91013959704817E1" ma:contentTypeVersion="15" ma:contentTypeDescription="Crear nuevo documento." ma:contentTypeScope="" ma:versionID="bf4f72ffd194f0963ff564daca6869f7">
+  <xsd:schema xmlns:xsd="http://www.w3.org/2001/XMLSchema" xmlns:xs="http://www.w3.org/2001/XMLSchema" xmlns:p="http://schemas.microsoft.com/office/2006/metadata/properties" xmlns:ns2="13c90a0b-73bc-4dc0-be5f-28d77b615beb" xmlns:ns3="13c93bba-48ce-428c-bfe5-88b42c19b028" targetNamespace="http://schemas.microsoft.com/office/2006/metadata/properties" ma:root="true" ma:fieldsID="8718d6f4873a5b1392a45044efa78385" ns2:_="" ns3:_="">
     <xsd:import namespace="13c90a0b-73bc-4dc0-be5f-28d77b615beb"/>
     <xsd:import namespace="13c93bba-48ce-428c-bfe5-88b42c19b028"/>
     <xsd:element name="properties">
@@ -9237,6 +9261,7 @@
                 <xsd:element ref="ns3:lcf76f155ced4ddcb4097134ff3c332f" minOccurs="0"/>
                 <xsd:element ref="ns2:TaxCatchAll" minOccurs="0"/>
                 <xsd:element ref="ns3:MediaServiceOCR" minOccurs="0"/>
+                <xsd:element ref="ns3:MediaServiceLocation" minOccurs="0"/>
               </xsd:all>
             </xsd:complexType>
           </xsd:element>
@@ -9342,6 +9367,11 @@
         </xsd:restriction>
       </xsd:simpleType>
     </xsd:element>
+    <xsd:element name="MediaServiceLocation" ma:index="22" nillable="true" ma:displayName="Location" ma:description="" ma:indexed="true" ma:internalName="MediaServiceLocation" ma:readOnly="true">
+      <xsd:simpleType>
+        <xsd:restriction base="dms:Text"/>
+      </xsd:simpleType>
+    </xsd:element>
   </xsd:schema>
   <xsd:schema xmlns="http://schemas.openxmlformats.org/package/2006/metadata/core-properties" xmlns:xsd="http://www.w3.org/2001/XMLSchema" xmlns:xsi="http://www.w3.org/2001/XMLSchema-instance" xmlns:dc="http://purl.org/dc/elements/1.1/" xmlns:dcterms="http://purl.org/dc/terms/" xmlns:odoc="http://schemas.microsoft.com/internal/obd" targetNamespace="http://schemas.openxmlformats.org/package/2006/metadata/core-properties" elementFormDefault="qualified" attributeFormDefault="unqualified" blockDefault="#all">
     <xsd:import namespace="http://purl.org/dc/elements/1.1/" schemaLocation="http://dublincore.org/schemas/xmls/qdc/2003/04/02/dc.xsd"/>
@@ -9442,34 +9472,40 @@
 </ct:contentTypeSchema>
 </file>
 
-<file path=customXml/item2.xml><?xml version="1.0" encoding="utf-8"?>
-<?mso-contentType ?>
-<FormTemplates xmlns="http://schemas.microsoft.com/sharepoint/v3/contenttype/forms">
-  <Display>DocumentLibraryForm</Display>
-  <Edit>DocumentLibraryForm</Edit>
-  <New>DocumentLibraryForm</New>
-</FormTemplates>
-</file>
-
-<file path=customXml/item3.xml><?xml version="1.0" encoding="utf-8"?>
-<p:properties xmlns:p="http://schemas.microsoft.com/office/2006/metadata/properties" xmlns:xsi="http://www.w3.org/2001/XMLSchema-instance" xmlns:pc="http://schemas.microsoft.com/office/infopath/2007/PartnerControls">
-  <documentManagement>
-    <TaxCatchAll xmlns="13c90a0b-73bc-4dc0-be5f-28d77b615beb" xsi:nil="true"/>
-    <lcf76f155ced4ddcb4097134ff3c332f xmlns="13c93bba-48ce-428c-bfe5-88b42c19b028">
-      <Terms xmlns="http://schemas.microsoft.com/office/infopath/2007/PartnerControls"/>
-    </lcf76f155ced4ddcb4097134ff3c332f>
-  </documentManagement>
-</p:properties>
-</file>
-
 <file path=customXml/itemProps1.xml><?xml version="1.0" encoding="utf-8"?>
-<ds:datastoreItem xmlns:ds="http://schemas.openxmlformats.org/officeDocument/2006/customXml" ds:itemID="{F1F303B9-724D-4DC2-B0BB-A946342152CC}"/>
+<ds:datastoreItem xmlns:ds="http://schemas.openxmlformats.org/officeDocument/2006/customXml" ds:itemID="{B68E131F-DEBC-4C40-870C-DCE0E91E9835}">
+  <ds:schemaRefs>
+    <ds:schemaRef ds:uri="http://schemas.microsoft.com/office/2006/metadata/properties"/>
+    <ds:schemaRef ds:uri="http://schemas.microsoft.com/office/infopath/2007/PartnerControls"/>
+    <ds:schemaRef ds:uri="13c90a0b-73bc-4dc0-be5f-28d77b615beb"/>
+    <ds:schemaRef ds:uri="13c93bba-48ce-428c-bfe5-88b42c19b028"/>
+  </ds:schemaRefs>
+</ds:datastoreItem>
 </file>
 
 <file path=customXml/itemProps2.xml><?xml version="1.0" encoding="utf-8"?>
-<ds:datastoreItem xmlns:ds="http://schemas.openxmlformats.org/officeDocument/2006/customXml" ds:itemID="{D81004FF-D52F-4455-A963-33505EF4F2E5}"/>
+<ds:datastoreItem xmlns:ds="http://schemas.openxmlformats.org/officeDocument/2006/customXml" ds:itemID="{D81004FF-D52F-4455-A963-33505EF4F2E5}">
+  <ds:schemaRefs>
+    <ds:schemaRef ds:uri="http://schemas.microsoft.com/sharepoint/v3/contenttype/forms"/>
+  </ds:schemaRefs>
+</ds:datastoreItem>
 </file>
 
 <file path=customXml/itemProps3.xml><?xml version="1.0" encoding="utf-8"?>
-<ds:datastoreItem xmlns:ds="http://schemas.openxmlformats.org/officeDocument/2006/customXml" ds:itemID="{B68E131F-DEBC-4C40-870C-DCE0E91E9835}"/>
+<ds:datastoreItem xmlns:ds="http://schemas.openxmlformats.org/officeDocument/2006/customXml" ds:itemID="{5852BD7F-CC36-4E07-AE48-8DE69A3249EC}">
+  <ds:schemaRefs>
+    <ds:schemaRef ds:uri="http://schemas.microsoft.com/office/2006/metadata/contentType"/>
+    <ds:schemaRef ds:uri="http://schemas.microsoft.com/office/2006/metadata/properties/metaAttributes"/>
+    <ds:schemaRef ds:uri="http://www.w3.org/2001/XMLSchema"/>
+    <ds:schemaRef ds:uri="http://schemas.microsoft.com/office/2006/metadata/properties"/>
+    <ds:schemaRef ds:uri="13c90a0b-73bc-4dc0-be5f-28d77b615beb"/>
+    <ds:schemaRef ds:uri="13c93bba-48ce-428c-bfe5-88b42c19b028"/>
+    <ds:schemaRef ds:uri="http://schemas.microsoft.com/office/2006/documentManagement/types"/>
+    <ds:schemaRef ds:uri="http://schemas.microsoft.com/office/infopath/2007/PartnerControls"/>
+    <ds:schemaRef ds:uri="http://schemas.openxmlformats.org/package/2006/metadata/core-properties"/>
+    <ds:schemaRef ds:uri="http://purl.org/dc/elements/1.1/"/>
+    <ds:schemaRef ds:uri="http://purl.org/dc/terms/"/>
+    <ds:schemaRef ds:uri="http://schemas.microsoft.com/internal/obd"/>
+  </ds:schemaRefs>
+</ds:datastoreItem>
 </file>